--- a/public/OK금융그룹_2026-2027년_스마트러닝_위탁운영_제안요청서.docx
+++ b/public/OK금융그룹_2026-2027년_스마트러닝_위탁운영_제안요청서.docx
@@ -682,7 +682,7 @@
         <w:snapToGrid w:val="0"/>
         <w:spacing w:after="0" w:line="240" w:lineRule="auto"/>
         <w:rPr>
-          <w:rFonts w:asciiTheme="majorHAnsi" w:eastAsiaTheme="majorHAnsi" w:hAnsiTheme="majorHAnsi" w:cs="굴림"/>
+          <w:rFonts w:ascii="MS Gothic" w:hAnsi="MS Gothic" w:cs="MS Gothic"/>
           <w:bCs/>
           <w:color w:val="000000"/>
           <w:kern w:val="0"/>
@@ -704,27 +704,54 @@
     </w:p>
     <w:p>
       <w:pPr>
-        <w:pStyle w:val="a4"/>
         <w:widowControl/>
-        <w:numPr>
-          <w:ilvl w:val="0"/>
-          <w:numId w:val="4"/>
-        </w:numPr>
         <w:wordWrap/>
         <w:autoSpaceDE/>
         <w:autoSpaceDN/>
         <w:snapToGrid w:val="0"/>
         <w:spacing w:after="0" w:line="240" w:lineRule="auto"/>
-        <w:ind w:leftChars="0"/>
-        <w:rPr>
-          <w:rFonts w:asciiTheme="majorHAnsi" w:eastAsiaTheme="majorHAnsi" w:hAnsiTheme="majorHAnsi" w:cs="굴림"/>
-          <w:bCs/>
-          <w:color w:val="000000"/>
-          <w:kern w:val="0"/>
-          <w:sz w:val="22"/>
-          <w:szCs w:val="32"/>
-        </w:rPr>
-      </w:pPr>
+        <w:rPr>
+          <w:rFonts w:ascii="MS Gothic" w:hAnsi="MS Gothic" w:cs="MS Gothic"/>
+          <w:bCs/>
+          <w:color w:val="000000"/>
+          <w:kern w:val="0"/>
+          <w:sz w:val="22"/>
+          <w:szCs w:val="32"/>
+        </w:rPr>
+      </w:pPr>
+      <w:r>
+        <w:rPr>
+          <w:rFonts w:ascii="MS Gothic" w:hAnsi="MS Gothic" w:cs="MS Gothic" w:hint="eastAsia"/>
+          <w:bCs/>
+          <w:color w:val="000000"/>
+          <w:kern w:val="0"/>
+          <w:sz w:val="22"/>
+          <w:szCs w:val="32"/>
+        </w:rPr>
+        <w:t xml:space="preserve"> </w:t>
+      </w:r>
+      <w:r>
+        <w:rPr>
+          <w:rFonts w:ascii="MS Gothic" w:eastAsia="MS Gothic" w:hAnsi="MS Gothic" w:cs="MS Gothic" w:hint="eastAsia"/>
+          <w:bCs/>
+          <w:color w:val="000000"/>
+          <w:kern w:val="0"/>
+          <w:sz w:val="22"/>
+          <w:szCs w:val="32"/>
+        </w:rPr>
+        <w:t>❍</w:t>
+      </w:r>
+      <w:r>
+        <w:rPr>
+          <w:rFonts w:ascii="MS Gothic" w:hAnsi="MS Gothic" w:cs="MS Gothic" w:hint="eastAsia"/>
+          <w:bCs/>
+          <w:color w:val="000000"/>
+          <w:kern w:val="0"/>
+          <w:sz w:val="22"/>
+          <w:szCs w:val="32"/>
+        </w:rPr>
+        <w:t xml:space="preserve"> </w:t>
+      </w:r>
       <w:r>
         <w:rPr>
           <w:rFonts w:asciiTheme="majorHAnsi" w:eastAsiaTheme="majorHAnsi" w:hAnsiTheme="majorHAnsi" w:cs="굴림" w:hint="eastAsia"/>
@@ -739,27 +766,54 @@
     </w:p>
     <w:p>
       <w:pPr>
-        <w:pStyle w:val="a4"/>
         <w:widowControl/>
-        <w:numPr>
-          <w:ilvl w:val="0"/>
-          <w:numId w:val="4"/>
-        </w:numPr>
         <w:wordWrap/>
         <w:autoSpaceDE/>
         <w:autoSpaceDN/>
         <w:snapToGrid w:val="0"/>
         <w:spacing w:after="0" w:line="240" w:lineRule="auto"/>
-        <w:ind w:leftChars="0"/>
-        <w:rPr>
-          <w:rFonts w:asciiTheme="majorHAnsi" w:eastAsiaTheme="majorHAnsi" w:hAnsiTheme="majorHAnsi" w:cs="굴림"/>
-          <w:bCs/>
-          <w:color w:val="000000"/>
-          <w:kern w:val="0"/>
-          <w:sz w:val="22"/>
-          <w:szCs w:val="32"/>
-        </w:rPr>
-      </w:pPr>
+        <w:rPr>
+          <w:rFonts w:asciiTheme="majorHAnsi" w:eastAsiaTheme="majorHAnsi" w:hAnsiTheme="majorHAnsi" w:cs="굴림"/>
+          <w:bCs/>
+          <w:color w:val="000000"/>
+          <w:kern w:val="0"/>
+          <w:sz w:val="22"/>
+          <w:szCs w:val="32"/>
+        </w:rPr>
+      </w:pPr>
+      <w:r>
+        <w:rPr>
+          <w:rFonts w:ascii="MS Gothic" w:eastAsia="MS Gothic" w:hAnsi="MS Gothic" w:cs="MS Gothic"/>
+          <w:bCs/>
+          <w:color w:val="000000"/>
+          <w:kern w:val="0"/>
+          <w:sz w:val="22"/>
+          <w:szCs w:val="32"/>
+        </w:rPr>
+        <w:t xml:space="preserve"> </w:t>
+      </w:r>
+      <w:r>
+        <w:rPr>
+          <w:rFonts w:ascii="MS Gothic" w:eastAsia="MS Gothic" w:hAnsi="MS Gothic" w:cs="MS Gothic" w:hint="eastAsia"/>
+          <w:bCs/>
+          <w:color w:val="000000"/>
+          <w:kern w:val="0"/>
+          <w:sz w:val="22"/>
+          <w:szCs w:val="32"/>
+        </w:rPr>
+        <w:t>❍</w:t>
+      </w:r>
+      <w:r>
+        <w:rPr>
+          <w:rFonts w:ascii="MS Gothic" w:hAnsi="MS Gothic" w:cs="MS Gothic" w:hint="eastAsia"/>
+          <w:bCs/>
+          <w:color w:val="000000"/>
+          <w:kern w:val="0"/>
+          <w:sz w:val="22"/>
+          <w:szCs w:val="32"/>
+        </w:rPr>
+        <w:t xml:space="preserve"> </w:t>
+      </w:r>
       <w:r>
         <w:rPr>
           <w:rFonts w:asciiTheme="majorHAnsi" w:eastAsiaTheme="majorHAnsi" w:hAnsiTheme="majorHAnsi" w:cs="굴림" w:hint="eastAsia"/>
@@ -796,27 +850,54 @@
     </w:p>
     <w:p>
       <w:pPr>
-        <w:pStyle w:val="a4"/>
         <w:widowControl/>
-        <w:numPr>
-          <w:ilvl w:val="0"/>
-          <w:numId w:val="4"/>
-        </w:numPr>
         <w:wordWrap/>
         <w:autoSpaceDE/>
         <w:autoSpaceDN/>
         <w:snapToGrid w:val="0"/>
         <w:spacing w:after="0" w:line="240" w:lineRule="auto"/>
-        <w:ind w:leftChars="0"/>
-        <w:rPr>
-          <w:rFonts w:asciiTheme="majorHAnsi" w:eastAsiaTheme="majorHAnsi" w:hAnsiTheme="majorHAnsi" w:cs="굴림"/>
-          <w:bCs/>
-          <w:color w:val="000000"/>
-          <w:kern w:val="0"/>
-          <w:sz w:val="22"/>
-          <w:szCs w:val="32"/>
-        </w:rPr>
-      </w:pPr>
+        <w:rPr>
+          <w:rFonts w:asciiTheme="majorHAnsi" w:eastAsiaTheme="majorHAnsi" w:hAnsiTheme="majorHAnsi" w:cs="굴림"/>
+          <w:bCs/>
+          <w:color w:val="000000"/>
+          <w:kern w:val="0"/>
+          <w:sz w:val="22"/>
+          <w:szCs w:val="32"/>
+        </w:rPr>
+      </w:pPr>
+      <w:r>
+        <w:rPr>
+          <w:rFonts w:ascii="MS Gothic" w:hAnsi="MS Gothic" w:cs="MS Gothic" w:hint="eastAsia"/>
+          <w:bCs/>
+          <w:color w:val="000000"/>
+          <w:kern w:val="0"/>
+          <w:sz w:val="22"/>
+          <w:szCs w:val="32"/>
+        </w:rPr>
+        <w:t xml:space="preserve"> </w:t>
+      </w:r>
+      <w:r>
+        <w:rPr>
+          <w:rFonts w:ascii="MS Gothic" w:eastAsia="MS Gothic" w:hAnsi="MS Gothic" w:cs="MS Gothic" w:hint="eastAsia"/>
+          <w:bCs/>
+          <w:color w:val="000000"/>
+          <w:kern w:val="0"/>
+          <w:sz w:val="22"/>
+          <w:szCs w:val="32"/>
+        </w:rPr>
+        <w:t>❍</w:t>
+      </w:r>
+      <w:r>
+        <w:rPr>
+          <w:rFonts w:ascii="MS Gothic" w:hAnsi="MS Gothic" w:cs="MS Gothic" w:hint="eastAsia"/>
+          <w:bCs/>
+          <w:color w:val="000000"/>
+          <w:kern w:val="0"/>
+          <w:sz w:val="22"/>
+          <w:szCs w:val="32"/>
+        </w:rPr>
+        <w:t xml:space="preserve"> </w:t>
+      </w:r>
       <w:r>
         <w:rPr>
           <w:rFonts w:asciiTheme="majorHAnsi" w:eastAsiaTheme="majorHAnsi" w:hAnsiTheme="majorHAnsi" w:cs="굴림" w:hint="eastAsia"/>
@@ -875,27 +956,54 @@
     </w:p>
     <w:p>
       <w:pPr>
-        <w:pStyle w:val="a4"/>
         <w:widowControl/>
-        <w:numPr>
-          <w:ilvl w:val="0"/>
-          <w:numId w:val="4"/>
-        </w:numPr>
         <w:wordWrap/>
         <w:autoSpaceDE/>
         <w:autoSpaceDN/>
         <w:snapToGrid w:val="0"/>
         <w:spacing w:after="0" w:line="240" w:lineRule="auto"/>
-        <w:ind w:leftChars="0"/>
-        <w:rPr>
-          <w:rFonts w:asciiTheme="majorHAnsi" w:eastAsiaTheme="majorHAnsi" w:hAnsiTheme="majorHAnsi" w:cs="굴림"/>
-          <w:bCs/>
-          <w:color w:val="000000"/>
-          <w:kern w:val="0"/>
-          <w:sz w:val="22"/>
-          <w:szCs w:val="32"/>
-        </w:rPr>
-      </w:pPr>
+        <w:rPr>
+          <w:rFonts w:ascii="MS Gothic" w:hAnsi="MS Gothic" w:cs="MS Gothic"/>
+          <w:bCs/>
+          <w:color w:val="000000"/>
+          <w:kern w:val="0"/>
+          <w:sz w:val="22"/>
+          <w:szCs w:val="32"/>
+        </w:rPr>
+      </w:pPr>
+      <w:r>
+        <w:rPr>
+          <w:rFonts w:ascii="MS Gothic" w:eastAsia="MS Gothic" w:hAnsi="MS Gothic" w:cs="MS Gothic"/>
+          <w:bCs/>
+          <w:color w:val="000000"/>
+          <w:kern w:val="0"/>
+          <w:sz w:val="22"/>
+          <w:szCs w:val="32"/>
+        </w:rPr>
+        <w:t xml:space="preserve"> </w:t>
+      </w:r>
+      <w:r>
+        <w:rPr>
+          <w:rFonts w:ascii="MS Gothic" w:eastAsia="MS Gothic" w:hAnsi="MS Gothic" w:cs="MS Gothic" w:hint="eastAsia"/>
+          <w:bCs/>
+          <w:color w:val="000000"/>
+          <w:kern w:val="0"/>
+          <w:sz w:val="22"/>
+          <w:szCs w:val="32"/>
+        </w:rPr>
+        <w:t>❍</w:t>
+      </w:r>
+      <w:r>
+        <w:rPr>
+          <w:rFonts w:ascii="MS Gothic" w:hAnsi="MS Gothic" w:cs="MS Gothic" w:hint="eastAsia"/>
+          <w:bCs/>
+          <w:color w:val="000000"/>
+          <w:kern w:val="0"/>
+          <w:sz w:val="22"/>
+          <w:szCs w:val="32"/>
+        </w:rPr>
+        <w:t xml:space="preserve"> </w:t>
+      </w:r>
       <w:r>
         <w:rPr>
           <w:rFonts w:asciiTheme="majorHAnsi" w:eastAsiaTheme="majorHAnsi" w:hAnsiTheme="majorHAnsi" w:cs="굴림" w:hint="eastAsia"/>
@@ -1413,8 +1521,8 @@
         <w:gridCol w:w="284"/>
         <w:gridCol w:w="141"/>
         <w:gridCol w:w="128"/>
-        <w:gridCol w:w="1290"/>
-        <w:gridCol w:w="7183"/>
+        <w:gridCol w:w="1715"/>
+        <w:gridCol w:w="6758"/>
         <w:gridCol w:w="200"/>
       </w:tblGrid>
       <w:tr>
@@ -1425,7 +1533,7 @@
         </w:trPr>
         <w:tc>
           <w:tcPr>
-            <w:tcW w:w="1559" w:type="dxa"/>
+            <w:tcW w:w="1984" w:type="dxa"/>
             <w:gridSpan w:val="3"/>
             <w:tcBorders>
               <w:top w:val="single" w:sz="4" w:space="0" w:color="787878"/>
@@ -1494,7 +1602,7 @@
         </w:tc>
         <w:tc>
           <w:tcPr>
-            <w:tcW w:w="7383" w:type="dxa"/>
+            <w:tcW w:w="6958" w:type="dxa"/>
             <w:gridSpan w:val="2"/>
             <w:tcBorders>
               <w:top w:val="single" w:sz="4" w:space="0" w:color="787878"/>
@@ -1570,7 +1678,7 @@
         </w:trPr>
         <w:tc>
           <w:tcPr>
-            <w:tcW w:w="1559" w:type="dxa"/>
+            <w:tcW w:w="1984" w:type="dxa"/>
             <w:gridSpan w:val="3"/>
             <w:tcBorders>
               <w:top w:val="double" w:sz="6" w:space="0" w:color="787878"/>
@@ -1616,7 +1724,7 @@
         </w:tc>
         <w:tc>
           <w:tcPr>
-            <w:tcW w:w="7383" w:type="dxa"/>
+            <w:tcW w:w="6958" w:type="dxa"/>
             <w:gridSpan w:val="2"/>
             <w:tcBorders>
               <w:top w:val="double" w:sz="6" w:space="0" w:color="787878"/>
@@ -1635,12 +1743,18 @@
           </w:tcPr>
           <w:p>
             <w:pPr>
+              <w:pStyle w:val="a4"/>
               <w:widowControl/>
+              <w:numPr>
+                <w:ilvl w:val="0"/>
+                <w:numId w:val="6"/>
+              </w:numPr>
               <w:wordWrap/>
               <w:autoSpaceDE/>
               <w:autoSpaceDN/>
               <w:snapToGrid w:val="0"/>
               <w:spacing w:after="0" w:line="240" w:lineRule="auto"/>
+              <w:ind w:leftChars="0"/>
               <w:rPr>
                 <w:rFonts w:asciiTheme="majorHAnsi" w:eastAsiaTheme="majorHAnsi" w:hAnsiTheme="majorHAnsi" w:cs="굴림"/>
                 <w:i/>
@@ -1657,7 +1771,7 @@
                 <w:kern w:val="0"/>
                 <w:szCs w:val="20"/>
               </w:rPr>
-              <w:t>- 법정필수교육 무상 지원 (성희롱 예방,</w:t>
+              <w:t>법정필수교육 무상 지원 (성희롱 예방,</w:t>
             </w:r>
             <w:r>
               <w:rPr>
@@ -1734,12 +1848,18 @@
           </w:p>
           <w:p>
             <w:pPr>
+              <w:pStyle w:val="a4"/>
               <w:widowControl/>
+              <w:numPr>
+                <w:ilvl w:val="0"/>
+                <w:numId w:val="6"/>
+              </w:numPr>
               <w:wordWrap/>
               <w:autoSpaceDE/>
               <w:autoSpaceDN/>
               <w:snapToGrid w:val="0"/>
               <w:spacing w:after="0" w:line="240" w:lineRule="auto"/>
+              <w:ind w:leftChars="0"/>
               <w:rPr>
                 <w:rFonts w:asciiTheme="majorHAnsi" w:eastAsiaTheme="majorHAnsi" w:hAnsiTheme="majorHAnsi" w:cs="굴림"/>
                 <w:color w:val="000000"/>
@@ -1754,7 +1874,7 @@
                 <w:kern w:val="0"/>
                 <w:szCs w:val="20"/>
               </w:rPr>
-              <w:t>- 경영/직무/리더십/자기계발/DT</w:t>
+              <w:t>경영/직무/리더십/자기계발/DT</w:t>
             </w:r>
             <w:r>
               <w:rPr>
@@ -1786,12 +1906,18 @@
           </w:p>
           <w:p>
             <w:pPr>
+              <w:pStyle w:val="a4"/>
               <w:widowControl/>
+              <w:numPr>
+                <w:ilvl w:val="0"/>
+                <w:numId w:val="6"/>
+              </w:numPr>
               <w:wordWrap/>
               <w:autoSpaceDE/>
               <w:autoSpaceDN/>
               <w:snapToGrid w:val="0"/>
               <w:spacing w:after="0" w:line="240" w:lineRule="auto"/>
+              <w:ind w:leftChars="0"/>
               <w:rPr>
                 <w:rFonts w:asciiTheme="majorHAnsi" w:eastAsiaTheme="majorHAnsi" w:hAnsiTheme="majorHAnsi" w:cs="굴림"/>
                 <w:color w:val="000000"/>
@@ -1806,7 +1932,7 @@
                 <w:kern w:val="0"/>
                 <w:szCs w:val="20"/>
               </w:rPr>
-              <w:t xml:space="preserve">- 생성형 AI, </w:t>
+              <w:t xml:space="preserve">생성형 AI, </w:t>
             </w:r>
             <w:r>
               <w:rPr>
@@ -1820,12 +1946,18 @@
           </w:p>
           <w:p>
             <w:pPr>
+              <w:pStyle w:val="a4"/>
               <w:widowControl/>
+              <w:numPr>
+                <w:ilvl w:val="0"/>
+                <w:numId w:val="6"/>
+              </w:numPr>
               <w:wordWrap/>
               <w:autoSpaceDE/>
               <w:autoSpaceDN/>
               <w:snapToGrid w:val="0"/>
               <w:spacing w:after="0" w:line="240" w:lineRule="auto"/>
+              <w:ind w:leftChars="0"/>
               <w:rPr>
                 <w:rFonts w:asciiTheme="majorHAnsi" w:eastAsiaTheme="majorHAnsi" w:hAnsiTheme="majorHAnsi" w:cs="굴림"/>
                 <w:color w:val="0000FF"/>
@@ -1840,7 +1972,7 @@
                 <w:kern w:val="0"/>
                 <w:szCs w:val="20"/>
               </w:rPr>
-              <w:t xml:space="preserve">- 금융윤리 관련 콘텐츠 </w:t>
+              <w:t xml:space="preserve">금융윤리 관련 콘텐츠 </w:t>
             </w:r>
             <w:r>
               <w:rPr>
@@ -1871,7 +2003,7 @@
         </w:trPr>
         <w:tc>
           <w:tcPr>
-            <w:tcW w:w="1559" w:type="dxa"/>
+            <w:tcW w:w="1984" w:type="dxa"/>
             <w:gridSpan w:val="3"/>
             <w:tcBorders>
               <w:top w:val="single" w:sz="4" w:space="0" w:color="787878"/>
@@ -1917,7 +2049,7 @@
         </w:tc>
         <w:tc>
           <w:tcPr>
-            <w:tcW w:w="7383" w:type="dxa"/>
+            <w:tcW w:w="6958" w:type="dxa"/>
             <w:gridSpan w:val="2"/>
             <w:tcBorders>
               <w:top w:val="single" w:sz="4" w:space="0" w:color="787878"/>
@@ -1936,12 +2068,18 @@
           </w:tcPr>
           <w:p>
             <w:pPr>
+              <w:pStyle w:val="a4"/>
               <w:widowControl/>
+              <w:numPr>
+                <w:ilvl w:val="0"/>
+                <w:numId w:val="5"/>
+              </w:numPr>
               <w:wordWrap/>
               <w:autoSpaceDE/>
               <w:autoSpaceDN/>
               <w:snapToGrid w:val="0"/>
               <w:spacing w:after="0" w:line="240" w:lineRule="auto"/>
+              <w:ind w:leftChars="0"/>
               <w:rPr>
                 <w:rFonts w:asciiTheme="majorHAnsi" w:eastAsiaTheme="majorHAnsi" w:hAnsiTheme="majorHAnsi" w:cs="굴림"/>
                 <w:color w:val="000000"/>
@@ -1956,7 +2094,7 @@
                 <w:kern w:val="0"/>
                 <w:szCs w:val="20"/>
               </w:rPr>
-              <w:t>- 학습자 사이트 제공 (교육과정 운영</w:t>
+              <w:t>학습자 사이트 제공 (교육과정 운영</w:t>
             </w:r>
             <w:r>
               <w:rPr>
@@ -1992,7 +2130,7 @@
                 <w:kern w:val="0"/>
                 <w:szCs w:val="20"/>
               </w:rPr>
-              <w:t xml:space="preserve">- 학습자 편의를 고려한 메뉴 구성 및 사이트 </w:t>
+              <w:t xml:space="preserve">학습자 편의를 고려한 메뉴 구성 및 사이트 </w:t>
             </w:r>
             <w:r>
               <w:rPr>
@@ -2015,12 +2153,18 @@
           </w:p>
           <w:p>
             <w:pPr>
+              <w:pStyle w:val="a4"/>
               <w:widowControl/>
+              <w:numPr>
+                <w:ilvl w:val="0"/>
+                <w:numId w:val="5"/>
+              </w:numPr>
               <w:wordWrap/>
               <w:autoSpaceDE/>
               <w:autoSpaceDN/>
               <w:snapToGrid w:val="0"/>
               <w:spacing w:after="0" w:line="240" w:lineRule="auto"/>
+              <w:ind w:leftChars="0"/>
               <w:rPr>
                 <w:rFonts w:asciiTheme="majorHAnsi" w:eastAsiaTheme="majorHAnsi" w:hAnsiTheme="majorHAnsi" w:cs="굴림"/>
                 <w:color w:val="000000"/>
@@ -2035,17 +2179,23 @@
                 <w:kern w:val="0"/>
                 <w:szCs w:val="20"/>
               </w:rPr>
-              <w:t>- 학습 로드맵 및 진척도 확인 인터페이스 구성</w:t>
+              <w:t>학습 로드맵 및 진척도 확인 인터페이스 구성</w:t>
             </w:r>
           </w:p>
           <w:p>
             <w:pPr>
+              <w:pStyle w:val="a4"/>
               <w:widowControl/>
+              <w:numPr>
+                <w:ilvl w:val="0"/>
+                <w:numId w:val="5"/>
+              </w:numPr>
               <w:wordWrap/>
               <w:autoSpaceDE/>
               <w:autoSpaceDN/>
               <w:snapToGrid w:val="0"/>
               <w:spacing w:after="0" w:line="240" w:lineRule="auto"/>
+              <w:ind w:leftChars="0"/>
               <w:rPr>
                 <w:rFonts w:asciiTheme="majorHAnsi" w:eastAsiaTheme="majorHAnsi" w:hAnsiTheme="majorHAnsi" w:cs="굴림"/>
                 <w:color w:val="000000"/>
@@ -2053,15 +2203,6 @@
                 <w:szCs w:val="20"/>
               </w:rPr>
             </w:pPr>
-            <w:r>
-              <w:rPr>
-                <w:rFonts w:asciiTheme="majorHAnsi" w:eastAsiaTheme="majorHAnsi" w:hAnsiTheme="majorHAnsi" w:cs="굴림"/>
-                <w:color w:val="000000"/>
-                <w:kern w:val="0"/>
-                <w:szCs w:val="20"/>
-              </w:rPr>
-              <w:t xml:space="preserve">- </w:t>
-            </w:r>
             <w:r>
               <w:rPr>
                 <w:rFonts w:asciiTheme="majorHAnsi" w:eastAsiaTheme="majorHAnsi" w:hAnsiTheme="majorHAnsi" w:cs="굴림" w:hint="eastAsia"/>
@@ -2082,7 +2223,7 @@
         </w:trPr>
         <w:tc>
           <w:tcPr>
-            <w:tcW w:w="1559" w:type="dxa"/>
+            <w:tcW w:w="1984" w:type="dxa"/>
             <w:gridSpan w:val="3"/>
             <w:tcBorders>
               <w:top w:val="single" w:sz="4" w:space="0" w:color="787878"/>
@@ -2128,7 +2269,7 @@
         </w:tc>
         <w:tc>
           <w:tcPr>
-            <w:tcW w:w="7383" w:type="dxa"/>
+            <w:tcW w:w="6958" w:type="dxa"/>
             <w:gridSpan w:val="2"/>
             <w:tcBorders>
               <w:top w:val="single" w:sz="4" w:space="0" w:color="787878"/>
@@ -2147,12 +2288,18 @@
           </w:tcPr>
           <w:p>
             <w:pPr>
+              <w:pStyle w:val="a4"/>
               <w:widowControl/>
+              <w:numPr>
+                <w:ilvl w:val="0"/>
+                <w:numId w:val="5"/>
+              </w:numPr>
               <w:wordWrap/>
               <w:autoSpaceDE/>
               <w:autoSpaceDN/>
               <w:snapToGrid w:val="0"/>
               <w:spacing w:after="0" w:line="240" w:lineRule="auto"/>
+              <w:ind w:leftChars="0"/>
               <w:rPr>
                 <w:rFonts w:asciiTheme="majorHAnsi" w:eastAsiaTheme="majorHAnsi" w:hAnsiTheme="majorHAnsi" w:cs="굴림"/>
                 <w:color w:val="000000"/>
@@ -2167,7 +2314,7 @@
                 <w:kern w:val="0"/>
                 <w:szCs w:val="20"/>
               </w:rPr>
-              <w:t xml:space="preserve">- 학습관리 </w:t>
+              <w:t xml:space="preserve">학습관리 </w:t>
             </w:r>
             <w:r>
               <w:rPr>
@@ -2190,12 +2337,18 @@
           </w:p>
           <w:p>
             <w:pPr>
+              <w:pStyle w:val="a4"/>
               <w:widowControl/>
+              <w:numPr>
+                <w:ilvl w:val="0"/>
+                <w:numId w:val="5"/>
+              </w:numPr>
               <w:wordWrap/>
               <w:autoSpaceDE/>
               <w:autoSpaceDN/>
               <w:snapToGrid w:val="0"/>
               <w:spacing w:after="0" w:line="240" w:lineRule="auto"/>
+              <w:ind w:leftChars="0"/>
               <w:rPr>
                 <w:rFonts w:asciiTheme="majorHAnsi" w:eastAsiaTheme="majorHAnsi" w:hAnsiTheme="majorHAnsi" w:cs="굴림"/>
                 <w:color w:val="000000"/>
@@ -2203,15 +2356,6 @@
                 <w:szCs w:val="20"/>
               </w:rPr>
             </w:pPr>
-            <w:r>
-              <w:rPr>
-                <w:rFonts w:asciiTheme="majorHAnsi" w:eastAsiaTheme="majorHAnsi" w:hAnsiTheme="majorHAnsi" w:cs="굴림"/>
-                <w:color w:val="000000"/>
-                <w:kern w:val="0"/>
-                <w:szCs w:val="20"/>
-              </w:rPr>
-              <w:t xml:space="preserve">- </w:t>
-            </w:r>
             <w:r>
               <w:rPr>
                 <w:rFonts w:asciiTheme="majorHAnsi" w:eastAsiaTheme="majorHAnsi" w:hAnsiTheme="majorHAnsi" w:cs="굴림" w:hint="eastAsia"/>
@@ -2224,12 +2368,18 @@
           </w:p>
           <w:p>
             <w:pPr>
+              <w:pStyle w:val="a4"/>
               <w:widowControl/>
+              <w:numPr>
+                <w:ilvl w:val="0"/>
+                <w:numId w:val="5"/>
+              </w:numPr>
               <w:wordWrap/>
               <w:autoSpaceDE/>
               <w:autoSpaceDN/>
               <w:snapToGrid w:val="0"/>
               <w:spacing w:after="0" w:line="240" w:lineRule="auto"/>
+              <w:ind w:leftChars="0"/>
               <w:rPr>
                 <w:rFonts w:asciiTheme="majorHAnsi" w:eastAsiaTheme="majorHAnsi" w:hAnsiTheme="majorHAnsi" w:cs="굴림"/>
                 <w:color w:val="000000"/>
@@ -2244,7 +2394,7 @@
                 <w:kern w:val="0"/>
                 <w:szCs w:val="20"/>
               </w:rPr>
-              <w:t>- 학습자 VOC에 대한 신속·정확한 대응 및 개선</w:t>
+              <w:t>학습자 VOC에 대한 신속·정확한 대응 및 개선</w:t>
             </w:r>
           </w:p>
         </w:tc>
@@ -2257,7 +2407,7 @@
         </w:trPr>
         <w:tc>
           <w:tcPr>
-            <w:tcW w:w="1559" w:type="dxa"/>
+            <w:tcW w:w="1984" w:type="dxa"/>
             <w:gridSpan w:val="3"/>
             <w:tcBorders>
               <w:top w:val="single" w:sz="4" w:space="0" w:color="787878"/>
@@ -2303,7 +2453,7 @@
         </w:tc>
         <w:tc>
           <w:tcPr>
-            <w:tcW w:w="7383" w:type="dxa"/>
+            <w:tcW w:w="6958" w:type="dxa"/>
             <w:gridSpan w:val="2"/>
             <w:tcBorders>
               <w:top w:val="single" w:sz="4" w:space="0" w:color="787878"/>
@@ -2322,12 +2472,18 @@
           </w:tcPr>
           <w:p>
             <w:pPr>
+              <w:pStyle w:val="a4"/>
               <w:widowControl/>
+              <w:numPr>
+                <w:ilvl w:val="0"/>
+                <w:numId w:val="5"/>
+              </w:numPr>
               <w:wordWrap/>
               <w:autoSpaceDE/>
               <w:autoSpaceDN/>
               <w:snapToGrid w:val="0"/>
               <w:spacing w:after="0" w:line="240" w:lineRule="auto"/>
+              <w:ind w:leftChars="0"/>
               <w:rPr>
                 <w:rFonts w:asciiTheme="majorHAnsi" w:eastAsiaTheme="majorHAnsi" w:hAnsiTheme="majorHAnsi" w:cs="굴림"/>
                 <w:color w:val="000000"/>
@@ -2342,17 +2498,23 @@
                 <w:kern w:val="0"/>
                 <w:szCs w:val="20"/>
               </w:rPr>
-              <w:t>- 법정필수교육 수료확인서 및 수료자 명단 제공</w:t>
+              <w:t>법정필수교육 수료확인서 및 수료자 명단 제공</w:t>
             </w:r>
           </w:p>
           <w:p>
             <w:pPr>
+              <w:pStyle w:val="a4"/>
               <w:widowControl/>
+              <w:numPr>
+                <w:ilvl w:val="0"/>
+                <w:numId w:val="5"/>
+              </w:numPr>
               <w:wordWrap/>
               <w:autoSpaceDE/>
               <w:autoSpaceDN/>
               <w:snapToGrid w:val="0"/>
               <w:spacing w:after="0" w:line="240" w:lineRule="auto"/>
+              <w:ind w:leftChars="0"/>
               <w:rPr>
                 <w:rFonts w:asciiTheme="majorHAnsi" w:eastAsiaTheme="majorHAnsi" w:hAnsiTheme="majorHAnsi" w:cs="굴림"/>
                 <w:color w:val="000000"/>
@@ -2367,7 +2529,7 @@
                 <w:kern w:val="0"/>
                 <w:szCs w:val="20"/>
               </w:rPr>
-              <w:t xml:space="preserve">- 법정필수교육 </w:t>
+              <w:t xml:space="preserve">법정필수교육 </w:t>
             </w:r>
             <w:r>
               <w:rPr>
@@ -2426,12 +2588,18 @@
           </w:p>
           <w:p>
             <w:pPr>
+              <w:pStyle w:val="a4"/>
               <w:widowControl/>
+              <w:numPr>
+                <w:ilvl w:val="0"/>
+                <w:numId w:val="5"/>
+              </w:numPr>
               <w:wordWrap/>
               <w:autoSpaceDE/>
               <w:autoSpaceDN/>
               <w:snapToGrid w:val="0"/>
               <w:spacing w:after="0" w:line="240" w:lineRule="auto"/>
+              <w:ind w:leftChars="0"/>
               <w:rPr>
                 <w:rFonts w:asciiTheme="majorHAnsi" w:eastAsiaTheme="majorHAnsi" w:hAnsiTheme="majorHAnsi" w:cs="굴림"/>
                 <w:color w:val="000000"/>
@@ -2439,15 +2607,6 @@
                 <w:szCs w:val="20"/>
               </w:rPr>
             </w:pPr>
-            <w:r>
-              <w:rPr>
-                <w:rFonts w:asciiTheme="majorHAnsi" w:eastAsiaTheme="majorHAnsi" w:hAnsiTheme="majorHAnsi" w:cs="굴림"/>
-                <w:color w:val="000000"/>
-                <w:kern w:val="0"/>
-                <w:szCs w:val="20"/>
-              </w:rPr>
-              <w:t xml:space="preserve">- </w:t>
-            </w:r>
             <w:r>
               <w:rPr>
                 <w:rFonts w:asciiTheme="majorHAnsi" w:eastAsiaTheme="majorHAnsi" w:hAnsiTheme="majorHAnsi" w:cs="굴림" w:hint="eastAsia"/>
@@ -2540,7 +2699,7 @@
         </w:trPr>
         <w:tc>
           <w:tcPr>
-            <w:tcW w:w="1559" w:type="dxa"/>
+            <w:tcW w:w="1984" w:type="dxa"/>
             <w:gridSpan w:val="3"/>
             <w:tcBorders>
               <w:top w:val="single" w:sz="4" w:space="0" w:color="787878"/>
@@ -2613,7 +2772,7 @@
         </w:tc>
         <w:tc>
           <w:tcPr>
-            <w:tcW w:w="7383" w:type="dxa"/>
+            <w:tcW w:w="6958" w:type="dxa"/>
             <w:gridSpan w:val="2"/>
             <w:tcBorders>
               <w:top w:val="single" w:sz="4" w:space="0" w:color="787878"/>
@@ -2632,12 +2791,18 @@
           </w:tcPr>
           <w:p>
             <w:pPr>
+              <w:pStyle w:val="a4"/>
               <w:widowControl/>
+              <w:numPr>
+                <w:ilvl w:val="0"/>
+                <w:numId w:val="5"/>
+              </w:numPr>
               <w:wordWrap/>
               <w:autoSpaceDE/>
               <w:autoSpaceDN/>
               <w:snapToGrid w:val="0"/>
               <w:spacing w:after="0" w:line="240" w:lineRule="auto"/>
+              <w:ind w:leftChars="0"/>
               <w:jc w:val="left"/>
               <w:rPr>
                 <w:rFonts w:asciiTheme="majorHAnsi" w:eastAsiaTheme="majorHAnsi" w:hAnsiTheme="majorHAnsi" w:cs="굴림"/>
@@ -2653,7 +2818,7 @@
                 <w:kern w:val="0"/>
                 <w:szCs w:val="20"/>
               </w:rPr>
-              <w:t>- O</w:t>
+              <w:t>O</w:t>
             </w:r>
             <w:r>
               <w:rPr>
@@ -2676,12 +2841,18 @@
           </w:p>
           <w:p>
             <w:pPr>
+              <w:pStyle w:val="a4"/>
               <w:widowControl/>
+              <w:numPr>
+                <w:ilvl w:val="0"/>
+                <w:numId w:val="5"/>
+              </w:numPr>
               <w:wordWrap/>
               <w:autoSpaceDE/>
               <w:autoSpaceDN/>
               <w:snapToGrid w:val="0"/>
               <w:spacing w:after="0" w:line="240" w:lineRule="auto"/>
+              <w:ind w:leftChars="0"/>
               <w:jc w:val="left"/>
               <w:rPr>
                 <w:rFonts w:asciiTheme="majorHAnsi" w:eastAsiaTheme="majorHAnsi" w:hAnsiTheme="majorHAnsi" w:cs="굴림"/>
@@ -2690,15 +2861,6 @@
                 <w:szCs w:val="20"/>
               </w:rPr>
             </w:pPr>
-            <w:r>
-              <w:rPr>
-                <w:rFonts w:asciiTheme="majorHAnsi" w:eastAsiaTheme="majorHAnsi" w:hAnsiTheme="majorHAnsi" w:cs="굴림"/>
-                <w:color w:val="000000"/>
-                <w:kern w:val="0"/>
-                <w:szCs w:val="20"/>
-              </w:rPr>
-              <w:t xml:space="preserve">- </w:t>
-            </w:r>
             <w:r>
               <w:rPr>
                 <w:rFonts w:asciiTheme="majorHAnsi" w:eastAsiaTheme="majorHAnsi" w:hAnsiTheme="majorHAnsi" w:cs="굴림" w:hint="eastAsia"/>
@@ -2711,12 +2873,18 @@
           </w:p>
           <w:p>
             <w:pPr>
+              <w:pStyle w:val="a4"/>
               <w:widowControl/>
+              <w:numPr>
+                <w:ilvl w:val="0"/>
+                <w:numId w:val="5"/>
+              </w:numPr>
               <w:wordWrap/>
               <w:autoSpaceDE/>
               <w:autoSpaceDN/>
               <w:snapToGrid w:val="0"/>
               <w:spacing w:after="0" w:line="240" w:lineRule="auto"/>
+              <w:ind w:leftChars="0"/>
               <w:jc w:val="left"/>
               <w:rPr>
                 <w:rFonts w:asciiTheme="majorHAnsi" w:eastAsiaTheme="majorHAnsi" w:hAnsiTheme="majorHAnsi" w:cs="굴림"/>
@@ -2732,7 +2900,7 @@
                 <w:kern w:val="0"/>
                 <w:szCs w:val="20"/>
               </w:rPr>
-              <w:t>- 신규 트렌드·AI</w:t>
+              <w:t>신규 트렌드·AI</w:t>
             </w:r>
             <w:r>
               <w:rPr>
@@ -2755,12 +2923,18 @@
           </w:p>
           <w:p>
             <w:pPr>
+              <w:pStyle w:val="a4"/>
               <w:widowControl/>
+              <w:numPr>
+                <w:ilvl w:val="0"/>
+                <w:numId w:val="5"/>
+              </w:numPr>
               <w:wordWrap/>
               <w:autoSpaceDE/>
               <w:autoSpaceDN/>
               <w:snapToGrid w:val="0"/>
               <w:spacing w:after="0" w:line="240" w:lineRule="auto"/>
+              <w:ind w:leftChars="0"/>
               <w:jc w:val="left"/>
               <w:rPr>
                 <w:rFonts w:asciiTheme="majorHAnsi" w:eastAsiaTheme="majorHAnsi" w:hAnsiTheme="majorHAnsi" w:cs="굴림"/>
@@ -2776,7 +2950,7 @@
                 <w:kern w:val="0"/>
                 <w:szCs w:val="20"/>
               </w:rPr>
-              <w:t>- 기타 당사에서 요구하는 업무 지원 및 제안 서비스</w:t>
+              <w:t>기타 당사에서 요구하는 업무 지원 및 제안 서비스</w:t>
             </w:r>
           </w:p>
         </w:tc>
@@ -3154,12 +3328,18 @@
           </w:tcPr>
           <w:p>
             <w:pPr>
+              <w:pStyle w:val="a4"/>
               <w:widowControl/>
+              <w:numPr>
+                <w:ilvl w:val="0"/>
+                <w:numId w:val="7"/>
+              </w:numPr>
               <w:wordWrap/>
               <w:autoSpaceDE/>
               <w:autoSpaceDN/>
               <w:snapToGrid w:val="0"/>
               <w:spacing w:after="0"/>
+              <w:ind w:leftChars="0"/>
               <w:rPr>
                 <w:rFonts w:asciiTheme="majorHAnsi" w:eastAsiaTheme="majorHAnsi" w:hAnsiTheme="majorHAnsi" w:cs="굴림"/>
                 <w:color w:val="000000"/>
@@ -3174,7 +3354,7 @@
                 <w:kern w:val="0"/>
                 <w:szCs w:val="20"/>
               </w:rPr>
-              <w:t>· 금융,</w:t>
+              <w:t>금융,</w:t>
             </w:r>
             <w:r>
               <w:rPr>
@@ -3233,12 +3413,18 @@
           </w:p>
           <w:p>
             <w:pPr>
+              <w:pStyle w:val="a4"/>
               <w:widowControl/>
+              <w:numPr>
+                <w:ilvl w:val="0"/>
+                <w:numId w:val="7"/>
+              </w:numPr>
               <w:wordWrap/>
               <w:autoSpaceDE/>
               <w:autoSpaceDN/>
               <w:snapToGrid w:val="0"/>
               <w:spacing w:after="0"/>
+              <w:ind w:leftChars="0"/>
               <w:rPr>
                 <w:rFonts w:asciiTheme="majorHAnsi" w:eastAsiaTheme="majorHAnsi" w:hAnsiTheme="majorHAnsi" w:cs="굴림"/>
                 <w:color w:val="000000"/>
@@ -3253,17 +3439,23 @@
                 <w:kern w:val="0"/>
                 <w:szCs w:val="20"/>
               </w:rPr>
-              <w:t>· 콘텐츠의 최신화 및 신규 콘텐츠 수시 업데이트</w:t>
+              <w:t>콘텐츠의 최신화 및 신규 콘텐츠 수시 업데이트</w:t>
             </w:r>
           </w:p>
           <w:p>
             <w:pPr>
+              <w:pStyle w:val="a4"/>
               <w:widowControl/>
+              <w:numPr>
+                <w:ilvl w:val="0"/>
+                <w:numId w:val="7"/>
+              </w:numPr>
               <w:wordWrap/>
               <w:autoSpaceDE/>
               <w:autoSpaceDN/>
               <w:snapToGrid w:val="0"/>
               <w:spacing w:after="0"/>
+              <w:ind w:leftChars="0"/>
               <w:rPr>
                 <w:rFonts w:asciiTheme="majorHAnsi" w:eastAsiaTheme="majorHAnsi" w:hAnsiTheme="majorHAnsi" w:cs="굴림"/>
                 <w:color w:val="000000"/>
@@ -3278,7 +3470,7 @@
                 <w:kern w:val="0"/>
                 <w:szCs w:val="20"/>
               </w:rPr>
-              <w:t xml:space="preserve">· 법정필수교육 </w:t>
+              <w:t xml:space="preserve">법정필수교육 </w:t>
             </w:r>
             <w:r>
               <w:rPr>
@@ -3435,12 +3627,18 @@
           </w:tcPr>
           <w:p>
             <w:pPr>
+              <w:pStyle w:val="a4"/>
               <w:widowControl/>
+              <w:numPr>
+                <w:ilvl w:val="0"/>
+                <w:numId w:val="7"/>
+              </w:numPr>
               <w:wordWrap/>
               <w:autoSpaceDE/>
               <w:autoSpaceDN/>
               <w:snapToGrid w:val="0"/>
               <w:spacing w:after="0"/>
+              <w:ind w:leftChars="0"/>
               <w:jc w:val="left"/>
               <w:rPr>
                 <w:rFonts w:asciiTheme="majorHAnsi" w:eastAsiaTheme="majorHAnsi" w:hAnsiTheme="majorHAnsi" w:cs="굴림"/>
@@ -3456,17 +3654,23 @@
                 <w:kern w:val="0"/>
                 <w:szCs w:val="20"/>
               </w:rPr>
-              <w:t>· 개인별 학습 데이터 분석을 통한 맞춤형 콘텐츠 추천서비스 (큐레이팅)</w:t>
+              <w:t>개인별 학습 데이터 분석을 통한 맞춤형 콘텐츠 추천서비스 (큐레이팅)</w:t>
             </w:r>
           </w:p>
           <w:p>
             <w:pPr>
+              <w:pStyle w:val="a4"/>
               <w:widowControl/>
+              <w:numPr>
+                <w:ilvl w:val="0"/>
+                <w:numId w:val="7"/>
+              </w:numPr>
               <w:wordWrap/>
               <w:autoSpaceDE/>
               <w:autoSpaceDN/>
               <w:snapToGrid w:val="0"/>
               <w:spacing w:after="0"/>
+              <w:ind w:leftChars="0"/>
               <w:jc w:val="left"/>
               <w:rPr>
                 <w:rFonts w:asciiTheme="majorHAnsi" w:eastAsiaTheme="majorHAnsi" w:hAnsiTheme="majorHAnsi" w:cs="굴림"/>
@@ -3482,7 +3686,7 @@
                 <w:kern w:val="0"/>
                 <w:szCs w:val="20"/>
               </w:rPr>
-              <w:t>· 업무 적용도 제고를 위한 교육현황 및 이용률 리포트 기능 제공</w:t>
+              <w:t>업무 적용도 제고를 위한 교육현황 및 이용률 리포트 기능 제공</w:t>
             </w:r>
           </w:p>
         </w:tc>
@@ -3653,12 +3857,18 @@
           </w:tcPr>
           <w:p>
             <w:pPr>
+              <w:pStyle w:val="a4"/>
               <w:widowControl/>
+              <w:numPr>
+                <w:ilvl w:val="0"/>
+                <w:numId w:val="7"/>
+              </w:numPr>
               <w:wordWrap/>
               <w:autoSpaceDE/>
               <w:autoSpaceDN/>
               <w:snapToGrid w:val="0"/>
               <w:spacing w:after="0"/>
+              <w:ind w:leftChars="0"/>
               <w:jc w:val="left"/>
               <w:rPr>
                 <w:rFonts w:asciiTheme="majorHAnsi" w:eastAsiaTheme="majorHAnsi" w:hAnsiTheme="majorHAnsi" w:cs="굴림"/>
@@ -3674,17 +3884,23 @@
                 <w:kern w:val="0"/>
                 <w:szCs w:val="20"/>
               </w:rPr>
-              <w:t>· 고객센터 운영을 통한 학습 오류 및 운영 관련 문제 전화 응대</w:t>
+              <w:t>고객센터 운영을 통한 학습 오류 및 운영 관련 문제 전화 응대</w:t>
             </w:r>
           </w:p>
           <w:p>
             <w:pPr>
+              <w:pStyle w:val="a4"/>
               <w:widowControl/>
+              <w:numPr>
+                <w:ilvl w:val="0"/>
+                <w:numId w:val="7"/>
+              </w:numPr>
               <w:wordWrap/>
               <w:autoSpaceDE/>
               <w:autoSpaceDN/>
               <w:snapToGrid w:val="0"/>
               <w:spacing w:after="0"/>
+              <w:ind w:leftChars="0"/>
               <w:jc w:val="left"/>
               <w:rPr>
                 <w:rFonts w:asciiTheme="majorHAnsi" w:eastAsiaTheme="majorHAnsi" w:hAnsiTheme="majorHAnsi" w:cs="굴림"/>
@@ -3700,17 +3916,23 @@
                 <w:kern w:val="0"/>
                 <w:szCs w:val="20"/>
               </w:rPr>
-              <w:t>· 업무내역 : 전화응대, 학습독려, Q&amp;A관리, 원격지원, 콘텐츠관리</w:t>
+              <w:t>업무내역 : 전화응대, 학습독려, Q&amp;A관리, 원격지원, 콘텐츠관리</w:t>
             </w:r>
           </w:p>
           <w:p>
             <w:pPr>
+              <w:pStyle w:val="a4"/>
               <w:widowControl/>
+              <w:numPr>
+                <w:ilvl w:val="0"/>
+                <w:numId w:val="7"/>
+              </w:numPr>
               <w:wordWrap/>
               <w:autoSpaceDE/>
               <w:autoSpaceDN/>
               <w:snapToGrid w:val="0"/>
               <w:spacing w:after="0"/>
+              <w:ind w:leftChars="0"/>
               <w:jc w:val="left"/>
               <w:rPr>
                 <w:rFonts w:asciiTheme="majorHAnsi" w:eastAsiaTheme="majorHAnsi" w:hAnsiTheme="majorHAnsi" w:cs="굴림"/>
@@ -3726,7 +3948,7 @@
                 <w:kern w:val="0"/>
                 <w:szCs w:val="20"/>
               </w:rPr>
-              <w:t>· 고객센터 운영시간 : 09시</w:t>
+              <w:t>고객센터 운영시간 : 09시</w:t>
             </w:r>
             <w:r>
               <w:rPr>
@@ -3941,12 +4163,18 @@
           </w:tcPr>
           <w:p>
             <w:pPr>
+              <w:pStyle w:val="a4"/>
               <w:widowControl/>
+              <w:numPr>
+                <w:ilvl w:val="0"/>
+                <w:numId w:val="7"/>
+              </w:numPr>
               <w:wordWrap/>
               <w:autoSpaceDE/>
               <w:autoSpaceDN/>
               <w:snapToGrid w:val="0"/>
               <w:spacing w:after="0"/>
+              <w:ind w:leftChars="0"/>
               <w:jc w:val="left"/>
               <w:rPr>
                 <w:rFonts w:asciiTheme="majorHAnsi" w:eastAsiaTheme="majorHAnsi" w:hAnsiTheme="majorHAnsi" w:cs="굴림"/>
@@ -3962,17 +4190,23 @@
                 <w:kern w:val="0"/>
                 <w:szCs w:val="20"/>
               </w:rPr>
-              <w:t>· 인터넷 러닝플랫폼 및 모바일 어플리케이션을 통해 회사 내/외부에서 상시 학습이 가능해야 함</w:t>
+              <w:t>인터넷 러닝플랫폼 및 모바일 어플리케이션을 통해 회사 내/외부에서 상시 학습이 가능해야 함</w:t>
             </w:r>
           </w:p>
           <w:p>
             <w:pPr>
+              <w:pStyle w:val="a4"/>
               <w:widowControl/>
+              <w:numPr>
+                <w:ilvl w:val="0"/>
+                <w:numId w:val="7"/>
+              </w:numPr>
               <w:wordWrap/>
               <w:autoSpaceDE/>
               <w:autoSpaceDN/>
               <w:snapToGrid w:val="0"/>
               <w:spacing w:after="0"/>
+              <w:ind w:leftChars="0"/>
               <w:jc w:val="left"/>
               <w:rPr>
                 <w:rFonts w:asciiTheme="majorHAnsi" w:eastAsiaTheme="majorHAnsi" w:hAnsiTheme="majorHAnsi" w:cs="굴림"/>
@@ -3988,7 +4222,7 @@
                 <w:kern w:val="0"/>
                 <w:szCs w:val="20"/>
               </w:rPr>
-              <w:t>· 해외법인 (인도네시아,</w:t>
+              <w:t>해외법인 (인도네시아,</w:t>
             </w:r>
             <w:r>
               <w:rPr>
@@ -4170,12 +4404,18 @@
           </w:tcPr>
           <w:p>
             <w:pPr>
+              <w:pStyle w:val="a4"/>
               <w:widowControl/>
+              <w:numPr>
+                <w:ilvl w:val="0"/>
+                <w:numId w:val="7"/>
+              </w:numPr>
               <w:wordWrap/>
               <w:autoSpaceDE/>
               <w:autoSpaceDN/>
               <w:snapToGrid w:val="0"/>
               <w:spacing w:after="0"/>
+              <w:ind w:leftChars="0"/>
               <w:jc w:val="left"/>
               <w:rPr>
                 <w:rFonts w:asciiTheme="majorHAnsi" w:eastAsiaTheme="majorHAnsi" w:hAnsiTheme="majorHAnsi" w:cs="굴림"/>
@@ -4191,17 +4431,23 @@
                 <w:kern w:val="0"/>
                 <w:szCs w:val="20"/>
               </w:rPr>
-              <w:t>· 기본적으로 별도의 수강신청 및 학습기간을 두지 않고 학습자가 자율적으로 수강 및 복습할 수 있어야 함</w:t>
+              <w:t>기본적으로 별도의 수강신청 및 학습기간을 두지 않고 학습자가 자율적으로 수강 및 복습할 수 있어야 함</w:t>
             </w:r>
           </w:p>
           <w:p>
             <w:pPr>
+              <w:pStyle w:val="a4"/>
               <w:widowControl/>
+              <w:numPr>
+                <w:ilvl w:val="0"/>
+                <w:numId w:val="7"/>
+              </w:numPr>
               <w:wordWrap/>
               <w:autoSpaceDE/>
               <w:autoSpaceDN/>
               <w:snapToGrid w:val="0"/>
               <w:spacing w:after="0"/>
+              <w:ind w:leftChars="0"/>
               <w:jc w:val="left"/>
               <w:rPr>
                 <w:rFonts w:asciiTheme="majorHAnsi" w:eastAsiaTheme="majorHAnsi" w:hAnsiTheme="majorHAnsi" w:cs="굴림"/>
@@ -4217,7 +4463,7 @@
                 <w:kern w:val="0"/>
                 <w:szCs w:val="20"/>
               </w:rPr>
-              <w:t xml:space="preserve">· 법정필수교육 </w:t>
+              <w:t xml:space="preserve">법정필수교육 </w:t>
             </w:r>
             <w:r>
               <w:rPr>
@@ -4249,12 +4495,18 @@
           </w:p>
           <w:p>
             <w:pPr>
+              <w:pStyle w:val="a4"/>
               <w:widowControl/>
+              <w:numPr>
+                <w:ilvl w:val="0"/>
+                <w:numId w:val="7"/>
+              </w:numPr>
               <w:wordWrap/>
               <w:autoSpaceDE/>
               <w:autoSpaceDN/>
               <w:snapToGrid w:val="0"/>
               <w:spacing w:after="0"/>
+              <w:ind w:leftChars="0"/>
               <w:jc w:val="left"/>
               <w:rPr>
                 <w:rFonts w:asciiTheme="majorHAnsi" w:eastAsiaTheme="majorHAnsi" w:hAnsiTheme="majorHAnsi" w:cs="굴림"/>
@@ -4270,7 +4522,7 @@
                 <w:kern w:val="0"/>
                 <w:szCs w:val="20"/>
               </w:rPr>
-              <w:t>· 교육 과정별 종료 후 재학습 기간을 용역 계약기간 종료 시까지 지원해야 함</w:t>
+              <w:t>교육 과정별 종료 후 재학습 기간을 용역 계약기간 종료 시까지 지원해야 함</w:t>
             </w:r>
           </w:p>
         </w:tc>
@@ -4374,12 +4626,18 @@
           </w:tcPr>
           <w:p>
             <w:pPr>
+              <w:pStyle w:val="a4"/>
               <w:widowControl/>
+              <w:numPr>
+                <w:ilvl w:val="0"/>
+                <w:numId w:val="7"/>
+              </w:numPr>
               <w:wordWrap/>
               <w:autoSpaceDE/>
               <w:autoSpaceDN/>
               <w:snapToGrid w:val="0"/>
               <w:spacing w:after="0"/>
+              <w:ind w:leftChars="0"/>
               <w:jc w:val="left"/>
               <w:rPr>
                 <w:rFonts w:asciiTheme="majorHAnsi" w:eastAsiaTheme="majorHAnsi" w:hAnsiTheme="majorHAnsi" w:cs="굴림"/>
@@ -4395,7 +4653,7 @@
                 <w:kern w:val="0"/>
                 <w:szCs w:val="20"/>
               </w:rPr>
-              <w:t>· 학습독려는 수강신청 전 안내 팝업창, e-mail, SMS, 유선독려 등으로 위탁운영기관 및 CP(Content Partner)사에서 담당</w:t>
+              <w:t>학습독려는 수강신청 전 안내 팝업창, e-mail, SMS, 유선독려 등으로 위탁운영기관 및 CP(Content Partner)사에서 담당</w:t>
             </w:r>
           </w:p>
         </w:tc>
@@ -5086,76 +5344,443 @@
     </w:p>
     <w:p>
       <w:pPr>
+        <w:pStyle w:val="a4"/>
+        <w:widowControl/>
+        <w:numPr>
+          <w:ilvl w:val="0"/>
+          <w:numId w:val="9"/>
+        </w:numPr>
+        <w:wordWrap/>
+        <w:autoSpaceDE/>
+        <w:autoSpaceDN/>
+        <w:snapToGrid w:val="0"/>
+        <w:spacing w:after="0"/>
+        <w:ind w:leftChars="0"/>
+        <w:rPr>
+          <w:rFonts w:asciiTheme="majorHAnsi" w:eastAsiaTheme="majorHAnsi" w:hAnsiTheme="majorHAnsi" w:cs="굴림"/>
+          <w:bCs/>
+          <w:color w:val="000000"/>
+          <w:kern w:val="0"/>
+          <w:sz w:val="22"/>
+          <w:szCs w:val="32"/>
+        </w:rPr>
+      </w:pPr>
+      <w:r>
+        <w:rPr>
+          <w:rFonts w:asciiTheme="majorHAnsi" w:eastAsiaTheme="majorHAnsi" w:hAnsiTheme="majorHAnsi" w:cs="굴림"/>
+          <w:bCs/>
+          <w:color w:val="000000"/>
+          <w:kern w:val="0"/>
+          <w:sz w:val="22"/>
+          <w:szCs w:val="32"/>
+        </w:rPr>
+        <w:t>위탁</w:t>
+      </w:r>
+      <w:bookmarkStart w:id="0" w:name="_GoBack"/>
+      <w:bookmarkEnd w:id="0"/>
+      <w:r>
+        <w:rPr>
+          <w:rFonts w:asciiTheme="majorHAnsi" w:eastAsiaTheme="majorHAnsi" w:hAnsiTheme="majorHAnsi" w:cs="굴림"/>
+          <w:bCs/>
+          <w:color w:val="000000"/>
+          <w:kern w:val="0"/>
+          <w:sz w:val="22"/>
+          <w:szCs w:val="32"/>
+        </w:rPr>
+        <w:t>운영기관의 DB에 등록된 당사 직원의 개인정보, 교육이력, 실적 등이</w:t>
+      </w:r>
+      <w:r>
+        <w:rPr>
+          <w:rFonts w:asciiTheme="majorHAnsi" w:eastAsiaTheme="majorHAnsi" w:hAnsiTheme="majorHAnsi" w:cs="굴림" w:hint="eastAsia"/>
+          <w:bCs/>
+          <w:color w:val="000000"/>
+          <w:kern w:val="0"/>
+          <w:sz w:val="22"/>
+          <w:szCs w:val="32"/>
+        </w:rPr>
+        <w:t xml:space="preserve"> 무</w:t>
+      </w:r>
+      <w:r>
+        <w:rPr>
+          <w:rFonts w:asciiTheme="majorHAnsi" w:eastAsiaTheme="majorHAnsi" w:hAnsiTheme="majorHAnsi" w:cs="굴림"/>
+          <w:bCs/>
+          <w:color w:val="000000"/>
+          <w:kern w:val="0"/>
+          <w:sz w:val="22"/>
+          <w:szCs w:val="32"/>
+        </w:rPr>
+        <w:t>단 사용 또는 외부에 유출되지 않도록 위탁운영기관 대표는 정보보안 대책을 강구하고</w:t>
+      </w:r>
+      <w:r>
+        <w:rPr>
+          <w:rFonts w:asciiTheme="majorHAnsi" w:eastAsiaTheme="majorHAnsi" w:hAnsiTheme="majorHAnsi" w:cs="굴림" w:hint="eastAsia"/>
+          <w:bCs/>
+          <w:color w:val="000000"/>
+          <w:kern w:val="0"/>
+          <w:sz w:val="22"/>
+          <w:szCs w:val="32"/>
+        </w:rPr>
+        <w:t xml:space="preserve"> </w:t>
+      </w:r>
+      <w:r>
+        <w:rPr>
+          <w:rFonts w:asciiTheme="majorHAnsi" w:eastAsiaTheme="majorHAnsi" w:hAnsiTheme="majorHAnsi" w:cs="굴림"/>
+          <w:bCs/>
+          <w:color w:val="000000"/>
+          <w:kern w:val="0"/>
+          <w:sz w:val="22"/>
+          <w:szCs w:val="32"/>
+        </w:rPr>
+        <w:t>주의 의무를 다하여야 함</w:t>
+      </w:r>
+    </w:p>
+    <w:p>
+      <w:pPr>
+        <w:pStyle w:val="a4"/>
+        <w:widowControl/>
+        <w:numPr>
+          <w:ilvl w:val="0"/>
+          <w:numId w:val="9"/>
+        </w:numPr>
+        <w:wordWrap/>
+        <w:autoSpaceDE/>
+        <w:autoSpaceDN/>
+        <w:snapToGrid w:val="0"/>
+        <w:spacing w:after="0"/>
+        <w:ind w:leftChars="0"/>
+        <w:rPr>
+          <w:rFonts w:asciiTheme="majorHAnsi" w:eastAsiaTheme="majorHAnsi" w:hAnsiTheme="majorHAnsi" w:cs="굴림"/>
+          <w:bCs/>
+          <w:color w:val="000000"/>
+          <w:kern w:val="0"/>
+          <w:sz w:val="22"/>
+          <w:szCs w:val="32"/>
+        </w:rPr>
+      </w:pPr>
+      <w:r>
+        <w:rPr>
+          <w:rFonts w:asciiTheme="majorHAnsi" w:eastAsiaTheme="majorHAnsi" w:hAnsiTheme="majorHAnsi" w:cs="굴림"/>
+          <w:bCs/>
+          <w:color w:val="000000"/>
+          <w:kern w:val="0"/>
+          <w:sz w:val="22"/>
+          <w:szCs w:val="32"/>
+        </w:rPr>
+        <w:t>기타 자세한 사항은 당사 보안정책에 따라 달라질 수 있음</w:t>
+      </w:r>
+    </w:p>
+    <w:p>
+      <w:pPr>
+        <w:pStyle w:val="a4"/>
+        <w:widowControl/>
+        <w:numPr>
+          <w:ilvl w:val="0"/>
+          <w:numId w:val="9"/>
+        </w:numPr>
+        <w:wordWrap/>
+        <w:autoSpaceDE/>
+        <w:autoSpaceDN/>
+        <w:snapToGrid w:val="0"/>
+        <w:spacing w:after="0"/>
+        <w:ind w:leftChars="0"/>
+        <w:rPr>
+          <w:rFonts w:asciiTheme="majorHAnsi" w:eastAsiaTheme="majorHAnsi" w:hAnsiTheme="majorHAnsi" w:cs="굴림"/>
+          <w:bCs/>
+          <w:color w:val="000000"/>
+          <w:kern w:val="0"/>
+          <w:sz w:val="22"/>
+          <w:szCs w:val="32"/>
+        </w:rPr>
+      </w:pPr>
+      <w:r>
+        <w:rPr>
+          <w:rFonts w:asciiTheme="majorHAnsi" w:eastAsiaTheme="majorHAnsi" w:hAnsiTheme="majorHAnsi" w:cs="굴림"/>
+          <w:bCs/>
+          <w:color w:val="000000"/>
+          <w:kern w:val="0"/>
+          <w:sz w:val="22"/>
+          <w:szCs w:val="32"/>
+        </w:rPr>
+        <w:t>상기 의무를 이행하지 않거나, 고의 또는 과실로 인해 외부에 개인정보 등이 유출되었을 경우 수행업체는 민</w:t>
+      </w:r>
+      <w:r>
+        <w:rPr>
+          <w:rFonts w:ascii="MS Gothic" w:eastAsia="MS Gothic" w:hAnsi="MS Gothic" w:cs="MS Gothic" w:hint="eastAsia"/>
+          <w:bCs/>
+          <w:color w:val="000000"/>
+          <w:kern w:val="0"/>
+          <w:sz w:val="22"/>
+          <w:szCs w:val="32"/>
+        </w:rPr>
+        <w:t>∙</w:t>
+      </w:r>
+      <w:r>
+        <w:rPr>
+          <w:rFonts w:asciiTheme="majorHAnsi" w:eastAsiaTheme="majorHAnsi" w:hAnsiTheme="majorHAnsi" w:cs="굴림"/>
+          <w:bCs/>
+          <w:color w:val="000000"/>
+          <w:kern w:val="0"/>
+          <w:sz w:val="22"/>
+          <w:szCs w:val="32"/>
+        </w:rPr>
+        <w:t>형사상의 책임을 짐</w:t>
+      </w:r>
+    </w:p>
+    <w:p>
+      <w:pPr>
         <w:widowControl/>
         <w:wordWrap/>
         <w:autoSpaceDE/>
         <w:autoSpaceDN/>
         <w:snapToGrid w:val="0"/>
         <w:spacing w:after="0"/>
-        <w:ind w:leftChars="300" w:left="820" w:hangingChars="100" w:hanging="220"/>
-        <w:rPr>
-          <w:rFonts w:asciiTheme="majorHAnsi" w:eastAsiaTheme="majorHAnsi" w:hAnsiTheme="majorHAnsi" w:cs="굴림"/>
-          <w:bCs/>
-          <w:color w:val="000000"/>
-          <w:kern w:val="0"/>
-          <w:sz w:val="22"/>
-          <w:szCs w:val="32"/>
-        </w:rPr>
-      </w:pPr>
-      <w:r>
-        <w:rPr>
-          <w:rFonts w:asciiTheme="majorHAnsi" w:eastAsiaTheme="majorHAnsi" w:hAnsiTheme="majorHAnsi" w:cs="굴림"/>
-          <w:bCs/>
-          <w:color w:val="000000"/>
-          <w:kern w:val="0"/>
-          <w:sz w:val="22"/>
-          <w:szCs w:val="32"/>
-        </w:rPr>
-        <w:t>- 위탁운영기관의 DB에 등록된 당사 직원의 개인정보, 교육이력, 실적 등이</w:t>
-      </w:r>
-      <w:r>
-        <w:rPr>
-          <w:rFonts w:asciiTheme="majorHAnsi" w:eastAsiaTheme="majorHAnsi" w:hAnsiTheme="majorHAnsi" w:cs="굴림" w:hint="eastAsia"/>
-          <w:bCs/>
-          <w:color w:val="000000"/>
-          <w:kern w:val="0"/>
-          <w:sz w:val="22"/>
-          <w:szCs w:val="32"/>
-        </w:rPr>
-        <w:t xml:space="preserve"> 무</w:t>
-      </w:r>
-      <w:r>
-        <w:rPr>
-          <w:rFonts w:asciiTheme="majorHAnsi" w:eastAsiaTheme="majorHAnsi" w:hAnsiTheme="majorHAnsi" w:cs="굴림"/>
-          <w:bCs/>
-          <w:color w:val="000000"/>
-          <w:kern w:val="0"/>
-          <w:sz w:val="22"/>
-          <w:szCs w:val="32"/>
-        </w:rPr>
-        <w:t>단 사용 또는 외부에 유출되지 않도록 위탁운영기관 대표는 정보보안 대책을 강구하고</w:t>
-      </w:r>
-      <w:r>
-        <w:rPr>
-          <w:rFonts w:asciiTheme="majorHAnsi" w:eastAsiaTheme="majorHAnsi" w:hAnsiTheme="majorHAnsi" w:cs="굴림" w:hint="eastAsia"/>
-          <w:bCs/>
-          <w:color w:val="000000"/>
-          <w:kern w:val="0"/>
-          <w:sz w:val="22"/>
-          <w:szCs w:val="32"/>
-        </w:rPr>
-        <w:t xml:space="preserve"> </w:t>
-      </w:r>
-      <w:r>
-        <w:rPr>
-          <w:rFonts w:asciiTheme="majorHAnsi" w:eastAsiaTheme="majorHAnsi" w:hAnsiTheme="majorHAnsi" w:cs="굴림"/>
-          <w:bCs/>
-          <w:color w:val="000000"/>
-          <w:kern w:val="0"/>
-          <w:sz w:val="22"/>
-          <w:szCs w:val="32"/>
-        </w:rPr>
-        <w:t>주의 의무를 다하여야 함</w:t>
+        <w:rPr>
+          <w:rFonts w:asciiTheme="majorHAnsi" w:eastAsiaTheme="majorHAnsi" w:hAnsiTheme="majorHAnsi" w:cs="굴림"/>
+          <w:bCs/>
+          <w:color w:val="000000"/>
+          <w:kern w:val="0"/>
+          <w:sz w:val="22"/>
+          <w:szCs w:val="32"/>
+        </w:rPr>
+      </w:pPr>
+      <w:r>
+        <w:rPr>
+          <w:rFonts w:asciiTheme="majorHAnsi" w:eastAsiaTheme="majorHAnsi" w:hAnsiTheme="majorHAnsi" w:cs="굴림"/>
+          <w:bCs/>
+          <w:color w:val="000000"/>
+          <w:kern w:val="0"/>
+          <w:sz w:val="22"/>
+          <w:szCs w:val="32"/>
+        </w:rPr>
+        <w:t xml:space="preserve">  </w:t>
+      </w:r>
+      <w:r>
+        <w:rPr>
+          <w:rFonts w:ascii="MS Mincho" w:eastAsia="MS Mincho" w:hAnsi="MS Mincho" w:cs="MS Mincho" w:hint="eastAsia"/>
+          <w:bCs/>
+          <w:color w:val="000000"/>
+          <w:kern w:val="0"/>
+          <w:sz w:val="22"/>
+          <w:szCs w:val="32"/>
+        </w:rPr>
+        <w:t>❍</w:t>
+      </w:r>
+      <w:r>
+        <w:rPr>
+          <w:rFonts w:asciiTheme="majorHAnsi" w:eastAsiaTheme="majorHAnsi" w:hAnsiTheme="majorHAnsi" w:cs="굴림"/>
+          <w:bCs/>
+          <w:color w:val="000000"/>
+          <w:kern w:val="0"/>
+          <w:sz w:val="22"/>
+          <w:szCs w:val="32"/>
+        </w:rPr>
+        <w:t xml:space="preserve"> 개인정보보호 대책</w:t>
+      </w:r>
+    </w:p>
+    <w:p>
+      <w:pPr>
+        <w:pStyle w:val="a4"/>
+        <w:widowControl/>
+        <w:numPr>
+          <w:ilvl w:val="0"/>
+          <w:numId w:val="9"/>
+        </w:numPr>
+        <w:wordWrap/>
+        <w:autoSpaceDE/>
+        <w:autoSpaceDN/>
+        <w:snapToGrid w:val="0"/>
+        <w:spacing w:after="0"/>
+        <w:ind w:leftChars="0"/>
+        <w:rPr>
+          <w:rFonts w:asciiTheme="majorHAnsi" w:eastAsiaTheme="majorHAnsi" w:hAnsiTheme="majorHAnsi" w:cs="굴림"/>
+          <w:bCs/>
+          <w:color w:val="000000"/>
+          <w:kern w:val="0"/>
+          <w:sz w:val="22"/>
+          <w:szCs w:val="32"/>
+        </w:rPr>
+      </w:pPr>
+      <w:r>
+        <w:rPr>
+          <w:rFonts w:asciiTheme="majorHAnsi" w:eastAsiaTheme="majorHAnsi" w:hAnsiTheme="majorHAnsi" w:cs="굴림"/>
+          <w:bCs/>
+          <w:color w:val="000000"/>
+          <w:kern w:val="0"/>
+          <w:sz w:val="22"/>
+          <w:szCs w:val="32"/>
+        </w:rPr>
+        <w:t>당사 교육생의 개인정보는 기밀에 해당되므로 개인정보보호 법규 및 통신보호 관련 법규 상의 개인정보보호 절차 및 기준을 준수 하고, 개인정보파일의 안전성을 확보하여야 함</w:t>
+      </w:r>
+    </w:p>
+    <w:p>
+      <w:pPr>
+        <w:pStyle w:val="a4"/>
+        <w:widowControl/>
+        <w:numPr>
+          <w:ilvl w:val="0"/>
+          <w:numId w:val="9"/>
+        </w:numPr>
+        <w:wordWrap/>
+        <w:autoSpaceDE/>
+        <w:autoSpaceDN/>
+        <w:snapToGrid w:val="0"/>
+        <w:spacing w:after="0"/>
+        <w:ind w:leftChars="0"/>
+        <w:rPr>
+          <w:rFonts w:asciiTheme="majorHAnsi" w:eastAsiaTheme="majorHAnsi" w:hAnsiTheme="majorHAnsi" w:cs="굴림"/>
+          <w:bCs/>
+          <w:color w:val="000000"/>
+          <w:kern w:val="0"/>
+          <w:sz w:val="22"/>
+          <w:szCs w:val="32"/>
+        </w:rPr>
+      </w:pPr>
+      <w:r>
+        <w:rPr>
+          <w:rFonts w:asciiTheme="majorHAnsi" w:eastAsiaTheme="majorHAnsi" w:hAnsiTheme="majorHAnsi" w:cs="굴림"/>
+          <w:bCs/>
+          <w:color w:val="000000"/>
+          <w:kern w:val="0"/>
+          <w:sz w:val="22"/>
+          <w:szCs w:val="32"/>
+        </w:rPr>
+        <w:t>개인정보 누출 사고가 발생하지 않도록 개인정보를 포함하는 자료는 위탁운영기관 및</w:t>
+      </w:r>
+      <w:r>
+        <w:rPr>
+          <w:rFonts w:asciiTheme="majorHAnsi" w:eastAsiaTheme="majorHAnsi" w:hAnsiTheme="majorHAnsi" w:cs="굴림" w:hint="eastAsia"/>
+          <w:bCs/>
+          <w:color w:val="000000"/>
+          <w:kern w:val="0"/>
+          <w:sz w:val="22"/>
+          <w:szCs w:val="32"/>
+        </w:rPr>
+        <w:t xml:space="preserve"> </w:t>
+      </w:r>
+      <w:r>
+        <w:rPr>
+          <w:rFonts w:asciiTheme="majorHAnsi" w:eastAsiaTheme="majorHAnsi" w:hAnsiTheme="majorHAnsi" w:cs="굴림"/>
+          <w:bCs/>
+          <w:color w:val="000000"/>
+          <w:kern w:val="0"/>
+          <w:sz w:val="22"/>
+          <w:szCs w:val="32"/>
+        </w:rPr>
+        <w:t>CP사의 직원 등이 작업 장소를 이탈해 보유하지 않도록 각별히 주의해야 함</w:t>
+      </w:r>
+    </w:p>
+    <w:p>
+      <w:pPr>
+        <w:pStyle w:val="a4"/>
+        <w:widowControl/>
+        <w:numPr>
+          <w:ilvl w:val="0"/>
+          <w:numId w:val="9"/>
+        </w:numPr>
+        <w:wordWrap/>
+        <w:autoSpaceDE/>
+        <w:autoSpaceDN/>
+        <w:snapToGrid w:val="0"/>
+        <w:spacing w:after="0"/>
+        <w:ind w:leftChars="0"/>
+        <w:rPr>
+          <w:rFonts w:asciiTheme="majorHAnsi" w:eastAsiaTheme="majorHAnsi" w:hAnsiTheme="majorHAnsi" w:cs="굴림"/>
+          <w:bCs/>
+          <w:color w:val="000000"/>
+          <w:kern w:val="0"/>
+          <w:sz w:val="22"/>
+          <w:szCs w:val="32"/>
+        </w:rPr>
+      </w:pPr>
+      <w:r>
+        <w:rPr>
+          <w:rFonts w:asciiTheme="majorHAnsi" w:eastAsiaTheme="majorHAnsi" w:hAnsiTheme="majorHAnsi" w:cs="굴림"/>
+          <w:bCs/>
+          <w:color w:val="000000"/>
+          <w:kern w:val="0"/>
+          <w:sz w:val="22"/>
+          <w:szCs w:val="32"/>
+        </w:rPr>
+        <w:t>개인정보보호를 위해 고유식별번호(주민등록번호)에 대한 전송(동기화 포함) 및 저장 시</w:t>
+      </w:r>
+      <w:r>
+        <w:rPr>
+          <w:rFonts w:asciiTheme="majorHAnsi" w:eastAsiaTheme="majorHAnsi" w:hAnsiTheme="majorHAnsi" w:cs="굴림" w:hint="eastAsia"/>
+          <w:bCs/>
+          <w:color w:val="000000"/>
+          <w:kern w:val="0"/>
+          <w:sz w:val="22"/>
+          <w:szCs w:val="32"/>
+        </w:rPr>
+        <w:t xml:space="preserve"> </w:t>
+      </w:r>
+      <w:r>
+        <w:rPr>
+          <w:rFonts w:asciiTheme="majorHAnsi" w:eastAsiaTheme="majorHAnsi" w:hAnsiTheme="majorHAnsi" w:cs="굴림"/>
+          <w:bCs/>
+          <w:color w:val="000000"/>
+          <w:kern w:val="0"/>
+          <w:sz w:val="22"/>
+          <w:szCs w:val="32"/>
+        </w:rPr>
+        <w:t>암호화에 대한 적용 방안 계획을 수립해야 함</w:t>
+      </w:r>
+    </w:p>
+    <w:p>
+      <w:pPr>
+        <w:pStyle w:val="a4"/>
+        <w:widowControl/>
+        <w:numPr>
+          <w:ilvl w:val="0"/>
+          <w:numId w:val="9"/>
+        </w:numPr>
+        <w:wordWrap/>
+        <w:autoSpaceDE/>
+        <w:autoSpaceDN/>
+        <w:snapToGrid w:val="0"/>
+        <w:spacing w:after="0"/>
+        <w:ind w:leftChars="0"/>
+        <w:rPr>
+          <w:rFonts w:asciiTheme="majorHAnsi" w:eastAsiaTheme="majorHAnsi" w:hAnsiTheme="majorHAnsi" w:cs="굴림"/>
+          <w:bCs/>
+          <w:color w:val="000000"/>
+          <w:kern w:val="0"/>
+          <w:sz w:val="22"/>
+          <w:szCs w:val="32"/>
+        </w:rPr>
+      </w:pPr>
+      <w:r>
+        <w:rPr>
+          <w:rFonts w:asciiTheme="majorHAnsi" w:eastAsiaTheme="majorHAnsi" w:hAnsiTheme="majorHAnsi" w:cs="굴림"/>
+          <w:bCs/>
+          <w:color w:val="000000"/>
+          <w:kern w:val="0"/>
+          <w:sz w:val="22"/>
+          <w:szCs w:val="32"/>
+        </w:rPr>
+        <w:t>상기 의무를 이행하지 않거나, 고의 또는 과실로 인해 외부에 개인정보 등이 유출되었을 경우 위탁운영기관은 민</w:t>
+      </w:r>
+      <w:r>
+        <w:rPr>
+          <w:rFonts w:ascii="MS Gothic" w:eastAsia="MS Gothic" w:hAnsi="MS Gothic" w:cs="MS Gothic" w:hint="eastAsia"/>
+          <w:bCs/>
+          <w:color w:val="000000"/>
+          <w:kern w:val="0"/>
+          <w:sz w:val="22"/>
+          <w:szCs w:val="32"/>
+        </w:rPr>
+        <w:t>∙</w:t>
+      </w:r>
+      <w:r>
+        <w:rPr>
+          <w:rFonts w:asciiTheme="majorHAnsi" w:eastAsiaTheme="majorHAnsi" w:hAnsiTheme="majorHAnsi" w:cs="굴림"/>
+          <w:bCs/>
+          <w:color w:val="000000"/>
+          <w:kern w:val="0"/>
+          <w:sz w:val="22"/>
+          <w:szCs w:val="32"/>
+        </w:rPr>
+        <w:t>형사상의 책임을 짐</w:t>
       </w:r>
     </w:p>
     <w:p>
@@ -5166,437 +5791,118 @@
         <w:autoSpaceDN/>
         <w:snapToGrid w:val="0"/>
         <w:spacing w:after="0"/>
-        <w:ind w:leftChars="300" w:left="820" w:hangingChars="100" w:hanging="220"/>
-        <w:rPr>
-          <w:rFonts w:asciiTheme="majorHAnsi" w:eastAsiaTheme="majorHAnsi" w:hAnsiTheme="majorHAnsi" w:cs="굴림"/>
-          <w:bCs/>
-          <w:color w:val="000000"/>
-          <w:kern w:val="0"/>
-          <w:sz w:val="22"/>
-          <w:szCs w:val="32"/>
-        </w:rPr>
-      </w:pPr>
-      <w:r>
-        <w:rPr>
-          <w:rFonts w:asciiTheme="majorHAnsi" w:eastAsiaTheme="majorHAnsi" w:hAnsiTheme="majorHAnsi" w:cs="굴림"/>
-          <w:bCs/>
-          <w:color w:val="000000"/>
-          <w:kern w:val="0"/>
-          <w:sz w:val="22"/>
-          <w:szCs w:val="32"/>
-        </w:rPr>
-        <w:t>- 기타 자세한 사항은 당사 보안정책에 따라 달라질 수 있음</w:t>
-      </w:r>
-    </w:p>
-    <w:p>
-      <w:pPr>
+        <w:rPr>
+          <w:rFonts w:asciiTheme="majorHAnsi" w:eastAsiaTheme="majorHAnsi" w:hAnsiTheme="majorHAnsi" w:cs="굴림"/>
+          <w:bCs/>
+          <w:color w:val="000000"/>
+          <w:kern w:val="0"/>
+          <w:sz w:val="22"/>
+          <w:szCs w:val="32"/>
+        </w:rPr>
+      </w:pPr>
+      <w:r>
+        <w:rPr>
+          <w:rFonts w:asciiTheme="majorHAnsi" w:eastAsiaTheme="majorHAnsi" w:hAnsiTheme="majorHAnsi" w:cs="굴림"/>
+          <w:bCs/>
+          <w:color w:val="000000"/>
+          <w:kern w:val="0"/>
+          <w:sz w:val="22"/>
+          <w:szCs w:val="32"/>
+        </w:rPr>
+        <w:t xml:space="preserve">  </w:t>
+      </w:r>
+      <w:r>
+        <w:rPr>
+          <w:rFonts w:ascii="MS Mincho" w:eastAsia="MS Mincho" w:hAnsi="MS Mincho" w:cs="MS Mincho" w:hint="eastAsia"/>
+          <w:bCs/>
+          <w:color w:val="000000"/>
+          <w:kern w:val="0"/>
+          <w:sz w:val="22"/>
+          <w:szCs w:val="32"/>
+        </w:rPr>
+        <w:t>❍</w:t>
+      </w:r>
+      <w:r>
+        <w:rPr>
+          <w:rFonts w:asciiTheme="majorHAnsi" w:eastAsiaTheme="majorHAnsi" w:hAnsiTheme="majorHAnsi" w:cs="굴림"/>
+          <w:bCs/>
+          <w:color w:val="000000"/>
+          <w:kern w:val="0"/>
+          <w:sz w:val="22"/>
+          <w:szCs w:val="32"/>
+        </w:rPr>
+        <w:t xml:space="preserve"> </w:t>
+      </w:r>
+      <w:r>
+        <w:rPr>
+          <w:rFonts w:asciiTheme="majorHAnsi" w:eastAsiaTheme="majorHAnsi" w:hAnsiTheme="majorHAnsi" w:cs="굴림" w:hint="eastAsia"/>
+          <w:bCs/>
+          <w:color w:val="000000"/>
+          <w:kern w:val="0"/>
+          <w:sz w:val="22"/>
+          <w:szCs w:val="32"/>
+        </w:rPr>
+        <w:t>기타</w:t>
+      </w:r>
+    </w:p>
+    <w:p>
+      <w:pPr>
+        <w:pStyle w:val="a4"/>
         <w:widowControl/>
-        <w:wordWrap/>
-        <w:autoSpaceDE/>
-        <w:autoSpaceDN/>
-        <w:snapToGrid w:val="0"/>
-        <w:ind w:leftChars="300" w:left="820" w:hangingChars="100" w:hanging="220"/>
-        <w:rPr>
-          <w:rFonts w:asciiTheme="majorHAnsi" w:eastAsiaTheme="majorHAnsi" w:hAnsiTheme="majorHAnsi" w:cs="굴림"/>
-          <w:bCs/>
-          <w:color w:val="000000"/>
-          <w:kern w:val="0"/>
-          <w:sz w:val="22"/>
-          <w:szCs w:val="32"/>
-        </w:rPr>
-      </w:pPr>
-      <w:r>
-        <w:rPr>
-          <w:rFonts w:asciiTheme="majorHAnsi" w:eastAsiaTheme="majorHAnsi" w:hAnsiTheme="majorHAnsi" w:cs="굴림"/>
-          <w:bCs/>
-          <w:color w:val="000000"/>
-          <w:kern w:val="0"/>
-          <w:sz w:val="22"/>
-          <w:szCs w:val="32"/>
-        </w:rPr>
-        <w:t>- 상기 의무를 이행하지 않거나, 고의 또는 과실로 인해 외부에 개인정보 등이 유출되었을 경우 수행업체는 민</w:t>
-      </w:r>
-      <w:r>
-        <w:rPr>
-          <w:rFonts w:ascii="MS Mincho" w:eastAsia="MS Mincho" w:hAnsi="MS Mincho" w:cs="MS Mincho" w:hint="eastAsia"/>
-          <w:bCs/>
-          <w:color w:val="000000"/>
-          <w:kern w:val="0"/>
-          <w:sz w:val="22"/>
-          <w:szCs w:val="32"/>
-        </w:rPr>
-        <w:t>․</w:t>
-      </w:r>
-      <w:r>
-        <w:rPr>
-          <w:rFonts w:asciiTheme="majorHAnsi" w:eastAsiaTheme="majorHAnsi" w:hAnsiTheme="majorHAnsi" w:cs="굴림"/>
-          <w:bCs/>
-          <w:color w:val="000000"/>
-          <w:kern w:val="0"/>
-          <w:sz w:val="22"/>
-          <w:szCs w:val="32"/>
-        </w:rPr>
-        <w:t>형사상의 책임을 짐</w:t>
-      </w:r>
-    </w:p>
-    <w:p>
-      <w:pPr>
-        <w:widowControl/>
+        <w:numPr>
+          <w:ilvl w:val="0"/>
+          <w:numId w:val="9"/>
+        </w:numPr>
         <w:wordWrap/>
         <w:autoSpaceDE/>
         <w:autoSpaceDN/>
         <w:snapToGrid w:val="0"/>
         <w:spacing w:after="0"/>
-        <w:rPr>
-          <w:rFonts w:asciiTheme="majorHAnsi" w:eastAsiaTheme="majorHAnsi" w:hAnsiTheme="majorHAnsi" w:cs="굴림"/>
-          <w:bCs/>
-          <w:color w:val="000000"/>
-          <w:kern w:val="0"/>
-          <w:sz w:val="22"/>
-          <w:szCs w:val="32"/>
-        </w:rPr>
-      </w:pPr>
-      <w:r>
-        <w:rPr>
-          <w:rFonts w:asciiTheme="majorHAnsi" w:eastAsiaTheme="majorHAnsi" w:hAnsiTheme="majorHAnsi" w:cs="굴림"/>
-          <w:bCs/>
-          <w:color w:val="000000"/>
-          <w:kern w:val="0"/>
-          <w:sz w:val="22"/>
-          <w:szCs w:val="32"/>
-        </w:rPr>
-        <w:t xml:space="preserve">  </w:t>
-      </w:r>
-      <w:r>
-        <w:rPr>
-          <w:rFonts w:ascii="MS Mincho" w:eastAsia="MS Mincho" w:hAnsi="MS Mincho" w:cs="MS Mincho" w:hint="eastAsia"/>
-          <w:bCs/>
-          <w:color w:val="000000"/>
-          <w:kern w:val="0"/>
-          <w:sz w:val="22"/>
-          <w:szCs w:val="32"/>
-        </w:rPr>
-        <w:t>❍</w:t>
-      </w:r>
-      <w:r>
-        <w:rPr>
-          <w:rFonts w:asciiTheme="majorHAnsi" w:eastAsiaTheme="majorHAnsi" w:hAnsiTheme="majorHAnsi" w:cs="굴림"/>
-          <w:bCs/>
-          <w:color w:val="000000"/>
-          <w:kern w:val="0"/>
-          <w:sz w:val="22"/>
-          <w:szCs w:val="32"/>
-        </w:rPr>
-        <w:t xml:space="preserve"> 개인정보보호 대책</w:t>
-      </w:r>
-    </w:p>
-    <w:p>
-      <w:pPr>
+        <w:ind w:leftChars="0"/>
+        <w:rPr>
+          <w:rFonts w:asciiTheme="majorHAnsi" w:eastAsiaTheme="majorHAnsi" w:hAnsiTheme="majorHAnsi" w:cs="굴림"/>
+          <w:bCs/>
+          <w:color w:val="000000"/>
+          <w:kern w:val="0"/>
+          <w:sz w:val="22"/>
+          <w:szCs w:val="32"/>
+        </w:rPr>
+      </w:pPr>
+      <w:r>
+        <w:rPr>
+          <w:rFonts w:asciiTheme="majorHAnsi" w:eastAsiaTheme="majorHAnsi" w:hAnsiTheme="majorHAnsi" w:cs="굴림"/>
+          <w:bCs/>
+          <w:color w:val="000000"/>
+          <w:kern w:val="0"/>
+          <w:sz w:val="22"/>
+          <w:szCs w:val="32"/>
+        </w:rPr>
+        <w:t>위탁운영기관은 본 계약 체결시 별도의 보안특약을 함께 체결하고 준수해야 함</w:t>
+      </w:r>
+    </w:p>
+    <w:p>
+      <w:pPr>
+        <w:pStyle w:val="a4"/>
         <w:widowControl/>
+        <w:numPr>
+          <w:ilvl w:val="0"/>
+          <w:numId w:val="9"/>
+        </w:numPr>
         <w:wordWrap/>
         <w:autoSpaceDE/>
         <w:autoSpaceDN/>
         <w:snapToGrid w:val="0"/>
         <w:spacing w:after="0"/>
-        <w:ind w:leftChars="300" w:left="820" w:hangingChars="100" w:hanging="220"/>
-        <w:rPr>
-          <w:rFonts w:asciiTheme="majorHAnsi" w:eastAsiaTheme="majorHAnsi" w:hAnsiTheme="majorHAnsi" w:cs="굴림"/>
-          <w:bCs/>
-          <w:color w:val="000000"/>
-          <w:kern w:val="0"/>
-          <w:sz w:val="22"/>
-          <w:szCs w:val="32"/>
-        </w:rPr>
-      </w:pPr>
-      <w:r>
-        <w:rPr>
-          <w:rFonts w:asciiTheme="majorHAnsi" w:eastAsiaTheme="majorHAnsi" w:hAnsiTheme="majorHAnsi" w:cs="굴림"/>
-          <w:bCs/>
-          <w:color w:val="000000"/>
-          <w:kern w:val="0"/>
-          <w:sz w:val="22"/>
-          <w:szCs w:val="32"/>
-        </w:rPr>
-        <w:t>- 당사 교육생의 개인정보는 기밀에 해당되므로 개인정보보호 법규 및 통신보호 관련 법규 상의 개인정보보호 절차 및 기준을 준수 하고, 개인정보파일의 안전성을 확보하여야 함</w:t>
-      </w:r>
-    </w:p>
-    <w:p>
-      <w:pPr>
-        <w:widowControl/>
-        <w:wordWrap/>
-        <w:autoSpaceDE/>
-        <w:autoSpaceDN/>
-        <w:snapToGrid w:val="0"/>
-        <w:spacing w:after="0"/>
-        <w:ind w:leftChars="300" w:left="820" w:hangingChars="100" w:hanging="220"/>
-        <w:rPr>
-          <w:rFonts w:asciiTheme="majorHAnsi" w:eastAsiaTheme="majorHAnsi" w:hAnsiTheme="majorHAnsi" w:cs="굴림"/>
-          <w:bCs/>
-          <w:color w:val="000000"/>
-          <w:kern w:val="0"/>
-          <w:sz w:val="22"/>
-          <w:szCs w:val="32"/>
-        </w:rPr>
-      </w:pPr>
-      <w:r>
-        <w:rPr>
-          <w:rFonts w:asciiTheme="majorHAnsi" w:eastAsiaTheme="majorHAnsi" w:hAnsiTheme="majorHAnsi" w:cs="굴림"/>
-          <w:bCs/>
-          <w:color w:val="000000"/>
-          <w:kern w:val="0"/>
-          <w:sz w:val="22"/>
-          <w:szCs w:val="32"/>
-        </w:rPr>
-        <w:t>- 개인정보 누출 사고가 발생하지 않도록 개인정보를 포함하는 자료는 위탁운영기관 및</w:t>
-      </w:r>
-      <w:r>
-        <w:rPr>
-          <w:rFonts w:asciiTheme="majorHAnsi" w:eastAsiaTheme="majorHAnsi" w:hAnsiTheme="majorHAnsi" w:cs="굴림" w:hint="eastAsia"/>
-          <w:bCs/>
-          <w:color w:val="000000"/>
-          <w:kern w:val="0"/>
-          <w:sz w:val="22"/>
-          <w:szCs w:val="32"/>
-        </w:rPr>
-        <w:t xml:space="preserve"> </w:t>
-      </w:r>
-      <w:r>
-        <w:rPr>
-          <w:rFonts w:asciiTheme="majorHAnsi" w:eastAsiaTheme="majorHAnsi" w:hAnsiTheme="majorHAnsi" w:cs="굴림"/>
-          <w:bCs/>
-          <w:color w:val="000000"/>
-          <w:kern w:val="0"/>
-          <w:sz w:val="22"/>
-          <w:szCs w:val="32"/>
-        </w:rPr>
-        <w:t>CP사의 직원 등이 작업 장소를 이탈해 보유하지 않도록 각별히 주의해야 함</w:t>
-      </w:r>
-    </w:p>
-    <w:p>
-      <w:pPr>
-        <w:widowControl/>
-        <w:wordWrap/>
-        <w:autoSpaceDE/>
-        <w:autoSpaceDN/>
-        <w:snapToGrid w:val="0"/>
-        <w:spacing w:after="0"/>
-        <w:ind w:leftChars="300" w:left="820" w:hangingChars="100" w:hanging="220"/>
-        <w:rPr>
-          <w:rFonts w:asciiTheme="majorHAnsi" w:eastAsiaTheme="majorHAnsi" w:hAnsiTheme="majorHAnsi" w:cs="굴림"/>
-          <w:bCs/>
-          <w:color w:val="000000"/>
-          <w:kern w:val="0"/>
-          <w:sz w:val="22"/>
-          <w:szCs w:val="32"/>
-        </w:rPr>
-      </w:pPr>
-      <w:r>
-        <w:rPr>
-          <w:rFonts w:asciiTheme="majorHAnsi" w:eastAsiaTheme="majorHAnsi" w:hAnsiTheme="majorHAnsi" w:cs="굴림"/>
-          <w:bCs/>
-          <w:color w:val="000000"/>
-          <w:kern w:val="0"/>
-          <w:sz w:val="22"/>
-          <w:szCs w:val="32"/>
-        </w:rPr>
-        <w:t>- 개인정보보호를 위해 고유식별번호(주민등록번호)에 대한 전송(동기화 포함) 및 저장 시</w:t>
-      </w:r>
-      <w:r>
-        <w:rPr>
-          <w:rFonts w:asciiTheme="majorHAnsi" w:eastAsiaTheme="majorHAnsi" w:hAnsiTheme="majorHAnsi" w:cs="굴림" w:hint="eastAsia"/>
-          <w:bCs/>
-          <w:color w:val="000000"/>
-          <w:kern w:val="0"/>
-          <w:sz w:val="22"/>
-          <w:szCs w:val="32"/>
-        </w:rPr>
-        <w:t xml:space="preserve"> </w:t>
-      </w:r>
-      <w:r>
-        <w:rPr>
-          <w:rFonts w:asciiTheme="majorHAnsi" w:eastAsiaTheme="majorHAnsi" w:hAnsiTheme="majorHAnsi" w:cs="굴림"/>
-          <w:bCs/>
-          <w:color w:val="000000"/>
-          <w:kern w:val="0"/>
-          <w:sz w:val="22"/>
-          <w:szCs w:val="32"/>
-        </w:rPr>
-        <w:t>암호화에 대한 적용 방안 계획을 수립해야 함</w:t>
-      </w:r>
-    </w:p>
-    <w:p>
-      <w:pPr>
-        <w:widowControl/>
-        <w:wordWrap/>
-        <w:autoSpaceDE/>
-        <w:autoSpaceDN/>
-        <w:snapToGrid w:val="0"/>
-        <w:ind w:leftChars="300" w:left="820" w:hangingChars="100" w:hanging="220"/>
-        <w:rPr>
-          <w:rFonts w:asciiTheme="majorHAnsi" w:eastAsiaTheme="majorHAnsi" w:hAnsiTheme="majorHAnsi" w:cs="굴림"/>
-          <w:bCs/>
-          <w:color w:val="000000"/>
-          <w:kern w:val="0"/>
-          <w:sz w:val="22"/>
-          <w:szCs w:val="32"/>
-        </w:rPr>
-      </w:pPr>
-      <w:r>
-        <w:rPr>
-          <w:rFonts w:asciiTheme="majorHAnsi" w:eastAsiaTheme="majorHAnsi" w:hAnsiTheme="majorHAnsi" w:cs="굴림"/>
-          <w:bCs/>
-          <w:color w:val="000000"/>
-          <w:kern w:val="0"/>
-          <w:sz w:val="22"/>
-          <w:szCs w:val="32"/>
-        </w:rPr>
-        <w:t>- 상기 의무를 이행하지 않거나, 고의 또는 과실로 인해 외부에 개인정보 등이 유출되었을 경우 위탁운영기관은 민</w:t>
-      </w:r>
-      <w:r>
-        <w:rPr>
-          <w:rFonts w:ascii="MS Mincho" w:eastAsia="MS Mincho" w:hAnsi="MS Mincho" w:cs="MS Mincho" w:hint="eastAsia"/>
-          <w:bCs/>
-          <w:color w:val="000000"/>
-          <w:kern w:val="0"/>
-          <w:sz w:val="22"/>
-          <w:szCs w:val="32"/>
-        </w:rPr>
-        <w:t>․</w:t>
-      </w:r>
-      <w:r>
-        <w:rPr>
-          <w:rFonts w:asciiTheme="majorHAnsi" w:eastAsiaTheme="majorHAnsi" w:hAnsiTheme="majorHAnsi" w:cs="굴림"/>
-          <w:bCs/>
-          <w:color w:val="000000"/>
-          <w:kern w:val="0"/>
-          <w:sz w:val="22"/>
-          <w:szCs w:val="32"/>
-        </w:rPr>
-        <w:t>형사상의 책임을 짐</w:t>
-      </w:r>
-    </w:p>
-    <w:p>
-      <w:pPr>
-        <w:widowControl/>
-        <w:wordWrap/>
-        <w:autoSpaceDE/>
-        <w:autoSpaceDN/>
-        <w:snapToGrid w:val="0"/>
-        <w:spacing w:after="0"/>
-        <w:rPr>
-          <w:rFonts w:asciiTheme="majorHAnsi" w:eastAsiaTheme="majorHAnsi" w:hAnsiTheme="majorHAnsi" w:cs="굴림"/>
-          <w:bCs/>
-          <w:color w:val="000000"/>
-          <w:kern w:val="0"/>
-          <w:sz w:val="22"/>
-          <w:szCs w:val="32"/>
-        </w:rPr>
-      </w:pPr>
-      <w:r>
-        <w:rPr>
-          <w:rFonts w:asciiTheme="majorHAnsi" w:eastAsiaTheme="majorHAnsi" w:hAnsiTheme="majorHAnsi" w:cs="굴림"/>
-          <w:bCs/>
-          <w:color w:val="000000"/>
-          <w:kern w:val="0"/>
-          <w:sz w:val="22"/>
-          <w:szCs w:val="32"/>
-        </w:rPr>
-        <w:t xml:space="preserve">  </w:t>
-      </w:r>
-      <w:r>
-        <w:rPr>
-          <w:rFonts w:ascii="MS Mincho" w:eastAsia="MS Mincho" w:hAnsi="MS Mincho" w:cs="MS Mincho" w:hint="eastAsia"/>
-          <w:bCs/>
-          <w:color w:val="000000"/>
-          <w:kern w:val="0"/>
-          <w:sz w:val="22"/>
-          <w:szCs w:val="32"/>
-        </w:rPr>
-        <w:t>❍</w:t>
-      </w:r>
-      <w:r>
-        <w:rPr>
-          <w:rFonts w:asciiTheme="majorHAnsi" w:eastAsiaTheme="majorHAnsi" w:hAnsiTheme="majorHAnsi" w:cs="굴림"/>
-          <w:bCs/>
-          <w:color w:val="000000"/>
-          <w:kern w:val="0"/>
-          <w:sz w:val="22"/>
-          <w:szCs w:val="32"/>
-        </w:rPr>
-        <w:t xml:space="preserve"> </w:t>
-      </w:r>
-      <w:r>
-        <w:rPr>
-          <w:rFonts w:asciiTheme="majorHAnsi" w:eastAsiaTheme="majorHAnsi" w:hAnsiTheme="majorHAnsi" w:cs="굴림" w:hint="eastAsia"/>
-          <w:bCs/>
-          <w:color w:val="000000"/>
-          <w:kern w:val="0"/>
-          <w:sz w:val="22"/>
-          <w:szCs w:val="32"/>
-        </w:rPr>
-        <w:t>기타</w:t>
-      </w:r>
-    </w:p>
-    <w:p>
-      <w:pPr>
-        <w:widowControl/>
-        <w:wordWrap/>
-        <w:autoSpaceDE/>
-        <w:autoSpaceDN/>
-        <w:snapToGrid w:val="0"/>
-        <w:spacing w:after="0"/>
-        <w:ind w:leftChars="300" w:left="820" w:hangingChars="100" w:hanging="220"/>
-        <w:rPr>
-          <w:rFonts w:asciiTheme="majorHAnsi" w:eastAsiaTheme="majorHAnsi" w:hAnsiTheme="majorHAnsi" w:cs="굴림"/>
-          <w:bCs/>
-          <w:color w:val="000000"/>
-          <w:kern w:val="0"/>
-          <w:sz w:val="22"/>
-          <w:szCs w:val="32"/>
-        </w:rPr>
-      </w:pPr>
-      <w:r>
-        <w:rPr>
-          <w:rFonts w:asciiTheme="majorHAnsi" w:eastAsiaTheme="majorHAnsi" w:hAnsiTheme="majorHAnsi" w:cs="굴림"/>
-          <w:bCs/>
-          <w:color w:val="000000"/>
-          <w:kern w:val="0"/>
-          <w:sz w:val="22"/>
-          <w:szCs w:val="32"/>
-        </w:rPr>
-        <w:t>- 위탁운영기관은 본 계약 체결시 별도의 보안특약을 함께 체결하고 준수해야 함</w:t>
-      </w:r>
-    </w:p>
-    <w:p>
-      <w:pPr>
-        <w:widowControl/>
-        <w:wordWrap/>
-        <w:autoSpaceDE/>
-        <w:autoSpaceDN/>
-        <w:snapToGrid w:val="0"/>
-        <w:spacing w:after="0"/>
-        <w:ind w:leftChars="300" w:left="820" w:hangingChars="100" w:hanging="220"/>
-        <w:jc w:val="left"/>
-        <w:rPr>
-          <w:rFonts w:asciiTheme="majorHAnsi" w:eastAsiaTheme="majorHAnsi" w:hAnsiTheme="majorHAnsi" w:cs="굴림"/>
-          <w:bCs/>
-          <w:color w:val="000000"/>
-          <w:kern w:val="0"/>
-          <w:sz w:val="22"/>
-          <w:szCs w:val="32"/>
-        </w:rPr>
-      </w:pPr>
-      <w:r>
-        <w:rPr>
-          <w:rFonts w:asciiTheme="majorHAnsi" w:eastAsiaTheme="majorHAnsi" w:hAnsiTheme="majorHAnsi" w:cs="굴림" w:hint="eastAsia"/>
-          <w:bCs/>
-          <w:color w:val="000000"/>
-          <w:kern w:val="0"/>
-          <w:sz w:val="22"/>
-          <w:szCs w:val="32"/>
-        </w:rPr>
-        <w:t xml:space="preserve">- </w:t>
-      </w:r>
+        <w:ind w:leftChars="0"/>
+        <w:rPr>
+          <w:rFonts w:asciiTheme="majorHAnsi" w:eastAsiaTheme="majorHAnsi" w:hAnsiTheme="majorHAnsi" w:cs="굴림"/>
+          <w:bCs/>
+          <w:color w:val="000000"/>
+          <w:kern w:val="0"/>
+          <w:sz w:val="22"/>
+          <w:szCs w:val="32"/>
+        </w:rPr>
+      </w:pPr>
       <w:r>
         <w:rPr>
           <w:rFonts w:asciiTheme="majorHAnsi" w:eastAsiaTheme="majorHAnsi" w:hAnsiTheme="majorHAnsi" w:cs="굴림"/>
@@ -5650,27 +5956,19 @@
           <w:sz w:val="22"/>
           <w:szCs w:val="32"/>
         </w:rPr>
-        <w:t xml:space="preserve">실태 점검에 적극 협력하여야 함  </w:t>
-      </w:r>
-    </w:p>
-    <w:p>
-      <w:pPr>
-        <w:widowControl/>
-        <w:wordWrap/>
-        <w:autoSpaceDE/>
-        <w:autoSpaceDN/>
-        <w:snapToGrid w:val="0"/>
-        <w:spacing w:after="0"/>
-        <w:ind w:leftChars="300" w:left="820" w:hangingChars="100" w:hanging="220"/>
-        <w:rPr>
-          <w:rFonts w:asciiTheme="majorHAnsi" w:eastAsiaTheme="majorHAnsi" w:hAnsiTheme="majorHAnsi" w:cs="굴림"/>
-          <w:bCs/>
-          <w:color w:val="000000"/>
-          <w:kern w:val="0"/>
-          <w:sz w:val="22"/>
-          <w:szCs w:val="32"/>
-        </w:rPr>
-      </w:pPr>
+        <w:t>실태 점검에 적극 협력하여야 함</w:t>
+      </w:r>
+      <w:r>
+        <w:rPr>
+          <w:rFonts w:asciiTheme="majorHAnsi" w:eastAsiaTheme="majorHAnsi" w:hAnsiTheme="majorHAnsi" w:cs="굴림"/>
+          <w:bCs/>
+          <w:color w:val="000000"/>
+          <w:kern w:val="0"/>
+          <w:sz w:val="22"/>
+          <w:szCs w:val="32"/>
+        </w:rPr>
+        <w:t xml:space="preserve"> </w:t>
+      </w:r>
     </w:p>
     <w:p>
       <w:r>
@@ -7060,7 +7358,7 @@
           <w:sz w:val="22"/>
           <w:szCs w:val="32"/>
         </w:rPr>
-        <w:t>운영부문 : 운영전략, 콘텐츠 구성, 학습자 관리방안, 기타 서비스</w:t>
+        <w:t>운영전략, 콘텐츠 구성, 학습자 관리방안, 기타 서비스</w:t>
       </w:r>
     </w:p>
     <w:p>
@@ -8339,8 +8637,30 @@
         <w:autoSpaceDE/>
         <w:autoSpaceDN/>
         <w:snapToGrid w:val="0"/>
+        <w:spacing w:after="0"/>
         <w:ind w:leftChars="99" w:left="563" w:hangingChars="166" w:hanging="365"/>
         <w:rPr>
+          <w:rFonts w:eastAsiaTheme="minorHAnsi" w:cs="맑은 고딕"/>
+          <w:bCs/>
+          <w:color w:val="000000"/>
+          <w:kern w:val="0"/>
+          <w:sz w:val="22"/>
+          <w:szCs w:val="32"/>
+        </w:rPr>
+      </w:pPr>
+      <w:r>
+        <w:rPr>
+          <w:rFonts w:ascii="MS Mincho" w:eastAsia="MS Mincho" w:hAnsi="MS Mincho" w:cs="MS Mincho" w:hint="eastAsia"/>
+          <w:bCs/>
+          <w:color w:val="000000"/>
+          <w:kern w:val="0"/>
+          <w:sz w:val="22"/>
+          <w:szCs w:val="32"/>
+        </w:rPr>
+        <w:t>❍</w:t>
+      </w:r>
+      <w:r>
+        <w:rPr>
           <w:rFonts w:eastAsiaTheme="minorHAnsi" w:cs="MS Mincho"/>
           <w:bCs/>
           <w:color w:val="000000"/>
@@ -8348,17 +8668,117 @@
           <w:sz w:val="22"/>
           <w:szCs w:val="32"/>
         </w:rPr>
-      </w:pPr>
-      <w:r>
-        <w:rPr>
-          <w:rFonts w:ascii="MS Mincho" w:eastAsia="MS Mincho" w:hAnsi="MS Mincho" w:cs="MS Mincho" w:hint="eastAsia"/>
-          <w:bCs/>
-          <w:color w:val="000000"/>
-          <w:kern w:val="0"/>
-          <w:sz w:val="22"/>
-          <w:szCs w:val="32"/>
-        </w:rPr>
-        <w:t>❍</w:t>
+        <w:t xml:space="preserve"> </w:t>
+      </w:r>
+      <w:r>
+        <w:rPr>
+          <w:rFonts w:eastAsiaTheme="minorHAnsi" w:cs="맑은 고딕" w:hint="eastAsia"/>
+          <w:bCs/>
+          <w:color w:val="000000"/>
+          <w:kern w:val="0"/>
+          <w:sz w:val="22"/>
+          <w:szCs w:val="32"/>
+        </w:rPr>
+        <w:t>협상내용은</w:t>
+      </w:r>
+      <w:r>
+        <w:rPr>
+          <w:rFonts w:eastAsiaTheme="minorHAnsi" w:cs="MS Mincho" w:hint="eastAsia"/>
+          <w:bCs/>
+          <w:color w:val="000000"/>
+          <w:kern w:val="0"/>
+          <w:sz w:val="22"/>
+          <w:szCs w:val="32"/>
+        </w:rPr>
+        <w:t xml:space="preserve"> </w:t>
+      </w:r>
+      <w:r>
+        <w:rPr>
+          <w:rFonts w:eastAsiaTheme="minorHAnsi" w:cs="맑은 고딕" w:hint="eastAsia"/>
+          <w:bCs/>
+          <w:color w:val="000000"/>
+          <w:kern w:val="0"/>
+          <w:sz w:val="22"/>
+          <w:szCs w:val="32"/>
+        </w:rPr>
+        <w:t>사업추진</w:t>
+      </w:r>
+      <w:r>
+        <w:rPr>
+          <w:rFonts w:eastAsiaTheme="minorHAnsi" w:cs="MS Mincho" w:hint="eastAsia"/>
+          <w:bCs/>
+          <w:color w:val="000000"/>
+          <w:kern w:val="0"/>
+          <w:sz w:val="22"/>
+          <w:szCs w:val="32"/>
+        </w:rPr>
+        <w:t xml:space="preserve"> </w:t>
+      </w:r>
+      <w:r>
+        <w:rPr>
+          <w:rFonts w:eastAsiaTheme="minorHAnsi" w:cs="맑은 고딕" w:hint="eastAsia"/>
+          <w:bCs/>
+          <w:color w:val="000000"/>
+          <w:kern w:val="0"/>
+          <w:sz w:val="22"/>
+          <w:szCs w:val="32"/>
+        </w:rPr>
+        <w:t>계획</w:t>
+      </w:r>
+      <w:r>
+        <w:rPr>
+          <w:rFonts w:eastAsiaTheme="minorHAnsi" w:cs="MS Mincho" w:hint="eastAsia"/>
+          <w:bCs/>
+          <w:color w:val="000000"/>
+          <w:kern w:val="0"/>
+          <w:sz w:val="22"/>
+          <w:szCs w:val="32"/>
+        </w:rPr>
+        <w:t xml:space="preserve"> </w:t>
+      </w:r>
+      <w:r>
+        <w:rPr>
+          <w:rFonts w:eastAsiaTheme="minorHAnsi" w:cs="맑은 고딕" w:hint="eastAsia"/>
+          <w:bCs/>
+          <w:color w:val="000000"/>
+          <w:kern w:val="0"/>
+          <w:sz w:val="22"/>
+          <w:szCs w:val="32"/>
+        </w:rPr>
+        <w:t>및</w:t>
+      </w:r>
+      <w:r>
+        <w:rPr>
+          <w:rFonts w:eastAsiaTheme="minorHAnsi" w:cs="MS Mincho" w:hint="eastAsia"/>
+          <w:bCs/>
+          <w:color w:val="000000"/>
+          <w:kern w:val="0"/>
+          <w:sz w:val="22"/>
+          <w:szCs w:val="32"/>
+        </w:rPr>
+        <w:t xml:space="preserve"> </w:t>
+      </w:r>
+      <w:r>
+        <w:rPr>
+          <w:rFonts w:eastAsiaTheme="minorHAnsi" w:cs="맑은 고딕" w:hint="eastAsia"/>
+          <w:bCs/>
+          <w:color w:val="000000"/>
+          <w:kern w:val="0"/>
+          <w:sz w:val="22"/>
+          <w:szCs w:val="32"/>
+        </w:rPr>
+        <w:t>이행방법</w:t>
+      </w:r>
+      <w:r>
+        <w:rPr>
+          <w:rFonts w:eastAsiaTheme="minorHAnsi" w:cs="MS Mincho" w:hint="eastAsia"/>
+          <w:bCs/>
+          <w:color w:val="000000"/>
+          <w:kern w:val="0"/>
+          <w:sz w:val="22"/>
+          <w:szCs w:val="32"/>
+        </w:rPr>
+        <w:t>,</w:t>
       </w:r>
       <w:r>
         <w:rPr>
@@ -8380,7 +8800,7 @@
           <w:sz w:val="22"/>
           <w:szCs w:val="32"/>
         </w:rPr>
-        <w:t>협상내용은</w:t>
+        <w:t>이행일정</w:t>
       </w:r>
       <w:r>
         <w:rPr>
@@ -8391,94 +8811,6 @@
           <w:sz w:val="22"/>
           <w:szCs w:val="32"/>
         </w:rPr>
-        <w:t xml:space="preserve"> </w:t>
-      </w:r>
-      <w:r>
-        <w:rPr>
-          <w:rFonts w:eastAsiaTheme="minorHAnsi" w:cs="맑은 고딕" w:hint="eastAsia"/>
-          <w:bCs/>
-          <w:color w:val="000000"/>
-          <w:kern w:val="0"/>
-          <w:sz w:val="22"/>
-          <w:szCs w:val="32"/>
-        </w:rPr>
-        <w:t>사업추진</w:t>
-      </w:r>
-      <w:r>
-        <w:rPr>
-          <w:rFonts w:eastAsiaTheme="minorHAnsi" w:cs="MS Mincho" w:hint="eastAsia"/>
-          <w:bCs/>
-          <w:color w:val="000000"/>
-          <w:kern w:val="0"/>
-          <w:sz w:val="22"/>
-          <w:szCs w:val="32"/>
-        </w:rPr>
-        <w:t xml:space="preserve"> </w:t>
-      </w:r>
-      <w:r>
-        <w:rPr>
-          <w:rFonts w:eastAsiaTheme="minorHAnsi" w:cs="맑은 고딕" w:hint="eastAsia"/>
-          <w:bCs/>
-          <w:color w:val="000000"/>
-          <w:kern w:val="0"/>
-          <w:sz w:val="22"/>
-          <w:szCs w:val="32"/>
-        </w:rPr>
-        <w:t>계획</w:t>
-      </w:r>
-      <w:r>
-        <w:rPr>
-          <w:rFonts w:eastAsiaTheme="minorHAnsi" w:cs="MS Mincho" w:hint="eastAsia"/>
-          <w:bCs/>
-          <w:color w:val="000000"/>
-          <w:kern w:val="0"/>
-          <w:sz w:val="22"/>
-          <w:szCs w:val="32"/>
-        </w:rPr>
-        <w:t xml:space="preserve"> </w:t>
-      </w:r>
-      <w:r>
-        <w:rPr>
-          <w:rFonts w:eastAsiaTheme="minorHAnsi" w:cs="맑은 고딕" w:hint="eastAsia"/>
-          <w:bCs/>
-          <w:color w:val="000000"/>
-          <w:kern w:val="0"/>
-          <w:sz w:val="22"/>
-          <w:szCs w:val="32"/>
-        </w:rPr>
-        <w:t>및</w:t>
-      </w:r>
-      <w:r>
-        <w:rPr>
-          <w:rFonts w:eastAsiaTheme="minorHAnsi" w:cs="MS Mincho" w:hint="eastAsia"/>
-          <w:bCs/>
-          <w:color w:val="000000"/>
-          <w:kern w:val="0"/>
-          <w:sz w:val="22"/>
-          <w:szCs w:val="32"/>
-        </w:rPr>
-        <w:t xml:space="preserve"> </w:t>
-      </w:r>
-      <w:r>
-        <w:rPr>
-          <w:rFonts w:eastAsiaTheme="minorHAnsi" w:cs="맑은 고딕" w:hint="eastAsia"/>
-          <w:bCs/>
-          <w:color w:val="000000"/>
-          <w:kern w:val="0"/>
-          <w:sz w:val="22"/>
-          <w:szCs w:val="32"/>
-        </w:rPr>
-        <w:t>이행방법</w:t>
-      </w:r>
-      <w:r>
-        <w:rPr>
-          <w:rFonts w:eastAsiaTheme="minorHAnsi" w:cs="MS Mincho" w:hint="eastAsia"/>
-          <w:bCs/>
-          <w:color w:val="000000"/>
-          <w:kern w:val="0"/>
-          <w:sz w:val="22"/>
-          <w:szCs w:val="32"/>
-        </w:rPr>
         <w:t>,</w:t>
       </w:r>
       <w:r>
@@ -8494,40 +8826,7 @@
       </w:r>
       <w:r>
         <w:rPr>
-          <w:rFonts w:eastAsiaTheme="minorHAnsi" w:cs="맑은 고딕" w:hint="eastAsia"/>
-          <w:bCs/>
-          <w:color w:val="000000"/>
-          <w:kern w:val="0"/>
-          <w:sz w:val="22"/>
-          <w:szCs w:val="32"/>
-        </w:rPr>
-        <w:t>이행일정</w:t>
-      </w:r>
-      <w:r>
-        <w:rPr>
-          <w:rFonts w:eastAsiaTheme="minorHAnsi" w:cs="MS Mincho" w:hint="eastAsia"/>
-          <w:bCs/>
-          <w:color w:val="000000"/>
-          <w:kern w:val="0"/>
-          <w:sz w:val="22"/>
-          <w:szCs w:val="32"/>
-        </w:rPr>
-        <w:t>,</w:t>
-      </w:r>
-      <w:r>
-        <w:rPr>
-          <w:rFonts w:eastAsiaTheme="minorHAnsi" w:cs="MS Mincho"/>
-          <w:bCs/>
-          <w:color w:val="000000"/>
-          <w:kern w:val="0"/>
-          <w:sz w:val="22"/>
-          <w:szCs w:val="32"/>
-        </w:rPr>
-        <w:t xml:space="preserve"> </w:t>
-      </w:r>
-      <w:r>
-        <w:rPr>
-          <w:rFonts w:eastAsiaTheme="minorHAnsi" w:cs="맑은 고딕" w:hint="eastAsia"/>
+          <w:rFonts w:ascii="맑은 고딕" w:eastAsia="맑은 고딕" w:hAnsi="맑은 고딕" w:cs="맑은 고딕" w:hint="eastAsia"/>
           <w:bCs/>
           <w:color w:val="000000"/>
           <w:kern w:val="0"/>
@@ -8860,7 +9159,7 @@
         <w:autoSpaceDN/>
         <w:snapToGrid w:val="0"/>
         <w:spacing w:after="0"/>
-        <w:ind w:leftChars="160" w:left="562" w:hangingChars="110" w:hanging="242"/>
+        <w:ind w:leftChars="99" w:left="440" w:hangingChars="110" w:hanging="242"/>
         <w:rPr>
           <w:rFonts w:eastAsiaTheme="minorHAnsi" w:cs="MS Mincho"/>
           <w:bCs/>
@@ -9044,7 +9343,7 @@
         <w:autoSpaceDN/>
         <w:snapToGrid w:val="0"/>
         <w:spacing w:after="0"/>
-        <w:ind w:leftChars="160" w:left="562" w:hangingChars="110" w:hanging="242"/>
+        <w:ind w:leftChars="99" w:left="440" w:hangingChars="110" w:hanging="242"/>
         <w:rPr>
           <w:rFonts w:eastAsiaTheme="minorHAnsi" w:cs="MS Mincho"/>
           <w:bCs/>
@@ -9096,7 +9395,7 @@
         <w:autoSpaceDN/>
         <w:snapToGrid w:val="0"/>
         <w:spacing w:after="0"/>
-        <w:ind w:leftChars="160" w:left="562" w:hangingChars="110" w:hanging="242"/>
+        <w:ind w:leftChars="99" w:left="440" w:hangingChars="110" w:hanging="242"/>
         <w:rPr>
           <w:rFonts w:eastAsiaTheme="minorHAnsi" w:cs="MS Mincho"/>
           <w:bCs/>
@@ -9269,7 +9568,7 @@
         <w:autoSpaceDN/>
         <w:snapToGrid w:val="0"/>
         <w:spacing w:after="0"/>
-        <w:ind w:leftChars="160" w:left="562" w:hangingChars="110" w:hanging="242"/>
+        <w:ind w:leftChars="99" w:left="440" w:hangingChars="110" w:hanging="242"/>
         <w:rPr>
           <w:rFonts w:asciiTheme="majorHAnsi" w:eastAsiaTheme="majorHAnsi" w:hAnsiTheme="majorHAnsi" w:cs="MS Mincho"/>
           <w:bCs/>
@@ -9431,7 +9730,7 @@
         <w:autoSpaceDN/>
         <w:snapToGrid w:val="0"/>
         <w:spacing w:after="0"/>
-        <w:ind w:leftChars="160" w:left="562" w:hangingChars="110" w:hanging="242"/>
+        <w:ind w:leftChars="99" w:left="440" w:hangingChars="110" w:hanging="242"/>
         <w:rPr>
           <w:rFonts w:asciiTheme="majorHAnsi" w:eastAsiaTheme="majorHAnsi" w:hAnsiTheme="majorHAnsi" w:cs="MS Mincho"/>
           <w:bCs/>
@@ -9484,7 +9783,7 @@
         <w:autoSpaceDN/>
         <w:snapToGrid w:val="0"/>
         <w:spacing w:after="0"/>
-        <w:ind w:leftChars="160" w:left="562" w:hangingChars="110" w:hanging="242"/>
+        <w:ind w:leftChars="99" w:left="440" w:hangingChars="110" w:hanging="242"/>
         <w:rPr>
           <w:rFonts w:asciiTheme="majorHAnsi" w:eastAsiaTheme="majorHAnsi" w:hAnsiTheme="majorHAnsi" w:cs="MS Mincho"/>
           <w:bCs/>
@@ -9536,7 +9835,7 @@
         <w:autoSpaceDN/>
         <w:snapToGrid w:val="0"/>
         <w:spacing w:after="0"/>
-        <w:ind w:leftChars="160" w:left="562" w:hangingChars="110" w:hanging="242"/>
+        <w:ind w:leftChars="99" w:left="440" w:hangingChars="110" w:hanging="242"/>
         <w:rPr>
           <w:rFonts w:asciiTheme="majorHAnsi" w:eastAsiaTheme="majorHAnsi" w:hAnsiTheme="majorHAnsi" w:cs="MS Mincho"/>
           <w:bCs/>
@@ -9672,7 +9971,7 @@
       </w:tblGrid>
       <w:tr>
         <w:trPr>
-          <w:trHeight w:val="278"/>
+          <w:trHeight w:val="567"/>
         </w:trPr>
         <w:tc>
           <w:tcPr>
@@ -9704,6 +10003,7 @@
               <w:jc w:val="center"/>
               <w:rPr>
                 <w:rFonts w:asciiTheme="majorHAnsi" w:eastAsiaTheme="majorHAnsi" w:hAnsiTheme="majorHAnsi" w:cs="굴림"/>
+                <w:b/>
                 <w:color w:val="FFFFFF"/>
                 <w:kern w:val="0"/>
                 <w:szCs w:val="20"/>
@@ -9712,6 +10012,7 @@
             <w:r>
               <w:rPr>
                 <w:rFonts w:asciiTheme="majorHAnsi" w:eastAsiaTheme="majorHAnsi" w:hAnsiTheme="majorHAnsi" w:cs="굴림" w:hint="eastAsia"/>
+                <w:b/>
                 <w:color w:val="FFFFFF"/>
                 <w:kern w:val="0"/>
                 <w:szCs w:val="20"/>
@@ -9750,6 +10051,7 @@
               <w:jc w:val="center"/>
               <w:rPr>
                 <w:rFonts w:asciiTheme="majorHAnsi" w:eastAsiaTheme="majorHAnsi" w:hAnsiTheme="majorHAnsi" w:cs="굴림"/>
+                <w:b/>
                 <w:color w:val="FFFFFF"/>
                 <w:kern w:val="0"/>
                 <w:szCs w:val="20"/>
@@ -9758,6 +10060,7 @@
             <w:r>
               <w:rPr>
                 <w:rFonts w:asciiTheme="majorHAnsi" w:eastAsiaTheme="majorHAnsi" w:hAnsiTheme="majorHAnsi" w:cs="굴림" w:hint="eastAsia"/>
+                <w:b/>
                 <w:color w:val="FFFFFF"/>
                 <w:kern w:val="0"/>
                 <w:szCs w:val="20"/>
@@ -9769,7 +10072,7 @@
       </w:tr>
       <w:tr>
         <w:trPr>
-          <w:trHeight w:val="11"/>
+          <w:trHeight w:val="567"/>
         </w:trPr>
         <w:tc>
           <w:tcPr>
@@ -9823,7 +10126,7 @@
       </w:tr>
       <w:tr>
         <w:trPr>
-          <w:trHeight w:val="269"/>
+          <w:trHeight w:val="567"/>
         </w:trPr>
         <w:tc>
           <w:tcPr>
@@ -9889,12 +10192,18 @@
           </w:tcPr>
           <w:p>
             <w:pPr>
+              <w:pStyle w:val="a4"/>
               <w:widowControl/>
+              <w:numPr>
+                <w:ilvl w:val="0"/>
+                <w:numId w:val="10"/>
+              </w:numPr>
               <w:wordWrap/>
               <w:autoSpaceDE/>
               <w:autoSpaceDN/>
               <w:snapToGrid w:val="0"/>
               <w:spacing w:after="0" w:line="240" w:lineRule="auto"/>
+              <w:ind w:leftChars="0"/>
               <w:rPr>
                 <w:rFonts w:asciiTheme="majorHAnsi" w:eastAsiaTheme="majorHAnsi" w:hAnsiTheme="majorHAnsi" w:cs="굴림"/>
                 <w:color w:val="000000"/>
@@ -9904,28 +10213,19 @@
             </w:pPr>
             <w:r>
               <w:rPr>
-                <w:rFonts w:ascii="MS Mincho" w:eastAsia="MS Mincho" w:hAnsi="MS Mincho" w:cs="MS Mincho" w:hint="eastAsia"/>
-                <w:color w:val="000000"/>
-                <w:kern w:val="0"/>
-                <w:szCs w:val="20"/>
-              </w:rPr>
-              <w:t>∘</w:t>
-            </w:r>
-            <w:r>
-              <w:rPr>
                 <w:rFonts w:asciiTheme="majorHAnsi" w:eastAsiaTheme="majorHAnsi" w:hAnsiTheme="majorHAnsi" w:cs="굴림" w:hint="eastAsia"/>
                 <w:color w:val="000000"/>
                 <w:kern w:val="0"/>
                 <w:szCs w:val="20"/>
               </w:rPr>
-              <w:t xml:space="preserve"> 제안업체 일반현황, 주요 연혁, 조직 및 인원현황</w:t>
+              <w:t>제안업체 일반현황, 주요 연혁, 조직 및 인원현황</w:t>
             </w:r>
           </w:p>
         </w:tc>
       </w:tr>
       <w:tr>
         <w:trPr>
-          <w:trHeight w:val="269"/>
+          <w:trHeight w:val="567"/>
         </w:trPr>
         <w:tc>
           <w:tcPr>
@@ -9991,12 +10291,18 @@
           </w:tcPr>
           <w:p>
             <w:pPr>
+              <w:pStyle w:val="a4"/>
               <w:widowControl/>
+              <w:numPr>
+                <w:ilvl w:val="0"/>
+                <w:numId w:val="10"/>
+              </w:numPr>
               <w:wordWrap/>
               <w:autoSpaceDE/>
               <w:autoSpaceDN/>
               <w:snapToGrid w:val="0"/>
               <w:spacing w:after="0" w:line="240" w:lineRule="auto"/>
+              <w:ind w:leftChars="0"/>
               <w:rPr>
                 <w:rFonts w:asciiTheme="majorHAnsi" w:eastAsiaTheme="majorHAnsi" w:hAnsiTheme="majorHAnsi" w:cs="굴림"/>
                 <w:color w:val="000000"/>
@@ -10006,28 +10312,19 @@
             </w:pPr>
             <w:r>
               <w:rPr>
-                <w:rFonts w:ascii="MS Mincho" w:eastAsia="MS Mincho" w:hAnsi="MS Mincho" w:cs="MS Mincho" w:hint="eastAsia"/>
-                <w:color w:val="000000"/>
-                <w:kern w:val="0"/>
-                <w:szCs w:val="20"/>
-              </w:rPr>
-              <w:t>∘</w:t>
-            </w:r>
-            <w:r>
-              <w:rPr>
                 <w:rFonts w:asciiTheme="majorHAnsi" w:eastAsiaTheme="majorHAnsi" w:hAnsiTheme="majorHAnsi" w:cs="굴림" w:hint="eastAsia"/>
                 <w:color w:val="000000"/>
                 <w:kern w:val="0"/>
                 <w:szCs w:val="20"/>
               </w:rPr>
-              <w:t xml:space="preserve"> 제안업체의 재무사항</w:t>
+              <w:t>제안업체의 재무사항</w:t>
             </w:r>
           </w:p>
         </w:tc>
       </w:tr>
       <w:tr>
         <w:trPr>
-          <w:trHeight w:val="470"/>
+          <w:trHeight w:val="567"/>
         </w:trPr>
         <w:tc>
           <w:tcPr>
@@ -10093,12 +10390,45 @@
           </w:tcPr>
           <w:p>
             <w:pPr>
+              <w:pStyle w:val="a4"/>
+              <w:widowControl/>
+              <w:numPr>
+                <w:ilvl w:val="0"/>
+                <w:numId w:val="10"/>
+              </w:numPr>
+              <w:wordWrap/>
+              <w:autoSpaceDE/>
+              <w:autoSpaceDN/>
+              <w:snapToGrid w:val="0"/>
+              <w:spacing w:after="0" w:line="240" w:lineRule="auto"/>
+              <w:ind w:leftChars="0"/>
+              <w:rPr>
+                <w:rFonts w:asciiTheme="majorHAnsi" w:eastAsiaTheme="majorHAnsi" w:hAnsiTheme="majorHAnsi" w:cs="굴림"/>
+                <w:color w:val="000000"/>
+                <w:kern w:val="0"/>
+                <w:szCs w:val="20"/>
+              </w:rPr>
+            </w:pPr>
+            <w:r>
+              <w:rPr>
+                <w:rFonts w:asciiTheme="majorHAnsi" w:eastAsiaTheme="majorHAnsi" w:hAnsiTheme="majorHAnsi" w:cs="굴림" w:hint="eastAsia"/>
+                <w:color w:val="000000"/>
+                <w:kern w:val="0"/>
+                <w:szCs w:val="20"/>
+              </w:rPr>
+              <w:t xml:space="preserve">스마트러닝 위탁교육 수행실적 </w:t>
+            </w:r>
+          </w:p>
+          <w:p>
+            <w:pPr>
+              <w:pStyle w:val="a4"/>
               <w:widowControl/>
               <w:wordWrap/>
               <w:autoSpaceDE/>
               <w:autoSpaceDN/>
               <w:snapToGrid w:val="0"/>
               <w:spacing w:after="0" w:line="240" w:lineRule="auto"/>
+              <w:ind w:leftChars="0" w:left="170"/>
               <w:rPr>
                 <w:rFonts w:asciiTheme="majorHAnsi" w:eastAsiaTheme="majorHAnsi" w:hAnsiTheme="majorHAnsi" w:cs="굴림"/>
                 <w:color w:val="000000"/>
@@ -10108,32 +10438,42 @@
             </w:pPr>
             <w:r>
               <w:rPr>
-                <w:rFonts w:ascii="MS Mincho" w:eastAsia="MS Mincho" w:hAnsi="MS Mincho" w:cs="MS Mincho" w:hint="eastAsia"/>
-                <w:color w:val="000000"/>
-                <w:kern w:val="0"/>
-                <w:szCs w:val="20"/>
-              </w:rPr>
-              <w:t>∘</w:t>
+                <w:rFonts w:asciiTheme="majorHAnsi" w:eastAsiaTheme="majorHAnsi" w:hAnsiTheme="majorHAnsi" w:cs="굴림" w:hint="eastAsia"/>
+                <w:color w:val="000000"/>
+                <w:kern w:val="0"/>
+                <w:szCs w:val="20"/>
+              </w:rPr>
+              <w:t>*</w:t>
             </w:r>
             <w:r>
               <w:rPr>
+                <w:rFonts w:asciiTheme="majorHAnsi" w:eastAsiaTheme="majorHAnsi" w:hAnsiTheme="majorHAnsi" w:cs="굴림"/>
+                <w:color w:val="000000"/>
+                <w:kern w:val="0"/>
+                <w:szCs w:val="20"/>
+              </w:rPr>
+              <w:t xml:space="preserve"> </w:t>
+            </w:r>
+            <w:r>
+              <w:rPr>
                 <w:rFonts w:asciiTheme="majorHAnsi" w:eastAsiaTheme="majorHAnsi" w:hAnsiTheme="majorHAnsi" w:cs="굴림" w:hint="eastAsia"/>
                 <w:color w:val="000000"/>
                 <w:kern w:val="0"/>
                 <w:szCs w:val="20"/>
               </w:rPr>
-              <w:t xml:space="preserve"> 스마트러닝 위탁교육 수행실적 </w:t>
+              <w:t>위탁운영 실적증명서 제출(순수 위탁교육 부분만 인정)</w:t>
             </w:r>
           </w:p>
           <w:p>
             <w:pPr>
+              <w:pStyle w:val="a4"/>
               <w:widowControl/>
               <w:wordWrap/>
               <w:autoSpaceDE/>
               <w:autoSpaceDN/>
               <w:snapToGrid w:val="0"/>
               <w:spacing w:after="0" w:line="240" w:lineRule="auto"/>
-              <w:ind w:firstLineChars="100" w:firstLine="200"/>
+              <w:ind w:leftChars="0" w:left="170"/>
               <w:rPr>
                 <w:rFonts w:asciiTheme="majorHAnsi" w:eastAsiaTheme="majorHAnsi" w:hAnsiTheme="majorHAnsi" w:cs="굴림"/>
                 <w:color w:val="000000"/>
@@ -10148,25 +10488,17 @@
                 <w:kern w:val="0"/>
                 <w:szCs w:val="20"/>
               </w:rPr>
-              <w:t>*위탁운영 실적증명서 제출(순수 위탁교육 부분만 인정)</w:t>
+              <w:t>*</w:t>
             </w:r>
-          </w:p>
-          <w:p>
-            <w:pPr>
-              <w:widowControl/>
-              <w:wordWrap/>
-              <w:autoSpaceDE/>
-              <w:autoSpaceDN/>
-              <w:snapToGrid w:val="0"/>
-              <w:spacing w:after="0" w:line="240" w:lineRule="auto"/>
-              <w:ind w:firstLineChars="100" w:firstLine="200"/>
+            <w:r>
               <w:rPr>
                 <w:rFonts w:asciiTheme="majorHAnsi" w:eastAsiaTheme="majorHAnsi" w:hAnsiTheme="majorHAnsi" w:cs="굴림"/>
                 <w:color w:val="000000"/>
                 <w:kern w:val="0"/>
                 <w:szCs w:val="20"/>
               </w:rPr>
-            </w:pPr>
+              <w:t xml:space="preserve"> </w:t>
+            </w:r>
             <w:r>
               <w:rPr>
                 <w:rFonts w:asciiTheme="majorHAnsi" w:eastAsiaTheme="majorHAnsi" w:hAnsiTheme="majorHAnsi" w:cs="굴림" w:hint="eastAsia"/>
@@ -10174,14 +10506,14 @@
                 <w:kern w:val="0"/>
                 <w:szCs w:val="20"/>
               </w:rPr>
-              <w:t>*콘텐츠 개발 등이 포함된 경우는 위탁교육 부분만 별도 구분</w:t>
+              <w:t>콘텐츠 개발 등이 포함된 경우는 위탁교육 부분만 별도 구분</w:t>
             </w:r>
           </w:p>
         </w:tc>
       </w:tr>
       <w:tr>
         <w:trPr>
-          <w:trHeight w:val="251"/>
+          <w:trHeight w:val="567"/>
         </w:trPr>
         <w:tc>
           <w:tcPr>
@@ -10235,7 +10567,7 @@
       </w:tr>
       <w:tr>
         <w:trPr>
-          <w:trHeight w:val="295"/>
+          <w:trHeight w:val="567"/>
         </w:trPr>
         <w:tc>
           <w:tcPr>
@@ -10301,12 +10633,18 @@
           </w:tcPr>
           <w:p>
             <w:pPr>
+              <w:pStyle w:val="a4"/>
               <w:widowControl/>
+              <w:numPr>
+                <w:ilvl w:val="0"/>
+                <w:numId w:val="10"/>
+              </w:numPr>
               <w:wordWrap/>
               <w:autoSpaceDE/>
               <w:autoSpaceDN/>
               <w:snapToGrid w:val="0"/>
               <w:spacing w:after="0" w:line="240" w:lineRule="auto"/>
+              <w:ind w:leftChars="0"/>
               <w:rPr>
                 <w:rFonts w:asciiTheme="majorHAnsi" w:eastAsiaTheme="majorHAnsi" w:hAnsiTheme="majorHAnsi" w:cs="굴림"/>
                 <w:color w:val="000000"/>
@@ -10316,28 +10654,19 @@
             </w:pPr>
             <w:r>
               <w:rPr>
-                <w:rFonts w:ascii="MS Mincho" w:eastAsia="MS Mincho" w:hAnsi="MS Mincho" w:cs="MS Mincho" w:hint="eastAsia"/>
-                <w:color w:val="000000"/>
-                <w:kern w:val="0"/>
-                <w:szCs w:val="20"/>
-              </w:rPr>
-              <w:t>∘</w:t>
-            </w:r>
-            <w:r>
-              <w:rPr>
                 <w:rFonts w:asciiTheme="majorHAnsi" w:eastAsiaTheme="majorHAnsi" w:hAnsiTheme="majorHAnsi" w:cs="굴림" w:hint="eastAsia"/>
                 <w:color w:val="000000"/>
                 <w:kern w:val="0"/>
                 <w:szCs w:val="20"/>
               </w:rPr>
-              <w:t xml:space="preserve"> 사업 수행방향 및 추진전략, 제안의 특징 및 장점 </w:t>
+              <w:t xml:space="preserve">사업 수행방향 및 추진전략, 제안의 특징 및 장점 </w:t>
             </w:r>
           </w:p>
         </w:tc>
       </w:tr>
       <w:tr>
         <w:trPr>
-          <w:trHeight w:val="199"/>
+          <w:trHeight w:val="567"/>
         </w:trPr>
         <w:tc>
           <w:tcPr>
@@ -10403,12 +10732,45 @@
           </w:tcPr>
           <w:p>
             <w:pPr>
+              <w:pStyle w:val="a4"/>
+              <w:widowControl/>
+              <w:numPr>
+                <w:ilvl w:val="0"/>
+                <w:numId w:val="10"/>
+              </w:numPr>
+              <w:wordWrap/>
+              <w:autoSpaceDE/>
+              <w:autoSpaceDN/>
+              <w:snapToGrid w:val="0"/>
+              <w:spacing w:after="0" w:line="240" w:lineRule="auto"/>
+              <w:ind w:leftChars="0"/>
+              <w:rPr>
+                <w:rFonts w:asciiTheme="majorHAnsi" w:eastAsiaTheme="majorHAnsi" w:hAnsiTheme="majorHAnsi" w:cs="굴림"/>
+                <w:color w:val="000000"/>
+                <w:kern w:val="0"/>
+                <w:szCs w:val="20"/>
+              </w:rPr>
+            </w:pPr>
+            <w:r>
+              <w:rPr>
+                <w:rFonts w:asciiTheme="majorHAnsi" w:eastAsiaTheme="majorHAnsi" w:hAnsiTheme="majorHAnsi" w:cs="굴림" w:hint="eastAsia"/>
+                <w:color w:val="000000"/>
+                <w:kern w:val="0"/>
+                <w:szCs w:val="20"/>
+              </w:rPr>
+              <w:t>제안 교육과정 전체 리스트</w:t>
+            </w:r>
+          </w:p>
+          <w:p>
+            <w:pPr>
+              <w:pStyle w:val="a4"/>
               <w:widowControl/>
               <w:wordWrap/>
               <w:autoSpaceDE/>
               <w:autoSpaceDN/>
               <w:snapToGrid w:val="0"/>
               <w:spacing w:after="0" w:line="240" w:lineRule="auto"/>
+              <w:ind w:leftChars="0" w:left="170"/>
               <w:rPr>
                 <w:rFonts w:asciiTheme="majorHAnsi" w:eastAsiaTheme="majorHAnsi" w:hAnsiTheme="majorHAnsi" w:cs="굴림"/>
                 <w:color w:val="000000"/>
@@ -10418,47 +10780,30 @@
             </w:pPr>
             <w:r>
               <w:rPr>
-                <w:rFonts w:ascii="MS Mincho" w:eastAsia="MS Mincho" w:hAnsi="MS Mincho" w:cs="MS Mincho" w:hint="eastAsia"/>
-                <w:color w:val="000000"/>
-                <w:kern w:val="0"/>
-                <w:szCs w:val="20"/>
-              </w:rPr>
-              <w:t>∘</w:t>
+                <w:rFonts w:asciiTheme="majorHAnsi" w:eastAsiaTheme="majorHAnsi" w:hAnsiTheme="majorHAnsi" w:cs="굴림" w:hint="eastAsia"/>
+                <w:color w:val="000000"/>
+                <w:kern w:val="0"/>
+                <w:szCs w:val="20"/>
+              </w:rPr>
+              <w:t>*</w:t>
             </w:r>
             <w:r>
               <w:rPr>
+                <w:rFonts w:asciiTheme="majorHAnsi" w:eastAsiaTheme="majorHAnsi" w:hAnsiTheme="majorHAnsi" w:cs="굴림"/>
+                <w:color w:val="000000"/>
+                <w:kern w:val="0"/>
+                <w:szCs w:val="20"/>
+              </w:rPr>
+              <w:t xml:space="preserve"> </w:t>
+            </w:r>
+            <w:r>
+              <w:rPr>
                 <w:rFonts w:asciiTheme="majorHAnsi" w:eastAsiaTheme="majorHAnsi" w:hAnsiTheme="majorHAnsi" w:cs="굴림" w:hint="eastAsia"/>
                 <w:color w:val="000000"/>
                 <w:kern w:val="0"/>
                 <w:szCs w:val="20"/>
               </w:rPr>
-              <w:t xml:space="preserve"> 제안 교육과정 전체 리스트</w:t>
-            </w:r>
-          </w:p>
-          <w:p>
-            <w:pPr>
-              <w:widowControl/>
-              <w:wordWrap/>
-              <w:autoSpaceDE/>
-              <w:autoSpaceDN/>
-              <w:snapToGrid w:val="0"/>
-              <w:spacing w:after="0" w:line="240" w:lineRule="auto"/>
-              <w:ind w:firstLine="195"/>
-              <w:rPr>
-                <w:rFonts w:asciiTheme="majorHAnsi" w:eastAsiaTheme="majorHAnsi" w:hAnsiTheme="majorHAnsi" w:cs="굴림"/>
-                <w:color w:val="000000"/>
-                <w:kern w:val="0"/>
-                <w:szCs w:val="20"/>
-              </w:rPr>
-            </w:pPr>
-            <w:r>
-              <w:rPr>
-                <w:rFonts w:asciiTheme="majorHAnsi" w:eastAsiaTheme="majorHAnsi" w:hAnsiTheme="majorHAnsi" w:cs="굴림" w:hint="eastAsia"/>
-                <w:color w:val="000000"/>
-                <w:kern w:val="0"/>
-                <w:szCs w:val="20"/>
-              </w:rPr>
-              <w:t>* 금융 관련 콘텐츠,</w:t>
+              <w:t>금융 관련 콘텐츠,</w:t>
             </w:r>
             <w:r>
               <w:rPr>
@@ -10519,7 +10864,7 @@
       </w:tr>
       <w:tr>
         <w:trPr>
-          <w:trHeight w:val="414"/>
+          <w:trHeight w:val="567"/>
         </w:trPr>
         <w:tc>
           <w:tcPr>
@@ -10547,7 +10892,6 @@
               <w:autoSpaceDN/>
               <w:snapToGrid w:val="0"/>
               <w:spacing w:after="0" w:line="240" w:lineRule="auto"/>
-              <w:jc w:val="left"/>
               <w:rPr>
                 <w:rFonts w:asciiTheme="majorHAnsi" w:eastAsiaTheme="majorHAnsi" w:hAnsiTheme="majorHAnsi" w:cs="굴림"/>
                 <w:color w:val="000000"/>
@@ -10586,12 +10930,18 @@
           </w:tcPr>
           <w:p>
             <w:pPr>
+              <w:pStyle w:val="a4"/>
               <w:widowControl/>
+              <w:numPr>
+                <w:ilvl w:val="0"/>
+                <w:numId w:val="10"/>
+              </w:numPr>
               <w:wordWrap/>
               <w:autoSpaceDE/>
               <w:autoSpaceDN/>
               <w:snapToGrid w:val="0"/>
               <w:spacing w:after="0" w:line="240" w:lineRule="auto"/>
+              <w:ind w:leftChars="0"/>
               <w:rPr>
                 <w:rFonts w:asciiTheme="majorHAnsi" w:eastAsiaTheme="majorHAnsi" w:hAnsiTheme="majorHAnsi" w:cs="굴림"/>
                 <w:color w:val="000000"/>
@@ -10601,31 +10951,28 @@
             </w:pPr>
             <w:r>
               <w:rPr>
-                <w:rFonts w:ascii="MS Mincho" w:eastAsia="MS Mincho" w:hAnsi="MS Mincho" w:cs="MS Mincho" w:hint="eastAsia"/>
-                <w:color w:val="000000"/>
-                <w:kern w:val="0"/>
-                <w:szCs w:val="20"/>
-              </w:rPr>
-              <w:t>∘</w:t>
-            </w:r>
-            <w:r>
-              <w:rPr>
                 <w:rFonts w:asciiTheme="majorHAnsi" w:eastAsiaTheme="majorHAnsi" w:hAnsiTheme="majorHAnsi" w:cs="굴림" w:hint="eastAsia"/>
                 <w:color w:val="000000"/>
                 <w:kern w:val="0"/>
                 <w:szCs w:val="20"/>
               </w:rPr>
-              <w:t xml:space="preserve"> 학습독려 및 참여활성화 방안</w:t>
+              <w:t>학습독려 및 참여활성화 방안</w:t>
             </w:r>
           </w:p>
           <w:p>
             <w:pPr>
+              <w:pStyle w:val="a4"/>
               <w:widowControl/>
+              <w:numPr>
+                <w:ilvl w:val="0"/>
+                <w:numId w:val="10"/>
+              </w:numPr>
               <w:wordWrap/>
               <w:autoSpaceDE/>
               <w:autoSpaceDN/>
               <w:snapToGrid w:val="0"/>
               <w:spacing w:after="0" w:line="240" w:lineRule="auto"/>
+              <w:ind w:leftChars="0"/>
               <w:rPr>
                 <w:rFonts w:asciiTheme="majorHAnsi" w:eastAsiaTheme="majorHAnsi" w:hAnsiTheme="majorHAnsi" w:cs="굴림"/>
                 <w:color w:val="000000"/>
@@ -10635,28 +10982,19 @@
             </w:pPr>
             <w:r>
               <w:rPr>
-                <w:rFonts w:ascii="MS Mincho" w:eastAsia="MS Mincho" w:hAnsi="MS Mincho" w:cs="MS Mincho" w:hint="eastAsia"/>
-                <w:color w:val="000000"/>
-                <w:kern w:val="0"/>
-                <w:szCs w:val="20"/>
-              </w:rPr>
-              <w:t>∘</w:t>
-            </w:r>
-            <w:r>
-              <w:rPr>
                 <w:rFonts w:asciiTheme="majorHAnsi" w:eastAsiaTheme="majorHAnsi" w:hAnsiTheme="majorHAnsi" w:cs="굴림" w:hint="eastAsia"/>
                 <w:color w:val="000000"/>
                 <w:kern w:val="0"/>
                 <w:szCs w:val="20"/>
               </w:rPr>
-              <w:t xml:space="preserve"> 교육진행방법, 수료율 및 교육만족도 향상 방안</w:t>
+              <w:t>교육진행방법, 수료율 및 교육만족도 향상 방안</w:t>
             </w:r>
           </w:p>
         </w:tc>
       </w:tr>
       <w:tr>
         <w:trPr>
-          <w:trHeight w:val="1084"/>
+          <w:trHeight w:val="567"/>
         </w:trPr>
         <w:tc>
           <w:tcPr>
@@ -10684,7 +11022,6 @@
               <w:autoSpaceDN/>
               <w:snapToGrid w:val="0"/>
               <w:spacing w:after="0" w:line="240" w:lineRule="auto"/>
-              <w:jc w:val="left"/>
               <w:rPr>
                 <w:rFonts w:asciiTheme="majorHAnsi" w:eastAsiaTheme="majorHAnsi" w:hAnsiTheme="majorHAnsi" w:cs="굴림"/>
                 <w:color w:val="000000"/>
@@ -10699,33 +11036,7 @@
                 <w:kern w:val="0"/>
                 <w:szCs w:val="20"/>
               </w:rPr>
-              <w:t xml:space="preserve">4. 교육시스템 </w:t>
-            </w:r>
-          </w:p>
-          <w:p>
-            <w:pPr>
-              <w:widowControl/>
-              <w:wordWrap/>
-              <w:autoSpaceDE/>
-              <w:autoSpaceDN/>
-              <w:snapToGrid w:val="0"/>
-              <w:spacing w:after="0" w:line="240" w:lineRule="auto"/>
-              <w:jc w:val="left"/>
-              <w:rPr>
-                <w:rFonts w:asciiTheme="majorHAnsi" w:eastAsiaTheme="majorHAnsi" w:hAnsiTheme="majorHAnsi" w:cs="굴림"/>
-                <w:color w:val="000000"/>
-                <w:kern w:val="0"/>
-                <w:szCs w:val="20"/>
-              </w:rPr>
-            </w:pPr>
-            <w:r>
-              <w:rPr>
-                <w:rFonts w:asciiTheme="majorHAnsi" w:eastAsiaTheme="majorHAnsi" w:hAnsiTheme="majorHAnsi" w:cs="굴림" w:hint="eastAsia"/>
-                <w:color w:val="000000"/>
-                <w:kern w:val="0"/>
-                <w:szCs w:val="20"/>
-              </w:rPr>
-              <w:t>운영 및 관리</w:t>
+              <w:t>4. 교육시스템 운영 및 관리</w:t>
             </w:r>
           </w:p>
         </w:tc>
@@ -10749,12 +11060,18 @@
           </w:tcPr>
           <w:p>
             <w:pPr>
+              <w:pStyle w:val="a4"/>
               <w:widowControl/>
+              <w:numPr>
+                <w:ilvl w:val="0"/>
+                <w:numId w:val="10"/>
+              </w:numPr>
               <w:wordWrap/>
               <w:autoSpaceDE/>
               <w:autoSpaceDN/>
               <w:snapToGrid w:val="0"/>
               <w:spacing w:after="0" w:line="240" w:lineRule="auto"/>
+              <w:ind w:leftChars="0"/>
               <w:rPr>
                 <w:rFonts w:asciiTheme="majorHAnsi" w:eastAsiaTheme="majorHAnsi" w:hAnsiTheme="majorHAnsi" w:cs="굴림"/>
                 <w:color w:val="000000"/>
@@ -10764,31 +11081,28 @@
             </w:pPr>
             <w:r>
               <w:rPr>
-                <w:rFonts w:ascii="MS Mincho" w:eastAsia="MS Mincho" w:hAnsi="MS Mincho" w:cs="MS Mincho" w:hint="eastAsia"/>
-                <w:color w:val="000000"/>
-                <w:kern w:val="0"/>
-                <w:szCs w:val="20"/>
-              </w:rPr>
-              <w:t>∘</w:t>
-            </w:r>
-            <w:r>
-              <w:rPr>
                 <w:rFonts w:asciiTheme="majorHAnsi" w:eastAsiaTheme="majorHAnsi" w:hAnsiTheme="majorHAnsi" w:cs="굴림" w:hint="eastAsia"/>
                 <w:color w:val="000000"/>
                 <w:kern w:val="0"/>
                 <w:szCs w:val="20"/>
               </w:rPr>
-              <w:t xml:space="preserve"> 학습자의 사용 편리성</w:t>
+              <w:t>학습자의 사용 편리성</w:t>
             </w:r>
           </w:p>
           <w:p>
             <w:pPr>
+              <w:pStyle w:val="a4"/>
               <w:widowControl/>
+              <w:numPr>
+                <w:ilvl w:val="0"/>
+                <w:numId w:val="10"/>
+              </w:numPr>
               <w:wordWrap/>
               <w:autoSpaceDE/>
               <w:autoSpaceDN/>
               <w:snapToGrid w:val="0"/>
               <w:spacing w:after="0" w:line="240" w:lineRule="auto"/>
+              <w:ind w:leftChars="0"/>
               <w:rPr>
                 <w:rFonts w:asciiTheme="majorHAnsi" w:eastAsiaTheme="majorHAnsi" w:hAnsiTheme="majorHAnsi" w:cs="굴림"/>
                 <w:color w:val="000000"/>
@@ -10798,31 +11112,28 @@
             </w:pPr>
             <w:r>
               <w:rPr>
-                <w:rFonts w:ascii="MS Mincho" w:eastAsia="MS Mincho" w:hAnsi="MS Mincho" w:cs="MS Mincho" w:hint="eastAsia"/>
-                <w:color w:val="000000"/>
-                <w:kern w:val="0"/>
-                <w:szCs w:val="20"/>
-              </w:rPr>
-              <w:t>∘</w:t>
-            </w:r>
-            <w:r>
-              <w:rPr>
                 <w:rFonts w:asciiTheme="majorHAnsi" w:eastAsiaTheme="majorHAnsi" w:hAnsiTheme="majorHAnsi" w:cs="굴림" w:hint="eastAsia"/>
                 <w:color w:val="000000"/>
                 <w:kern w:val="0"/>
                 <w:szCs w:val="20"/>
               </w:rPr>
-              <w:t xml:space="preserve"> 교육정보 연계방안(교육생, 진도율, 수료자 등)</w:t>
+              <w:t>교육정보 연계방안(교육생, 진도율, 수료자 등)</w:t>
             </w:r>
           </w:p>
           <w:p>
             <w:pPr>
+              <w:pStyle w:val="a4"/>
               <w:widowControl/>
+              <w:numPr>
+                <w:ilvl w:val="0"/>
+                <w:numId w:val="10"/>
+              </w:numPr>
               <w:wordWrap/>
               <w:autoSpaceDE/>
               <w:autoSpaceDN/>
               <w:snapToGrid w:val="0"/>
               <w:spacing w:after="0" w:line="240" w:lineRule="auto"/>
+              <w:ind w:leftChars="0"/>
               <w:rPr>
                 <w:rFonts w:asciiTheme="majorHAnsi" w:eastAsiaTheme="majorHAnsi" w:hAnsiTheme="majorHAnsi" w:cs="굴림"/>
                 <w:color w:val="000000"/>
@@ -10832,31 +11143,28 @@
             </w:pPr>
             <w:r>
               <w:rPr>
-                <w:rFonts w:ascii="MS Mincho" w:eastAsia="MS Mincho" w:hAnsi="MS Mincho" w:cs="MS Mincho" w:hint="eastAsia"/>
-                <w:color w:val="000000"/>
-                <w:kern w:val="0"/>
-                <w:szCs w:val="20"/>
-              </w:rPr>
-              <w:t>∘</w:t>
-            </w:r>
-            <w:r>
-              <w:rPr>
                 <w:rFonts w:asciiTheme="majorHAnsi" w:eastAsiaTheme="majorHAnsi" w:hAnsiTheme="majorHAnsi" w:cs="굴림" w:hint="eastAsia"/>
                 <w:color w:val="000000"/>
                 <w:kern w:val="0"/>
                 <w:szCs w:val="20"/>
               </w:rPr>
-              <w:t xml:space="preserve"> 하드웨어 및 소프트웨어 구축 현황(모바일학습 시스템 포함)</w:t>
+              <w:t>하드웨어 및 소프트웨어 구축 현황(모바일학습 시스템 포함)</w:t>
             </w:r>
           </w:p>
           <w:p>
             <w:pPr>
+              <w:pStyle w:val="a4"/>
               <w:widowControl/>
+              <w:numPr>
+                <w:ilvl w:val="0"/>
+                <w:numId w:val="10"/>
+              </w:numPr>
               <w:wordWrap/>
               <w:autoSpaceDE/>
               <w:autoSpaceDN/>
               <w:snapToGrid w:val="0"/>
               <w:spacing w:after="0" w:line="240" w:lineRule="auto"/>
+              <w:ind w:leftChars="0"/>
               <w:rPr>
                 <w:rFonts w:asciiTheme="majorHAnsi" w:eastAsiaTheme="majorHAnsi" w:hAnsiTheme="majorHAnsi" w:cs="굴림"/>
                 <w:color w:val="000000"/>
@@ -10866,31 +11174,28 @@
             </w:pPr>
             <w:r>
               <w:rPr>
-                <w:rFonts w:ascii="MS Mincho" w:eastAsia="MS Mincho" w:hAnsi="MS Mincho" w:cs="MS Mincho" w:hint="eastAsia"/>
-                <w:color w:val="000000"/>
-                <w:kern w:val="0"/>
-                <w:szCs w:val="20"/>
-              </w:rPr>
-              <w:t>∘</w:t>
-            </w:r>
-            <w:r>
-              <w:rPr>
                 <w:rFonts w:asciiTheme="majorHAnsi" w:eastAsiaTheme="majorHAnsi" w:hAnsiTheme="majorHAnsi" w:cs="굴림" w:hint="eastAsia"/>
                 <w:color w:val="000000"/>
                 <w:kern w:val="0"/>
                 <w:szCs w:val="20"/>
               </w:rPr>
-              <w:t xml:space="preserve"> 안정성 확보, 장애 대책, 보안 관리 </w:t>
+              <w:t xml:space="preserve">안정성 확보, 장애 대책, 보안 관리 </w:t>
             </w:r>
           </w:p>
           <w:p>
             <w:pPr>
+              <w:pStyle w:val="a4"/>
               <w:widowControl/>
+              <w:numPr>
+                <w:ilvl w:val="0"/>
+                <w:numId w:val="10"/>
+              </w:numPr>
               <w:wordWrap/>
               <w:autoSpaceDE/>
               <w:autoSpaceDN/>
               <w:snapToGrid w:val="0"/>
               <w:spacing w:after="0" w:line="240" w:lineRule="auto"/>
+              <w:ind w:leftChars="0"/>
               <w:rPr>
                 <w:rFonts w:asciiTheme="majorHAnsi" w:eastAsiaTheme="majorHAnsi" w:hAnsiTheme="majorHAnsi" w:cs="굴림"/>
                 <w:color w:val="000000"/>
@@ -10900,28 +11205,19 @@
             </w:pPr>
             <w:r>
               <w:rPr>
-                <w:rFonts w:ascii="MS Mincho" w:eastAsia="MS Mincho" w:hAnsi="MS Mincho" w:cs="MS Mincho" w:hint="eastAsia"/>
-                <w:color w:val="000000"/>
-                <w:kern w:val="0"/>
-                <w:szCs w:val="20"/>
-              </w:rPr>
-              <w:t>∘</w:t>
-            </w:r>
-            <w:r>
-              <w:rPr>
                 <w:rFonts w:asciiTheme="majorHAnsi" w:eastAsiaTheme="majorHAnsi" w:hAnsiTheme="majorHAnsi" w:cs="굴림" w:hint="eastAsia"/>
                 <w:color w:val="000000"/>
                 <w:kern w:val="0"/>
                 <w:szCs w:val="20"/>
               </w:rPr>
-              <w:t xml:space="preserve"> 자체 제작 교육용 온라인 콘텐츠 탑재 및 운영 방안</w:t>
+              <w:t>자체 제작 교육용 온라인 콘텐츠 탑재 및 운영 방안</w:t>
             </w:r>
           </w:p>
         </w:tc>
       </w:tr>
       <w:tr>
         <w:trPr>
-          <w:trHeight w:val="730"/>
+          <w:trHeight w:val="567"/>
         </w:trPr>
         <w:tc>
           <w:tcPr>
@@ -10949,7 +11245,6 @@
               <w:autoSpaceDN/>
               <w:snapToGrid w:val="0"/>
               <w:spacing w:after="0" w:line="240" w:lineRule="auto"/>
-              <w:jc w:val="left"/>
               <w:rPr>
                 <w:rFonts w:asciiTheme="majorHAnsi" w:eastAsiaTheme="majorHAnsi" w:hAnsiTheme="majorHAnsi" w:cs="굴림"/>
                 <w:color w:val="000000"/>
@@ -10988,12 +11283,18 @@
           </w:tcPr>
           <w:p>
             <w:pPr>
+              <w:pStyle w:val="a4"/>
               <w:widowControl/>
+              <w:numPr>
+                <w:ilvl w:val="0"/>
+                <w:numId w:val="10"/>
+              </w:numPr>
               <w:wordWrap/>
               <w:autoSpaceDE/>
               <w:autoSpaceDN/>
               <w:snapToGrid w:val="0"/>
               <w:spacing w:after="0" w:line="240" w:lineRule="auto"/>
+              <w:ind w:leftChars="0"/>
               <w:rPr>
                 <w:rFonts w:asciiTheme="majorHAnsi" w:eastAsiaTheme="majorHAnsi" w:hAnsiTheme="majorHAnsi" w:cs="굴림"/>
                 <w:color w:val="000000"/>
@@ -11003,31 +11304,28 @@
             </w:pPr>
             <w:r>
               <w:rPr>
-                <w:rFonts w:ascii="MS Mincho" w:eastAsia="MS Mincho" w:hAnsi="MS Mincho" w:cs="MS Mincho" w:hint="eastAsia"/>
-                <w:color w:val="000000"/>
-                <w:kern w:val="0"/>
-                <w:szCs w:val="20"/>
-              </w:rPr>
-              <w:t>∘</w:t>
-            </w:r>
-            <w:r>
-              <w:rPr>
                 <w:rFonts w:asciiTheme="majorHAnsi" w:eastAsiaTheme="majorHAnsi" w:hAnsiTheme="majorHAnsi" w:cs="굴림" w:hint="eastAsia"/>
                 <w:color w:val="000000"/>
                 <w:kern w:val="0"/>
                 <w:szCs w:val="20"/>
               </w:rPr>
-              <w:t xml:space="preserve"> 교육결과보고서 제시 방안</w:t>
+              <w:t>교육결과보고서 제시 방안</w:t>
             </w:r>
           </w:p>
           <w:p>
             <w:pPr>
+              <w:pStyle w:val="a4"/>
               <w:widowControl/>
+              <w:numPr>
+                <w:ilvl w:val="0"/>
+                <w:numId w:val="10"/>
+              </w:numPr>
               <w:wordWrap/>
               <w:autoSpaceDE/>
               <w:autoSpaceDN/>
               <w:snapToGrid w:val="0"/>
               <w:spacing w:after="0" w:line="240" w:lineRule="auto"/>
+              <w:ind w:leftChars="0"/>
               <w:rPr>
                 <w:rFonts w:asciiTheme="majorHAnsi" w:eastAsiaTheme="majorHAnsi" w:hAnsiTheme="majorHAnsi" w:cs="굴림"/>
                 <w:color w:val="000000"/>
@@ -11037,31 +11335,28 @@
             </w:pPr>
             <w:r>
               <w:rPr>
-                <w:rFonts w:ascii="MS Mincho" w:eastAsia="MS Mincho" w:hAnsi="MS Mincho" w:cs="MS Mincho" w:hint="eastAsia"/>
-                <w:color w:val="000000"/>
-                <w:kern w:val="0"/>
-                <w:szCs w:val="20"/>
-              </w:rPr>
-              <w:t>∘</w:t>
-            </w:r>
-            <w:r>
-              <w:rPr>
                 <w:rFonts w:asciiTheme="majorHAnsi" w:eastAsiaTheme="majorHAnsi" w:hAnsiTheme="majorHAnsi" w:cs="굴림" w:hint="eastAsia"/>
                 <w:color w:val="000000"/>
                 <w:kern w:val="0"/>
                 <w:szCs w:val="20"/>
               </w:rPr>
-              <w:t xml:space="preserve"> 평가관리 체계</w:t>
+              <w:t>평가관리 체계</w:t>
             </w:r>
           </w:p>
           <w:p>
             <w:pPr>
+              <w:pStyle w:val="a4"/>
               <w:widowControl/>
+              <w:numPr>
+                <w:ilvl w:val="0"/>
+                <w:numId w:val="10"/>
+              </w:numPr>
               <w:wordWrap/>
               <w:autoSpaceDE/>
               <w:autoSpaceDN/>
               <w:snapToGrid w:val="0"/>
               <w:spacing w:after="0" w:line="240" w:lineRule="auto"/>
+              <w:ind w:leftChars="0"/>
               <w:rPr>
                 <w:rFonts w:asciiTheme="majorHAnsi" w:eastAsiaTheme="majorHAnsi" w:hAnsiTheme="majorHAnsi" w:cs="굴림"/>
                 <w:color w:val="000000"/>
@@ -11071,31 +11366,28 @@
             </w:pPr>
             <w:r>
               <w:rPr>
-                <w:rFonts w:ascii="MS Mincho" w:eastAsia="MS Mincho" w:hAnsi="MS Mincho" w:cs="MS Mincho" w:hint="eastAsia"/>
-                <w:color w:val="000000"/>
-                <w:kern w:val="0"/>
-                <w:szCs w:val="20"/>
-              </w:rPr>
-              <w:t>∘</w:t>
-            </w:r>
-            <w:r>
-              <w:rPr>
                 <w:rFonts w:asciiTheme="majorHAnsi" w:eastAsiaTheme="majorHAnsi" w:hAnsiTheme="majorHAnsi" w:cs="굴림" w:hint="eastAsia"/>
                 <w:color w:val="000000"/>
                 <w:kern w:val="0"/>
                 <w:szCs w:val="20"/>
               </w:rPr>
-              <w:t xml:space="preserve"> 교육 종료 후 사후관리 체계</w:t>
+              <w:t>교육 종료 후 사후관리 체계</w:t>
             </w:r>
           </w:p>
           <w:p>
             <w:pPr>
+              <w:pStyle w:val="a4"/>
               <w:widowControl/>
+              <w:numPr>
+                <w:ilvl w:val="0"/>
+                <w:numId w:val="10"/>
+              </w:numPr>
               <w:wordWrap/>
               <w:autoSpaceDE/>
               <w:autoSpaceDN/>
               <w:snapToGrid w:val="0"/>
               <w:spacing w:after="0" w:line="240" w:lineRule="auto"/>
+              <w:ind w:leftChars="0"/>
               <w:rPr>
                 <w:rFonts w:asciiTheme="majorHAnsi" w:eastAsiaTheme="majorHAnsi" w:hAnsiTheme="majorHAnsi" w:cs="굴림"/>
                 <w:color w:val="000000"/>
@@ -11105,28 +11397,19 @@
             </w:pPr>
             <w:r>
               <w:rPr>
-                <w:rFonts w:ascii="MS Mincho" w:eastAsia="MS Mincho" w:hAnsi="MS Mincho" w:cs="MS Mincho" w:hint="eastAsia"/>
-                <w:color w:val="000000"/>
-                <w:kern w:val="0"/>
-                <w:szCs w:val="20"/>
-              </w:rPr>
-              <w:t>∘</w:t>
-            </w:r>
-            <w:r>
-              <w:rPr>
                 <w:rFonts w:asciiTheme="majorHAnsi" w:eastAsiaTheme="majorHAnsi" w:hAnsiTheme="majorHAnsi" w:cs="굴림" w:hint="eastAsia"/>
                 <w:color w:val="000000"/>
                 <w:kern w:val="0"/>
                 <w:szCs w:val="20"/>
               </w:rPr>
-              <w:t xml:space="preserve"> 학습자 불만족사항에 대한 개선 방안</w:t>
+              <w:t>학습자 불만족사항에 대한 개선 방안</w:t>
             </w:r>
           </w:p>
         </w:tc>
       </w:tr>
       <w:tr>
         <w:trPr>
-          <w:trHeight w:val="414"/>
+          <w:trHeight w:val="567"/>
         </w:trPr>
         <w:tc>
           <w:tcPr>
@@ -11154,7 +11437,6 @@
               <w:autoSpaceDN/>
               <w:snapToGrid w:val="0"/>
               <w:spacing w:after="0" w:line="240" w:lineRule="auto"/>
-              <w:jc w:val="left"/>
               <w:rPr>
                 <w:rFonts w:asciiTheme="majorHAnsi" w:eastAsiaTheme="majorHAnsi" w:hAnsiTheme="majorHAnsi" w:cs="굴림"/>
                 <w:color w:val="000000"/>
@@ -11193,12 +11475,18 @@
           </w:tcPr>
           <w:p>
             <w:pPr>
+              <w:pStyle w:val="a4"/>
               <w:widowControl/>
+              <w:numPr>
+                <w:ilvl w:val="0"/>
+                <w:numId w:val="10"/>
+              </w:numPr>
               <w:wordWrap/>
               <w:autoSpaceDE/>
               <w:autoSpaceDN/>
               <w:snapToGrid w:val="0"/>
               <w:spacing w:after="0" w:line="240" w:lineRule="auto"/>
+              <w:ind w:leftChars="0"/>
               <w:rPr>
                 <w:rFonts w:asciiTheme="majorHAnsi" w:eastAsiaTheme="majorHAnsi" w:hAnsiTheme="majorHAnsi" w:cs="굴림"/>
                 <w:color w:val="000000"/>
@@ -11208,31 +11496,28 @@
             </w:pPr>
             <w:r>
               <w:rPr>
-                <w:rFonts w:ascii="MS Mincho" w:eastAsia="MS Mincho" w:hAnsi="MS Mincho" w:cs="MS Mincho" w:hint="eastAsia"/>
-                <w:color w:val="000000"/>
-                <w:kern w:val="0"/>
-                <w:szCs w:val="20"/>
-              </w:rPr>
-              <w:t>∘</w:t>
-            </w:r>
-            <w:r>
-              <w:rPr>
                 <w:rFonts w:asciiTheme="majorHAnsi" w:eastAsiaTheme="majorHAnsi" w:hAnsiTheme="majorHAnsi" w:cs="굴림" w:hint="eastAsia"/>
                 <w:color w:val="000000"/>
                 <w:kern w:val="0"/>
                 <w:szCs w:val="20"/>
               </w:rPr>
-              <w:t xml:space="preserve"> 교육생 제공 부가서비스</w:t>
+              <w:t>교육생 제공 부가서비스</w:t>
             </w:r>
           </w:p>
           <w:p>
             <w:pPr>
+              <w:pStyle w:val="a4"/>
               <w:widowControl/>
+              <w:numPr>
+                <w:ilvl w:val="0"/>
+                <w:numId w:val="10"/>
+              </w:numPr>
               <w:wordWrap/>
               <w:autoSpaceDE/>
               <w:autoSpaceDN/>
               <w:snapToGrid w:val="0"/>
               <w:spacing w:after="0" w:line="240" w:lineRule="auto"/>
+              <w:ind w:leftChars="0"/>
               <w:rPr>
                 <w:rFonts w:asciiTheme="majorHAnsi" w:eastAsiaTheme="majorHAnsi" w:hAnsiTheme="majorHAnsi" w:cs="굴림"/>
                 <w:color w:val="000000"/>
@@ -11242,21 +11527,12 @@
             </w:pPr>
             <w:r>
               <w:rPr>
-                <w:rFonts w:ascii="MS Mincho" w:eastAsia="MS Mincho" w:hAnsi="MS Mincho" w:cs="MS Mincho" w:hint="eastAsia"/>
-                <w:color w:val="000000"/>
-                <w:kern w:val="0"/>
-                <w:szCs w:val="20"/>
-              </w:rPr>
-              <w:t>∘</w:t>
-            </w:r>
-            <w:r>
-              <w:rPr>
                 <w:rFonts w:asciiTheme="majorHAnsi" w:eastAsiaTheme="majorHAnsi" w:hAnsiTheme="majorHAnsi" w:cs="굴림" w:hint="eastAsia"/>
                 <w:color w:val="000000"/>
                 <w:kern w:val="0"/>
                 <w:szCs w:val="20"/>
               </w:rPr>
-              <w:t xml:space="preserve"> 용역의 효과적 추진을 위한 별도 제안 특기 사항</w:t>
+              <w:t>용역의 효과적 추진을 위한 별도 제안 특기 사항</w:t>
             </w:r>
           </w:p>
         </w:tc>
@@ -11313,30 +11589,10 @@
       </w:pPr>
       <w:r>
         <w:rPr>
-          <w:rFonts w:asciiTheme="majorHAnsi" w:eastAsiaTheme="majorHAnsi" w:hAnsiTheme="majorHAnsi"/>
-          <w:sz w:val="24"/>
-          <w:szCs w:val="24"/>
-        </w:rPr>
-        <w:br w:type="page"/>
-      </w:r>
-    </w:p>
-    <w:p>
-      <w:pPr>
-        <w:spacing w:line="240" w:lineRule="auto"/>
-        <w:jc w:val="left"/>
-        <w:rPr>
-          <w:rFonts w:asciiTheme="majorHAnsi" w:eastAsiaTheme="majorHAnsi" w:hAnsiTheme="majorHAnsi"/>
-          <w:sz w:val="24"/>
-          <w:szCs w:val="24"/>
-        </w:rPr>
-      </w:pPr>
-      <w:r>
-        <w:rPr>
           <w:rFonts w:asciiTheme="majorHAnsi" w:eastAsiaTheme="majorHAnsi" w:hAnsiTheme="majorHAnsi" w:hint="eastAsia"/>
           <w:sz w:val="24"/>
           <w:szCs w:val="24"/>
         </w:rPr>
-        <w:lastRenderedPageBreak/>
         <w:t>[별표1]청렴계약 이행서약서</w:t>
       </w:r>
     </w:p>
@@ -11521,7 +11777,34 @@
           <w:kern w:val="0"/>
           <w:szCs w:val="20"/>
         </w:rPr>
-        <w:t>2. 입찰, 계약체결 및 계약 이행과정에서 귀사의 관련직원에게 직·간접적으로 금품향응 등의 뇌물이나 부당한 이익을 제공하지 않겠습니다.</w:t>
+        <w:t xml:space="preserve">2. 입찰, 계약체결 및 계약 이행과정에서 귀사의 관련직원에게 </w:t>
+      </w:r>
+      <w:r>
+        <w:rPr>
+          <w:rFonts w:asciiTheme="majorHAnsi" w:eastAsiaTheme="majorHAnsi" w:hAnsiTheme="majorHAnsi" w:cs="굴림" w:hint="eastAsia"/>
+          <w:color w:val="000000"/>
+          <w:kern w:val="0"/>
+          <w:szCs w:val="20"/>
+        </w:rPr>
+        <w:t>직</w:t>
+      </w:r>
+      <w:r>
+        <w:rPr>
+          <w:rFonts w:asciiTheme="majorHAnsi" w:eastAsiaTheme="majorHAnsi" w:hAnsiTheme="majorHAnsi" w:cs="굴림"/>
+          <w:color w:val="000000"/>
+          <w:kern w:val="0"/>
+          <w:szCs w:val="20"/>
+        </w:rPr>
+        <w:t>∙</w:t>
+      </w:r>
+      <w:r>
+        <w:rPr>
+          <w:rFonts w:asciiTheme="majorHAnsi" w:eastAsiaTheme="majorHAnsi" w:hAnsiTheme="majorHAnsi" w:cs="굴림" w:hint="eastAsia"/>
+          <w:color w:val="000000"/>
+          <w:kern w:val="0"/>
+          <w:szCs w:val="20"/>
+        </w:rPr>
+        <w:t>간접적으로 금품향응 등의 뇌물이나 부당한 이익을 제공하지 않겠습니다.</w:t>
       </w:r>
     </w:p>
     <w:p>
@@ -11746,15 +12029,12 @@
           <w:szCs w:val="24"/>
         </w:rPr>
       </w:pPr>
-      <w:bookmarkStart w:id="0" w:name="_GoBack"/>
-      <w:bookmarkEnd w:id="0"/>
       <w:r>
         <w:rPr>
           <w:rFonts w:asciiTheme="majorHAnsi" w:eastAsiaTheme="majorHAnsi" w:hAnsiTheme="majorHAnsi" w:hint="eastAsia"/>
           <w:sz w:val="24"/>
           <w:szCs w:val="24"/>
         </w:rPr>
-        <w:lastRenderedPageBreak/>
         <w:t>[별표 2] 정보보안관리 약정서</w:t>
       </w:r>
     </w:p>
@@ -12222,12 +12502,12 @@
       </w:r>
       <w:r>
         <w:rPr>
-          <w:rFonts w:asciiTheme="majorHAnsi" w:eastAsiaTheme="majorHAnsi" w:hAnsiTheme="majorHAnsi" w:cs="Microsoft YaHei" w:hint="eastAsia"/>
-          <w:color w:val="000000"/>
-          <w:kern w:val="0"/>
-          <w:szCs w:val="20"/>
-        </w:rPr>
-        <w:t>〮</w:t>
+          <w:rFonts w:asciiTheme="majorHAnsi" w:eastAsiaTheme="majorHAnsi" w:hAnsiTheme="majorHAnsi" w:cs="굴림"/>
+          <w:color w:val="000000"/>
+          <w:kern w:val="0"/>
+          <w:szCs w:val="20"/>
+        </w:rPr>
+        <w:t>∙</w:t>
       </w:r>
       <w:r>
         <w:rPr>
@@ -12240,12 +12520,12 @@
       </w:r>
       <w:r>
         <w:rPr>
-          <w:rFonts w:asciiTheme="majorHAnsi" w:eastAsiaTheme="majorHAnsi" w:hAnsiTheme="majorHAnsi" w:cs="Microsoft YaHei" w:hint="eastAsia"/>
-          <w:color w:val="000000"/>
-          <w:kern w:val="0"/>
-          <w:szCs w:val="20"/>
-        </w:rPr>
-        <w:t>〮</w:t>
+          <w:rFonts w:asciiTheme="majorHAnsi" w:eastAsiaTheme="majorHAnsi" w:hAnsiTheme="majorHAnsi" w:cs="굴림"/>
+          <w:color w:val="000000"/>
+          <w:kern w:val="0"/>
+          <w:szCs w:val="20"/>
+        </w:rPr>
+        <w:t>∙</w:t>
       </w:r>
       <w:r>
         <w:rPr>
@@ -12258,12 +12538,12 @@
       </w:r>
       <w:r>
         <w:rPr>
-          <w:rFonts w:asciiTheme="majorHAnsi" w:eastAsiaTheme="majorHAnsi" w:hAnsiTheme="majorHAnsi" w:cs="Microsoft YaHei" w:hint="eastAsia"/>
-          <w:color w:val="000000"/>
-          <w:kern w:val="0"/>
-          <w:szCs w:val="20"/>
-        </w:rPr>
-        <w:t>〮</w:t>
+          <w:rFonts w:asciiTheme="majorHAnsi" w:eastAsiaTheme="majorHAnsi" w:hAnsiTheme="majorHAnsi" w:cs="굴림"/>
+          <w:color w:val="000000"/>
+          <w:kern w:val="0"/>
+          <w:szCs w:val="20"/>
+        </w:rPr>
+        <w:t>∙</w:t>
       </w:r>
       <w:r>
         <w:rPr>
@@ -12276,12 +12556,12 @@
       </w:r>
       <w:r>
         <w:rPr>
-          <w:rFonts w:asciiTheme="majorHAnsi" w:eastAsiaTheme="majorHAnsi" w:hAnsiTheme="majorHAnsi" w:cs="Microsoft YaHei" w:hint="eastAsia"/>
-          <w:color w:val="000000"/>
-          <w:kern w:val="0"/>
-          <w:szCs w:val="20"/>
-        </w:rPr>
-        <w:t>〮</w:t>
+          <w:rFonts w:asciiTheme="majorHAnsi" w:eastAsiaTheme="majorHAnsi" w:hAnsiTheme="majorHAnsi" w:cs="굴림"/>
+          <w:color w:val="000000"/>
+          <w:kern w:val="0"/>
+          <w:szCs w:val="20"/>
+        </w:rPr>
+        <w:t>∙</w:t>
       </w:r>
       <w:r>
         <w:rPr>
@@ -12355,6 +12635,15 @@
           <w:kern w:val="0"/>
           <w:szCs w:val="20"/>
         </w:rPr>
+        <w:t xml:space="preserve"> </w:t>
+      </w:r>
+      <w:r>
+        <w:rPr>
+          <w:rFonts w:asciiTheme="majorHAnsi" w:eastAsiaTheme="majorHAnsi" w:hAnsiTheme="majorHAnsi" w:cs="굴림"/>
+          <w:color w:val="000000"/>
+          <w:kern w:val="0"/>
+          <w:szCs w:val="20"/>
+        </w:rPr>
         <w:t>“</w:t>
       </w:r>
       <w:r>
@@ -12386,12 +12675,12 @@
       </w:r>
       <w:r>
         <w:rPr>
-          <w:rFonts w:asciiTheme="majorHAnsi" w:eastAsiaTheme="majorHAnsi" w:hAnsiTheme="majorHAnsi" w:cs="바탕" w:hint="eastAsia"/>
-          <w:color w:val="000000"/>
-          <w:kern w:val="0"/>
-          <w:szCs w:val="20"/>
-        </w:rPr>
-        <w:t>·</w:t>
+          <w:rFonts w:asciiTheme="majorHAnsi" w:eastAsiaTheme="majorHAnsi" w:hAnsiTheme="majorHAnsi" w:cs="굴림"/>
+          <w:color w:val="000000"/>
+          <w:kern w:val="0"/>
+          <w:szCs w:val="20"/>
+        </w:rPr>
+        <w:t>∙</w:t>
       </w:r>
       <w:r>
         <w:rPr>
@@ -12409,7 +12698,17 @@
           <w:kern w:val="0"/>
           <w:szCs w:val="20"/>
         </w:rPr>
-        <w:t>, 개인정보보호책임자, 정보보호최고책임자, 개인정보 관리책임자중 어느 하나를 지정하여야 한다. 다만, 감독기관 등에 위탁 가능 여부를 사전에 확인 받은 경우 또는 적용 법령에 따라 자본금 조건을 적용하지 않을 수 있다.</w:t>
+        <w:t>, 개인정보보호책임자, 정보보호최고책임자, 개인정보 관리책임자중 어느 하나를 지정하여야 한다. 다만, 감독기관 등에 위탁 가능 여부를 사전에 확</w:t>
+      </w:r>
+      <w:r>
+        <w:rPr>
+          <w:rFonts w:asciiTheme="majorHAnsi" w:eastAsiaTheme="majorHAnsi" w:hAnsiTheme="majorHAnsi" w:cs="굴림" w:hint="eastAsia"/>
+          <w:color w:val="000000"/>
+          <w:kern w:val="0"/>
+          <w:szCs w:val="20"/>
+        </w:rPr>
+        <w:lastRenderedPageBreak/>
+        <w:t>인 받은 경우 또는 적용 법령에 따라 자본금 조건을 적용하지 않을 수 있다.</w:t>
       </w:r>
     </w:p>
     <w:p>
@@ -12439,7 +12738,6 @@
           <w:kern w:val="0"/>
           <w:szCs w:val="20"/>
         </w:rPr>
-        <w:lastRenderedPageBreak/>
         <w:t>제4조(업무목적 외 사용 금지 및 제3자 제공 금지)</w:t>
       </w:r>
     </w:p>
@@ -12458,7 +12756,23 @@
           <w:kern w:val="0"/>
           <w:szCs w:val="20"/>
         </w:rPr>
-        <w:t xml:space="preserve"> 1.“을”은 계약기간은 물론 계약 종료 후에도 위탁업무 수행 목적 범위를 넘어 정보를 이용하거나 이를 제3자에게 제공 또는 누설하여서는 안 된다.</w:t>
+        <w:t>1.</w:t>
+      </w:r>
+      <w:r>
+        <w:rPr>
+          <w:rFonts w:asciiTheme="majorHAnsi" w:eastAsiaTheme="majorHAnsi" w:hAnsiTheme="majorHAnsi" w:cs="굴림"/>
+          <w:kern w:val="0"/>
+          <w:szCs w:val="20"/>
+        </w:rPr>
+        <w:t xml:space="preserve"> </w:t>
+      </w:r>
+      <w:r>
+        <w:rPr>
+          <w:rFonts w:asciiTheme="majorHAnsi" w:eastAsiaTheme="majorHAnsi" w:hAnsiTheme="majorHAnsi" w:cs="굴림" w:hint="eastAsia"/>
+          <w:kern w:val="0"/>
+          <w:szCs w:val="20"/>
+        </w:rPr>
+        <w:t>“을”은 계약기간은 물론 계약 종료 후에도 위탁업무 수행 목적 범위를 넘어 정보를 이용하거나 이를 제3자에게 제공 또는 누설하여서는 안 된다.</w:t>
       </w:r>
     </w:p>
     <w:p>
@@ -12476,15 +12790,80 @@
           <w:kern w:val="0"/>
           <w:szCs w:val="20"/>
         </w:rPr>
-        <w:t xml:space="preserve"> 2.“을”은“갑”으로부터 제공받은 정보를“갑”의 사전승인 없이 업무목적 외로 별도(또는 다른 매체)로 저장, 출력하거나 복사</w:t>
-      </w:r>
-      <w:r>
-        <w:rPr>
-          <w:rFonts w:asciiTheme="majorHAnsi" w:eastAsiaTheme="majorHAnsi" w:hAnsiTheme="majorHAnsi" w:cs="바탕" w:hint="eastAsia"/>
-          <w:kern w:val="0"/>
-          <w:szCs w:val="20"/>
-        </w:rPr>
-        <w:t>·</w:t>
+        <w:t>2.</w:t>
+      </w:r>
+      <w:r>
+        <w:rPr>
+          <w:rFonts w:asciiTheme="majorHAnsi" w:eastAsiaTheme="majorHAnsi" w:hAnsiTheme="majorHAnsi" w:cs="굴림"/>
+          <w:kern w:val="0"/>
+          <w:szCs w:val="20"/>
+        </w:rPr>
+        <w:t xml:space="preserve"> </w:t>
+      </w:r>
+      <w:r>
+        <w:rPr>
+          <w:rFonts w:asciiTheme="majorHAnsi" w:eastAsiaTheme="majorHAnsi" w:hAnsiTheme="majorHAnsi" w:cs="굴림" w:hint="eastAsia"/>
+          <w:kern w:val="0"/>
+          <w:szCs w:val="20"/>
+        </w:rPr>
+        <w:t>“을”은</w:t>
+      </w:r>
+      <w:r>
+        <w:rPr>
+          <w:rFonts w:asciiTheme="majorHAnsi" w:eastAsiaTheme="majorHAnsi" w:hAnsiTheme="majorHAnsi" w:cs="굴림" w:hint="eastAsia"/>
+          <w:kern w:val="0"/>
+          <w:szCs w:val="20"/>
+        </w:rPr>
+        <w:t xml:space="preserve"> </w:t>
+      </w:r>
+      <w:r>
+        <w:rPr>
+          <w:rFonts w:asciiTheme="majorHAnsi" w:eastAsiaTheme="majorHAnsi" w:hAnsiTheme="majorHAnsi" w:cs="굴림" w:hint="eastAsia"/>
+          <w:kern w:val="0"/>
+          <w:szCs w:val="20"/>
+        </w:rPr>
+        <w:t>“갑”으로부터 제공받은 정보를</w:t>
+      </w:r>
+      <w:r>
+        <w:rPr>
+          <w:rFonts w:asciiTheme="majorHAnsi" w:eastAsiaTheme="majorHAnsi" w:hAnsiTheme="majorHAnsi" w:cs="굴림" w:hint="eastAsia"/>
+          <w:kern w:val="0"/>
+          <w:szCs w:val="20"/>
+        </w:rPr>
+        <w:t xml:space="preserve"> </w:t>
+      </w:r>
+      <w:r>
+        <w:rPr>
+          <w:rFonts w:asciiTheme="majorHAnsi" w:eastAsiaTheme="majorHAnsi" w:hAnsiTheme="majorHAnsi" w:cs="굴림" w:hint="eastAsia"/>
+          <w:kern w:val="0"/>
+          <w:szCs w:val="20"/>
+        </w:rPr>
+        <w:t>“갑”의 사전승인 없이 업무</w:t>
+      </w:r>
+      <w:r>
+        <w:rPr>
+          <w:rFonts w:asciiTheme="majorHAnsi" w:eastAsiaTheme="majorHAnsi" w:hAnsiTheme="majorHAnsi" w:cs="굴림" w:hint="eastAsia"/>
+          <w:kern w:val="0"/>
+          <w:szCs w:val="20"/>
+        </w:rPr>
+        <w:t xml:space="preserve"> </w:t>
+      </w:r>
+      <w:r>
+        <w:rPr>
+          <w:rFonts w:asciiTheme="majorHAnsi" w:eastAsiaTheme="majorHAnsi" w:hAnsiTheme="majorHAnsi" w:cs="굴림" w:hint="eastAsia"/>
+          <w:kern w:val="0"/>
+          <w:szCs w:val="20"/>
+        </w:rPr>
+        <w:t>목적 외로 별도(또는 다른 매체)로 저장, 출력하거나 복사</w:t>
+      </w:r>
+      <w:r>
+        <w:rPr>
+          <w:rFonts w:asciiTheme="majorHAnsi" w:eastAsiaTheme="majorHAnsi" w:hAnsiTheme="majorHAnsi" w:cs="굴림" w:hint="eastAsia"/>
+          <w:color w:val="000000"/>
+          <w:kern w:val="0"/>
+          <w:szCs w:val="20"/>
+        </w:rPr>
+        <w:t xml:space="preserve"> 및 </w:t>
       </w:r>
       <w:r>
         <w:rPr>
@@ -12548,7 +12927,87 @@
           <w:kern w:val="0"/>
           <w:szCs w:val="20"/>
         </w:rPr>
-        <w:t xml:space="preserve"> 1.“을”은“갑”으로부터 위탁받은 업무를 제3자에게 양도하거나 재위탁할 수 없다. 다만, 다음 각 호 중 어느 하나에 해당하지 않는 경우에는“갑”의 사전 서면승인을 얻어 재위탁 할 수 있다.</w:t>
+        <w:t>1.</w:t>
+      </w:r>
+      <w:r>
+        <w:rPr>
+          <w:rFonts w:asciiTheme="majorHAnsi" w:eastAsiaTheme="majorHAnsi" w:hAnsiTheme="majorHAnsi" w:cs="굴림"/>
+          <w:kern w:val="0"/>
+          <w:szCs w:val="20"/>
+        </w:rPr>
+        <w:t xml:space="preserve"> </w:t>
+      </w:r>
+      <w:r>
+        <w:rPr>
+          <w:rFonts w:asciiTheme="majorHAnsi" w:eastAsiaTheme="majorHAnsi" w:hAnsiTheme="majorHAnsi" w:cs="굴림" w:hint="eastAsia"/>
+          <w:kern w:val="0"/>
+          <w:szCs w:val="20"/>
+        </w:rPr>
+        <w:t>“을”은</w:t>
+      </w:r>
+      <w:r>
+        <w:rPr>
+          <w:rFonts w:asciiTheme="majorHAnsi" w:eastAsiaTheme="majorHAnsi" w:hAnsiTheme="majorHAnsi" w:cs="굴림" w:hint="eastAsia"/>
+          <w:kern w:val="0"/>
+          <w:szCs w:val="20"/>
+        </w:rPr>
+        <w:t xml:space="preserve"> </w:t>
+      </w:r>
+      <w:r>
+        <w:rPr>
+          <w:rFonts w:asciiTheme="majorHAnsi" w:eastAsiaTheme="majorHAnsi" w:hAnsiTheme="majorHAnsi" w:cs="굴림" w:hint="eastAsia"/>
+          <w:kern w:val="0"/>
+          <w:szCs w:val="20"/>
+        </w:rPr>
+        <w:t>“갑”으로부터 위탁</w:t>
+      </w:r>
+      <w:r>
+        <w:rPr>
+          <w:rFonts w:asciiTheme="majorHAnsi" w:eastAsiaTheme="majorHAnsi" w:hAnsiTheme="majorHAnsi" w:cs="굴림" w:hint="eastAsia"/>
+          <w:kern w:val="0"/>
+          <w:szCs w:val="20"/>
+        </w:rPr>
+        <w:t xml:space="preserve"> </w:t>
+      </w:r>
+      <w:r>
+        <w:rPr>
+          <w:rFonts w:asciiTheme="majorHAnsi" w:eastAsiaTheme="majorHAnsi" w:hAnsiTheme="majorHAnsi" w:cs="굴림" w:hint="eastAsia"/>
+          <w:kern w:val="0"/>
+          <w:szCs w:val="20"/>
+        </w:rPr>
+        <w:t>받은 업무를 제3자에게 양도하거나 재위탁할 수 없다. 다만, 다음 각 호 중 어느 하나에 해당하지 않는 경우에는</w:t>
+      </w:r>
+      <w:r>
+        <w:rPr>
+          <w:rFonts w:asciiTheme="majorHAnsi" w:eastAsiaTheme="majorHAnsi" w:hAnsiTheme="majorHAnsi" w:cs="굴림" w:hint="eastAsia"/>
+          <w:kern w:val="0"/>
+          <w:szCs w:val="20"/>
+        </w:rPr>
+        <w:t xml:space="preserve"> </w:t>
+      </w:r>
+      <w:r>
+        <w:rPr>
+          <w:rFonts w:asciiTheme="majorHAnsi" w:eastAsiaTheme="majorHAnsi" w:hAnsiTheme="majorHAnsi" w:cs="굴림" w:hint="eastAsia"/>
+          <w:kern w:val="0"/>
+          <w:szCs w:val="20"/>
+        </w:rPr>
+        <w:t>“갑”의 사전 서면</w:t>
+      </w:r>
+      <w:r>
+        <w:rPr>
+          <w:rFonts w:asciiTheme="majorHAnsi" w:eastAsiaTheme="majorHAnsi" w:hAnsiTheme="majorHAnsi" w:cs="굴림" w:hint="eastAsia"/>
+          <w:kern w:val="0"/>
+          <w:szCs w:val="20"/>
+        </w:rPr>
+        <w:t xml:space="preserve"> </w:t>
+      </w:r>
+      <w:r>
+        <w:rPr>
+          <w:rFonts w:asciiTheme="majorHAnsi" w:eastAsiaTheme="majorHAnsi" w:hAnsiTheme="majorHAnsi" w:cs="굴림" w:hint="eastAsia"/>
+          <w:kern w:val="0"/>
+          <w:szCs w:val="20"/>
+        </w:rPr>
+        <w:t>승인을 얻어 재위탁 할 수 있다.</w:t>
       </w:r>
     </w:p>
     <w:p>
@@ -12586,7 +13045,23 @@
           <w:kern w:val="0"/>
           <w:szCs w:val="20"/>
         </w:rPr>
-        <w:t>2)“을(재위탁사)”또는 재수탁사가 최근 3년 이내에 정보주체의 정보관리, 감독관련 자료제출 등 감독기관의 검사와 관련한 사항으로 기관경고 이상의 제재 또는 형사처벌을 2회이상 받은 사실이 있는 경우</w:t>
+        <w:t>2)</w:t>
+      </w:r>
+      <w:r>
+        <w:rPr>
+          <w:rFonts w:asciiTheme="majorHAnsi" w:eastAsiaTheme="majorHAnsi" w:hAnsiTheme="majorHAnsi" w:cs="굴림"/>
+          <w:kern w:val="0"/>
+          <w:szCs w:val="20"/>
+        </w:rPr>
+        <w:t xml:space="preserve"> </w:t>
+      </w:r>
+      <w:r>
+        <w:rPr>
+          <w:rFonts w:asciiTheme="majorHAnsi" w:eastAsiaTheme="majorHAnsi" w:hAnsiTheme="majorHAnsi" w:cs="굴림" w:hint="eastAsia"/>
+          <w:kern w:val="0"/>
+          <w:szCs w:val="20"/>
+        </w:rPr>
+        <w:t>“을(재위탁사)”또는 재수탁사가 최근 3년 이내에 정보주체의 정보관리, 감독관련 자료제출 등 감독기관의 검사와 관련한 사항으로 기관경고 이상의 제재 또는 형사처벌을 2회이상 받은 사실이 있는 경우</w:t>
       </w:r>
     </w:p>
     <w:p>
@@ -12623,7 +13098,39 @@
           <w:kern w:val="0"/>
           <w:szCs w:val="20"/>
         </w:rPr>
-        <w:t>2. 제1항 단서에 따라 재위탁하는 경우,“을”은 신용정보업감독규정 별표4 중 재위탁에 관한 신용정보 보안관리 대책에 관한 사항을 재위탁계약의 내용에 포함하여야 하며, 제1항 각 호중 어느 하나에 해당하지 않는다는 사실, 신용정보업감독규정 별표4의 내용을 재위탁계약에 포함시켰다는 사실, 기타 필요한 사항을 “갑”에게 보고한다.</w:t>
+        <w:t>2</w:t>
+      </w:r>
+      <w:r>
+        <w:rPr>
+          <w:rFonts w:asciiTheme="majorHAnsi" w:eastAsiaTheme="majorHAnsi" w:hAnsiTheme="majorHAnsi" w:cs="굴림"/>
+          <w:kern w:val="0"/>
+          <w:szCs w:val="20"/>
+        </w:rPr>
+        <w:t xml:space="preserve">. </w:t>
+      </w:r>
+      <w:r>
+        <w:rPr>
+          <w:rFonts w:asciiTheme="majorHAnsi" w:eastAsiaTheme="majorHAnsi" w:hAnsiTheme="majorHAnsi" w:cs="굴림" w:hint="eastAsia"/>
+          <w:kern w:val="0"/>
+          <w:szCs w:val="20"/>
+        </w:rPr>
+        <w:t>제1항 단서에 따라 재위탁하는 경우,</w:t>
+      </w:r>
+      <w:r>
+        <w:rPr>
+          <w:rFonts w:asciiTheme="majorHAnsi" w:eastAsiaTheme="majorHAnsi" w:hAnsiTheme="majorHAnsi" w:cs="굴림"/>
+          <w:kern w:val="0"/>
+          <w:szCs w:val="20"/>
+        </w:rPr>
+        <w:t xml:space="preserve"> </w:t>
+      </w:r>
+      <w:r>
+        <w:rPr>
+          <w:rFonts w:asciiTheme="majorHAnsi" w:eastAsiaTheme="majorHAnsi" w:hAnsiTheme="majorHAnsi" w:cs="굴림" w:hint="eastAsia"/>
+          <w:kern w:val="0"/>
+          <w:szCs w:val="20"/>
+        </w:rPr>
+        <w:t>“을”은 신용정보업감독규정 별표4 중 재위탁에 관한 신용정보 보안관리 대책에 관한 사항을 재위탁계약의 내용에 포함하여야 하며, 제1항 각 호중 어느 하나에 해당하지 않는다는 사실, 신용정보업감독규정 별표4의 내용을 재위탁계약에 포함시켰다는 사실, 기타 필요한 사항을 “갑”에게 보고한다.</w:t>
       </w:r>
     </w:p>
     <w:p>
@@ -12653,16 +13160,7 @@
           <w:kern w:val="0"/>
           <w:szCs w:val="20"/>
         </w:rPr>
-        <w:t>제6조(정보의 송</w:t>
-      </w:r>
-      <w:r>
-        <w:rPr>
-          <w:rFonts w:asciiTheme="majorHAnsi" w:eastAsiaTheme="majorHAnsi" w:hAnsiTheme="majorHAnsi" w:cs="Microsoft YaHei" w:hint="eastAsia"/>
-          <w:color w:val="0070C0"/>
-          <w:kern w:val="0"/>
-          <w:szCs w:val="20"/>
-        </w:rPr>
-        <w:t>〮</w:t>
+        <w:t xml:space="preserve">제6조(정보의 </w:t>
       </w:r>
       <w:r>
         <w:rPr>
@@ -12671,6 +13169,24 @@
           <w:kern w:val="0"/>
           <w:szCs w:val="20"/>
         </w:rPr>
+        <w:t>송</w:t>
+      </w:r>
+      <w:r>
+        <w:rPr>
+          <w:rFonts w:asciiTheme="majorHAnsi" w:eastAsiaTheme="majorHAnsi" w:hAnsiTheme="majorHAnsi" w:cs="굴림"/>
+          <w:color w:val="000000"/>
+          <w:kern w:val="0"/>
+          <w:szCs w:val="20"/>
+        </w:rPr>
+        <w:t>∙</w:t>
+      </w:r>
+      <w:r>
+        <w:rPr>
+          <w:rFonts w:asciiTheme="majorHAnsi" w:eastAsiaTheme="majorHAnsi" w:hAnsiTheme="majorHAnsi" w:cs="굴림" w:hint="eastAsia"/>
+          <w:b/>
+          <w:kern w:val="0"/>
+          <w:szCs w:val="20"/>
+        </w:rPr>
         <w:t>수신시 정보유출 방지)</w:t>
       </w:r>
     </w:p>
@@ -12689,15 +13205,32 @@
           <w:kern w:val="0"/>
           <w:szCs w:val="20"/>
         </w:rPr>
-        <w:t>1.“갑”과“을”이 정보를 전산데이터의 형태로 송</w:t>
-      </w:r>
-      <w:r>
-        <w:rPr>
-          <w:rFonts w:asciiTheme="majorHAnsi" w:eastAsiaTheme="majorHAnsi" w:hAnsiTheme="majorHAnsi" w:cs="바탕" w:hint="eastAsia"/>
-          <w:kern w:val="0"/>
-          <w:szCs w:val="20"/>
-        </w:rPr>
-        <w:t>·</w:t>
+        <w:t>1.</w:t>
+      </w:r>
+      <w:r>
+        <w:rPr>
+          <w:rFonts w:asciiTheme="majorHAnsi" w:eastAsiaTheme="majorHAnsi" w:hAnsiTheme="majorHAnsi" w:cs="굴림"/>
+          <w:kern w:val="0"/>
+          <w:szCs w:val="20"/>
+        </w:rPr>
+        <w:t xml:space="preserve"> </w:t>
+      </w:r>
+      <w:r>
+        <w:rPr>
+          <w:rFonts w:asciiTheme="majorHAnsi" w:eastAsiaTheme="majorHAnsi" w:hAnsiTheme="majorHAnsi" w:cs="굴림" w:hint="eastAsia"/>
+          <w:kern w:val="0"/>
+          <w:szCs w:val="20"/>
+        </w:rPr>
+        <w:t>“갑”과“을”이 정보를 전산데이터의 형태로 송</w:t>
+      </w:r>
+      <w:r>
+        <w:rPr>
+          <w:rFonts w:asciiTheme="majorHAnsi" w:eastAsiaTheme="majorHAnsi" w:hAnsiTheme="majorHAnsi" w:cs="굴림"/>
+          <w:color w:val="000000"/>
+          <w:kern w:val="0"/>
+          <w:szCs w:val="20"/>
+        </w:rPr>
+        <w:t>∙</w:t>
       </w:r>
       <w:r>
         <w:rPr>
@@ -12713,15 +13246,32 @@
           <w:kern w:val="0"/>
           <w:szCs w:val="20"/>
         </w:rPr>
-        <w:t xml:space="preserve"> 경우 전용회선을 이용, 암호화 하여 송</w:t>
-      </w:r>
-      <w:r>
-        <w:rPr>
-          <w:rFonts w:asciiTheme="majorHAnsi" w:eastAsiaTheme="majorHAnsi" w:hAnsiTheme="majorHAnsi" w:cs="바탕" w:hint="eastAsia"/>
-          <w:kern w:val="0"/>
-          <w:szCs w:val="20"/>
-        </w:rPr>
-        <w:t>·</w:t>
+        <w:t xml:space="preserve"> 경우 전용</w:t>
+      </w:r>
+      <w:r>
+        <w:rPr>
+          <w:rFonts w:asciiTheme="majorHAnsi" w:eastAsiaTheme="majorHAnsi" w:hAnsiTheme="majorHAnsi" w:cs="굴림" w:hint="eastAsia"/>
+          <w:kern w:val="0"/>
+          <w:szCs w:val="20"/>
+        </w:rPr>
+        <w:t xml:space="preserve"> </w:t>
+      </w:r>
+      <w:r>
+        <w:rPr>
+          <w:rFonts w:asciiTheme="majorHAnsi" w:eastAsiaTheme="majorHAnsi" w:hAnsiTheme="majorHAnsi" w:cs="굴림" w:hint="eastAsia"/>
+          <w:kern w:val="0"/>
+          <w:szCs w:val="20"/>
+        </w:rPr>
+        <w:t>회선을 이용, 암호화 하여 송</w:t>
+      </w:r>
+      <w:r>
+        <w:rPr>
+          <w:rFonts w:asciiTheme="majorHAnsi" w:eastAsiaTheme="majorHAnsi" w:hAnsiTheme="majorHAnsi" w:cs="굴림"/>
+          <w:color w:val="000000"/>
+          <w:kern w:val="0"/>
+          <w:szCs w:val="20"/>
+        </w:rPr>
+        <w:t>∙</w:t>
       </w:r>
       <w:r>
         <w:rPr>
@@ -12759,11 +13309,12 @@
       </w:r>
       <w:r>
         <w:rPr>
-          <w:rFonts w:asciiTheme="majorHAnsi" w:eastAsiaTheme="majorHAnsi" w:hAnsiTheme="majorHAnsi" w:cs="바탕" w:hint="eastAsia"/>
-          <w:kern w:val="0"/>
-          <w:szCs w:val="20"/>
-        </w:rPr>
-        <w:t>·</w:t>
+          <w:rFonts w:asciiTheme="majorHAnsi" w:eastAsiaTheme="majorHAnsi" w:hAnsiTheme="majorHAnsi" w:cs="굴림"/>
+          <w:color w:val="000000"/>
+          <w:kern w:val="0"/>
+          <w:szCs w:val="20"/>
+        </w:rPr>
+        <w:t>∙</w:t>
       </w:r>
       <w:r>
         <w:rPr>
@@ -12779,7 +13330,23 @@
           <w:kern w:val="0"/>
           <w:szCs w:val="20"/>
         </w:rPr>
-        <w:t xml:space="preserve"> 할 경우 대상문서 전건을 암호화 함으로써 당해 업무와 무관한 자가 임의로 열람 또는 개봉할 수 없도록 한다.</w:t>
+        <w:t xml:space="preserve"> 할 경우 대상</w:t>
+      </w:r>
+      <w:r>
+        <w:rPr>
+          <w:rFonts w:asciiTheme="majorHAnsi" w:eastAsiaTheme="majorHAnsi" w:hAnsiTheme="majorHAnsi" w:cs="굴림" w:hint="eastAsia"/>
+          <w:kern w:val="0"/>
+          <w:szCs w:val="20"/>
+        </w:rPr>
+        <w:t xml:space="preserve"> </w:t>
+      </w:r>
+      <w:r>
+        <w:rPr>
+          <w:rFonts w:asciiTheme="majorHAnsi" w:eastAsiaTheme="majorHAnsi" w:hAnsiTheme="majorHAnsi" w:cs="굴림" w:hint="eastAsia"/>
+          <w:kern w:val="0"/>
+          <w:szCs w:val="20"/>
+        </w:rPr>
+        <w:t>문서 전건을 암호화 함으로써 당해 업무와 무관한 자가 임의로 열람 또는 개봉할 수 없도록 한다.</w:t>
       </w:r>
     </w:p>
     <w:p>
@@ -12809,7 +13376,25 @@
           <w:kern w:val="0"/>
           <w:szCs w:val="20"/>
         </w:rPr>
-        <w:t>제7조(활용 통제,전담 관리자 지정 및 안전성 확보 조치)</w:t>
+        <w:t>제7조(활용 통제,</w:t>
+      </w:r>
+      <w:r>
+        <w:rPr>
+          <w:rFonts w:asciiTheme="majorHAnsi" w:eastAsiaTheme="majorHAnsi" w:hAnsiTheme="majorHAnsi" w:cs="굴림"/>
+          <w:b/>
+          <w:kern w:val="0"/>
+          <w:szCs w:val="20"/>
+        </w:rPr>
+        <w:t xml:space="preserve"> </w:t>
+      </w:r>
+      <w:r>
+        <w:rPr>
+          <w:rFonts w:asciiTheme="majorHAnsi" w:eastAsiaTheme="majorHAnsi" w:hAnsiTheme="majorHAnsi" w:cs="굴림" w:hint="eastAsia"/>
+          <w:b/>
+          <w:kern w:val="0"/>
+          <w:szCs w:val="20"/>
+        </w:rPr>
+        <w:t>전담 관리자 지정 및 안전성 확보 조치)</w:t>
       </w:r>
     </w:p>
     <w:p>
@@ -12827,7 +13412,40 @@
           <w:kern w:val="0"/>
           <w:szCs w:val="20"/>
         </w:rPr>
-        <w:t>1.“을”은“갑”으로부터 제공받은 정보를 이용할 수 있는 자(이하“이용자”)를 제한하여야 하며, 전용 ID부여 및 패스워드를 설정하도록 한다.</w:t>
+        <w:lastRenderedPageBreak/>
+        <w:t>1.</w:t>
+      </w:r>
+      <w:r>
+        <w:rPr>
+          <w:rFonts w:asciiTheme="majorHAnsi" w:eastAsiaTheme="majorHAnsi" w:hAnsiTheme="majorHAnsi" w:cs="굴림"/>
+          <w:kern w:val="0"/>
+          <w:szCs w:val="20"/>
+        </w:rPr>
+        <w:t xml:space="preserve"> </w:t>
+      </w:r>
+      <w:r>
+        <w:rPr>
+          <w:rFonts w:asciiTheme="majorHAnsi" w:eastAsiaTheme="majorHAnsi" w:hAnsiTheme="majorHAnsi" w:cs="굴림" w:hint="eastAsia"/>
+          <w:kern w:val="0"/>
+          <w:szCs w:val="20"/>
+        </w:rPr>
+        <w:t>“을”은</w:t>
+      </w:r>
+      <w:r>
+        <w:rPr>
+          <w:rFonts w:asciiTheme="majorHAnsi" w:eastAsiaTheme="majorHAnsi" w:hAnsiTheme="majorHAnsi" w:cs="굴림" w:hint="eastAsia"/>
+          <w:kern w:val="0"/>
+          <w:szCs w:val="20"/>
+        </w:rPr>
+        <w:t xml:space="preserve"> </w:t>
+      </w:r>
+      <w:r>
+        <w:rPr>
+          <w:rFonts w:asciiTheme="majorHAnsi" w:eastAsiaTheme="majorHAnsi" w:hAnsiTheme="majorHAnsi" w:cs="굴림" w:hint="eastAsia"/>
+          <w:kern w:val="0"/>
+          <w:szCs w:val="20"/>
+        </w:rPr>
+        <w:t>“갑”으로부터 제공받은 정보를 이용할 수 있는 자(이하“이용자”)를 제한하여야 하며, 전용 ID부여 및 패스워드를 설정하도록 한다.</w:t>
       </w:r>
     </w:p>
     <w:p>
@@ -12845,8 +13463,39 @@
           <w:kern w:val="0"/>
           <w:szCs w:val="20"/>
         </w:rPr>
-        <w:lastRenderedPageBreak/>
-        <w:t>2.“을”은 이용자가 정보에 접근할 경우 ID 및 패스워드를 통해 그 권한을 확인하여야 하며, 각 이용자의 정보 접근 및 활용내역을 기록하고 정기적으로 모니터링 한다.</w:t>
+        <w:t>2.</w:t>
+      </w:r>
+      <w:r>
+        <w:rPr>
+          <w:rFonts w:asciiTheme="majorHAnsi" w:eastAsiaTheme="majorHAnsi" w:hAnsiTheme="majorHAnsi" w:cs="굴림"/>
+          <w:kern w:val="0"/>
+          <w:szCs w:val="20"/>
+        </w:rPr>
+        <w:t xml:space="preserve"> </w:t>
+      </w:r>
+      <w:r>
+        <w:rPr>
+          <w:rFonts w:asciiTheme="majorHAnsi" w:eastAsiaTheme="majorHAnsi" w:hAnsiTheme="majorHAnsi" w:cs="굴림" w:hint="eastAsia"/>
+          <w:kern w:val="0"/>
+          <w:szCs w:val="20"/>
+        </w:rPr>
+        <w:t>“을”은 이용자가 정보에 접근할 경우 ID 및 패스워드를 통해 그 권한을 확인하여야 하며, 각 이용자의 정보 접근 및 활용</w:t>
+      </w:r>
+      <w:r>
+        <w:rPr>
+          <w:rFonts w:asciiTheme="majorHAnsi" w:eastAsiaTheme="majorHAnsi" w:hAnsiTheme="majorHAnsi" w:cs="굴림" w:hint="eastAsia"/>
+          <w:kern w:val="0"/>
+          <w:szCs w:val="20"/>
+        </w:rPr>
+        <w:t xml:space="preserve"> </w:t>
+      </w:r>
+      <w:r>
+        <w:rPr>
+          <w:rFonts w:asciiTheme="majorHAnsi" w:eastAsiaTheme="majorHAnsi" w:hAnsiTheme="majorHAnsi" w:cs="굴림" w:hint="eastAsia"/>
+          <w:kern w:val="0"/>
+          <w:szCs w:val="20"/>
+        </w:rPr>
+        <w:t>내역을 기록하고 정기적으로 모니터링 한다.</w:t>
       </w:r>
     </w:p>
     <w:p>
@@ -12864,7 +13513,23 @@
           <w:kern w:val="0"/>
           <w:szCs w:val="20"/>
         </w:rPr>
-        <w:t>3.“을”은 신용정보를 조회한 용도에 맞는 조회사유코드를 적절하게 입력하도록 확인하여야 한다.</w:t>
+        <w:t>3.</w:t>
+      </w:r>
+      <w:r>
+        <w:rPr>
+          <w:rFonts w:asciiTheme="majorHAnsi" w:eastAsiaTheme="majorHAnsi" w:hAnsiTheme="majorHAnsi" w:cs="굴림"/>
+          <w:kern w:val="0"/>
+          <w:szCs w:val="20"/>
+        </w:rPr>
+        <w:t xml:space="preserve"> </w:t>
+      </w:r>
+      <w:r>
+        <w:rPr>
+          <w:rFonts w:asciiTheme="majorHAnsi" w:eastAsiaTheme="majorHAnsi" w:hAnsiTheme="majorHAnsi" w:cs="굴림" w:hint="eastAsia"/>
+          <w:kern w:val="0"/>
+          <w:szCs w:val="20"/>
+        </w:rPr>
+        <w:t>“을”은 신용정보를 조회한 용도에 맞는 조회사유코드를 적절하게 입력하도록 확인하여야 한다.</w:t>
       </w:r>
     </w:p>
     <w:p>
@@ -12882,7 +13547,23 @@
           <w:kern w:val="0"/>
           <w:szCs w:val="20"/>
         </w:rPr>
-        <w:t>4.“을”은“갑”으로부터 제공받은 정보가 보관된 장소에 대해 출입통제장치에 의한 접근통제를 실시하고, 출입관리대장의 기록 및 관리, 감시카메라 설치 등 관련법령에 따른 적절한 보안대책을 강구하여야 한다.</w:t>
+        <w:t>4.</w:t>
+      </w:r>
+      <w:r>
+        <w:rPr>
+          <w:rFonts w:asciiTheme="majorHAnsi" w:eastAsiaTheme="majorHAnsi" w:hAnsiTheme="majorHAnsi" w:cs="굴림"/>
+          <w:kern w:val="0"/>
+          <w:szCs w:val="20"/>
+        </w:rPr>
+        <w:t xml:space="preserve"> </w:t>
+      </w:r>
+      <w:r>
+        <w:rPr>
+          <w:rFonts w:asciiTheme="majorHAnsi" w:eastAsiaTheme="majorHAnsi" w:hAnsiTheme="majorHAnsi" w:cs="굴림" w:hint="eastAsia"/>
+          <w:kern w:val="0"/>
+          <w:szCs w:val="20"/>
+        </w:rPr>
+        <w:t>“을”은“갑”으로부터 제공받은 정보가 보관된 장소에 대해 출입통제장치에 의한 접근통제를 실시하고, 출입관리대장의 기록 및 관리, 감시카메라 설치 등 관련법령에 따른 적절한 보안대책을 강구하여야 한다.</w:t>
       </w:r>
     </w:p>
     <w:p>
@@ -12900,7 +13581,39 @@
           <w:kern w:val="0"/>
           <w:szCs w:val="20"/>
         </w:rPr>
-        <w:t>5.“을”은“갑”으로부터 제공받은 정보가 인터넷통신, 인쇄, 외장저장장치 등에 의해 정보가 보관된 장소로부터 유출되지 못하도록 적절한 보안대책을 강구한다.</w:t>
+        <w:t>5.“</w:t>
+      </w:r>
+      <w:r>
+        <w:rPr>
+          <w:rFonts w:asciiTheme="majorHAnsi" w:eastAsiaTheme="majorHAnsi" w:hAnsiTheme="majorHAnsi" w:cs="굴림" w:hint="eastAsia"/>
+          <w:kern w:val="0"/>
+          <w:szCs w:val="20"/>
+        </w:rPr>
+        <w:t xml:space="preserve"> </w:t>
+      </w:r>
+      <w:r>
+        <w:rPr>
+          <w:rFonts w:asciiTheme="majorHAnsi" w:eastAsiaTheme="majorHAnsi" w:hAnsiTheme="majorHAnsi" w:cs="굴림" w:hint="eastAsia"/>
+          <w:kern w:val="0"/>
+          <w:szCs w:val="20"/>
+        </w:rPr>
+        <w:t>을”은</w:t>
+      </w:r>
+      <w:r>
+        <w:rPr>
+          <w:rFonts w:asciiTheme="majorHAnsi" w:eastAsiaTheme="majorHAnsi" w:hAnsiTheme="majorHAnsi" w:cs="굴림" w:hint="eastAsia"/>
+          <w:kern w:val="0"/>
+          <w:szCs w:val="20"/>
+        </w:rPr>
+        <w:t xml:space="preserve"> </w:t>
+      </w:r>
+      <w:r>
+        <w:rPr>
+          <w:rFonts w:asciiTheme="majorHAnsi" w:eastAsiaTheme="majorHAnsi" w:hAnsiTheme="majorHAnsi" w:cs="굴림" w:hint="eastAsia"/>
+          <w:kern w:val="0"/>
+          <w:szCs w:val="20"/>
+        </w:rPr>
+        <w:t>“갑”으로부터 제공받은 정보가 인터넷통신, 인쇄, 외장저장장치 등에 의해 정보가 보관된 장소로부터 유출되지 못하도록 적절한 보안대책을 강구한다.</w:t>
       </w:r>
     </w:p>
     <w:p>
@@ -12918,7 +13631,55 @@
           <w:kern w:val="0"/>
           <w:szCs w:val="20"/>
         </w:rPr>
-        <w:t>6.“을”은“갑”으로부터 제공받은 정보에 대한 관리책임자를 지정하여“갑”에게 통보한다.</w:t>
+        <w:t>6.</w:t>
+      </w:r>
+      <w:r>
+        <w:rPr>
+          <w:rFonts w:asciiTheme="majorHAnsi" w:eastAsiaTheme="majorHAnsi" w:hAnsiTheme="majorHAnsi" w:cs="굴림"/>
+          <w:kern w:val="0"/>
+          <w:szCs w:val="20"/>
+        </w:rPr>
+        <w:t xml:space="preserve"> </w:t>
+      </w:r>
+      <w:r>
+        <w:rPr>
+          <w:rFonts w:asciiTheme="majorHAnsi" w:eastAsiaTheme="majorHAnsi" w:hAnsiTheme="majorHAnsi" w:cs="굴림" w:hint="eastAsia"/>
+          <w:kern w:val="0"/>
+          <w:szCs w:val="20"/>
+        </w:rPr>
+        <w:t>“을”은</w:t>
+      </w:r>
+      <w:r>
+        <w:rPr>
+          <w:rFonts w:asciiTheme="majorHAnsi" w:eastAsiaTheme="majorHAnsi" w:hAnsiTheme="majorHAnsi" w:cs="굴림" w:hint="eastAsia"/>
+          <w:kern w:val="0"/>
+          <w:szCs w:val="20"/>
+        </w:rPr>
+        <w:t xml:space="preserve"> </w:t>
+      </w:r>
+      <w:r>
+        <w:rPr>
+          <w:rFonts w:asciiTheme="majorHAnsi" w:eastAsiaTheme="majorHAnsi" w:hAnsiTheme="majorHAnsi" w:cs="굴림" w:hint="eastAsia"/>
+          <w:kern w:val="0"/>
+          <w:szCs w:val="20"/>
+        </w:rPr>
+        <w:t>“갑”으로부터 제공받은 정보에 대한 관리책임자를 지정하여</w:t>
+      </w:r>
+      <w:r>
+        <w:rPr>
+          <w:rFonts w:asciiTheme="majorHAnsi" w:eastAsiaTheme="majorHAnsi" w:hAnsiTheme="majorHAnsi" w:cs="굴림" w:hint="eastAsia"/>
+          <w:kern w:val="0"/>
+          <w:szCs w:val="20"/>
+        </w:rPr>
+        <w:t xml:space="preserve"> </w:t>
+      </w:r>
+      <w:r>
+        <w:rPr>
+          <w:rFonts w:asciiTheme="majorHAnsi" w:eastAsiaTheme="majorHAnsi" w:hAnsiTheme="majorHAnsi" w:cs="굴림" w:hint="eastAsia"/>
+          <w:kern w:val="0"/>
+          <w:szCs w:val="20"/>
+        </w:rPr>
+        <w:t>“갑”에게 통보한다.</w:t>
       </w:r>
     </w:p>
     <w:p>
@@ -12940,11 +13701,12 @@
       </w:r>
       <w:r>
         <w:rPr>
-          <w:rFonts w:asciiTheme="majorHAnsi" w:eastAsiaTheme="majorHAnsi" w:hAnsiTheme="majorHAnsi" w:cs="바탕" w:hint="eastAsia"/>
-          <w:kern w:val="0"/>
-          <w:szCs w:val="20"/>
-        </w:rPr>
-        <w:t>·</w:t>
+          <w:rFonts w:asciiTheme="majorHAnsi" w:eastAsiaTheme="majorHAnsi" w:hAnsiTheme="majorHAnsi" w:cs="굴림"/>
+          <w:color w:val="000000"/>
+          <w:kern w:val="0"/>
+          <w:szCs w:val="20"/>
+        </w:rPr>
+        <w:t>∙</w:t>
       </w:r>
       <w:r>
         <w:rPr>
@@ -12960,7 +13722,23 @@
           <w:kern w:val="0"/>
           <w:szCs w:val="20"/>
         </w:rPr>
-        <w:t xml:space="preserve"> 금지하며,“을”은 각 이용자가 이를 준수하도록 관리 감독할 책임을 진다.</w:t>
+        <w:t xml:space="preserve"> 금지하며,</w:t>
+      </w:r>
+      <w:r>
+        <w:rPr>
+          <w:rFonts w:asciiTheme="majorHAnsi" w:eastAsiaTheme="majorHAnsi" w:hAnsiTheme="majorHAnsi" w:cs="굴림"/>
+          <w:kern w:val="0"/>
+          <w:szCs w:val="20"/>
+        </w:rPr>
+        <w:t xml:space="preserve"> </w:t>
+      </w:r>
+      <w:r>
+        <w:rPr>
+          <w:rFonts w:asciiTheme="majorHAnsi" w:eastAsiaTheme="majorHAnsi" w:hAnsiTheme="majorHAnsi" w:cs="굴림" w:hint="eastAsia"/>
+          <w:kern w:val="0"/>
+          <w:szCs w:val="20"/>
+        </w:rPr>
+        <w:t>“을”은 각 이용자가 이를 준수하도록 관리 감독할 책임을 진다.</w:t>
       </w:r>
     </w:p>
     <w:p>
@@ -12978,7 +13756,55 @@
           <w:kern w:val="0"/>
           <w:szCs w:val="20"/>
         </w:rPr>
-        <w:t>8.“을”은“갑”으로부터 제공받은 정보의 수령일자,항목 및 수량, 폐기일자를 포함한 정보 관리대장을 운영하여야 한다.</w:t>
+        <w:t>8.</w:t>
+      </w:r>
+      <w:r>
+        <w:rPr>
+          <w:rFonts w:asciiTheme="majorHAnsi" w:eastAsiaTheme="majorHAnsi" w:hAnsiTheme="majorHAnsi" w:cs="굴림"/>
+          <w:kern w:val="0"/>
+          <w:szCs w:val="20"/>
+        </w:rPr>
+        <w:t xml:space="preserve"> </w:t>
+      </w:r>
+      <w:r>
+        <w:rPr>
+          <w:rFonts w:asciiTheme="majorHAnsi" w:eastAsiaTheme="majorHAnsi" w:hAnsiTheme="majorHAnsi" w:cs="굴림" w:hint="eastAsia"/>
+          <w:kern w:val="0"/>
+          <w:szCs w:val="20"/>
+        </w:rPr>
+        <w:t>“을”은</w:t>
+      </w:r>
+      <w:r>
+        <w:rPr>
+          <w:rFonts w:asciiTheme="majorHAnsi" w:eastAsiaTheme="majorHAnsi" w:hAnsiTheme="majorHAnsi" w:cs="굴림" w:hint="eastAsia"/>
+          <w:kern w:val="0"/>
+          <w:szCs w:val="20"/>
+        </w:rPr>
+        <w:t xml:space="preserve"> </w:t>
+      </w:r>
+      <w:r>
+        <w:rPr>
+          <w:rFonts w:asciiTheme="majorHAnsi" w:eastAsiaTheme="majorHAnsi" w:hAnsiTheme="majorHAnsi" w:cs="굴림" w:hint="eastAsia"/>
+          <w:kern w:val="0"/>
+          <w:szCs w:val="20"/>
+        </w:rPr>
+        <w:t>“갑”으로부터 제공받은 정보의 수령일자,</w:t>
+      </w:r>
+      <w:r>
+        <w:rPr>
+          <w:rFonts w:asciiTheme="majorHAnsi" w:eastAsiaTheme="majorHAnsi" w:hAnsiTheme="majorHAnsi" w:cs="굴림"/>
+          <w:kern w:val="0"/>
+          <w:szCs w:val="20"/>
+        </w:rPr>
+        <w:t xml:space="preserve"> </w:t>
+      </w:r>
+      <w:r>
+        <w:rPr>
+          <w:rFonts w:asciiTheme="majorHAnsi" w:eastAsiaTheme="majorHAnsi" w:hAnsiTheme="majorHAnsi" w:cs="굴림" w:hint="eastAsia"/>
+          <w:kern w:val="0"/>
+          <w:szCs w:val="20"/>
+        </w:rPr>
+        <w:t>항목 및 수량, 폐기일자를 포함한 정보 관리대장을 운영하여야 한다.</w:t>
       </w:r>
     </w:p>
     <w:p>
@@ -12996,7 +13822,39 @@
           <w:kern w:val="0"/>
           <w:szCs w:val="20"/>
         </w:rPr>
-        <w:t>9. 기타“을”은 개인정보보호법 제29조, 같은 법 시행령 제30조 및 개인정보의 안전성 확보조치 기준에 따라 정보의 안전성 확보에 필요한 관리적, 기술적 조치를 취하여야 한다.</w:t>
+        <w:t>9. 기타</w:t>
+      </w:r>
+      <w:r>
+        <w:rPr>
+          <w:rFonts w:asciiTheme="majorHAnsi" w:eastAsiaTheme="majorHAnsi" w:hAnsiTheme="majorHAnsi" w:cs="굴림" w:hint="eastAsia"/>
+          <w:kern w:val="0"/>
+          <w:szCs w:val="20"/>
+        </w:rPr>
+        <w:t xml:space="preserve"> </w:t>
+      </w:r>
+      <w:r>
+        <w:rPr>
+          <w:rFonts w:asciiTheme="majorHAnsi" w:eastAsiaTheme="majorHAnsi" w:hAnsiTheme="majorHAnsi" w:cs="굴림" w:hint="eastAsia"/>
+          <w:kern w:val="0"/>
+          <w:szCs w:val="20"/>
+        </w:rPr>
+        <w:t>“을”은 개인정보보호법 제29조, 같은 법 시행령 제30조 및 개인정보의 안전성 확보</w:t>
+      </w:r>
+      <w:r>
+        <w:rPr>
+          <w:rFonts w:asciiTheme="majorHAnsi" w:eastAsiaTheme="majorHAnsi" w:hAnsiTheme="majorHAnsi" w:cs="굴림" w:hint="eastAsia"/>
+          <w:kern w:val="0"/>
+          <w:szCs w:val="20"/>
+        </w:rPr>
+        <w:t xml:space="preserve"> </w:t>
+      </w:r>
+      <w:r>
+        <w:rPr>
+          <w:rFonts w:asciiTheme="majorHAnsi" w:eastAsiaTheme="majorHAnsi" w:hAnsiTheme="majorHAnsi" w:cs="굴림" w:hint="eastAsia"/>
+          <w:kern w:val="0"/>
+          <w:szCs w:val="20"/>
+        </w:rPr>
+        <w:t>조치 기준에 따라 정보의 안전성 확보에 필요한 관리적, 기술적 조치를 취하여야 한다.</w:t>
       </w:r>
     </w:p>
     <w:p>
@@ -13044,7 +13902,55 @@
           <w:kern w:val="0"/>
           <w:szCs w:val="20"/>
         </w:rPr>
-        <w:t>1.“을”이“갑”으로부터 업무위탁을 받아 처리한 정보의 사용 또는 보관기간을 제공목적이 충족된 이후 즉시 해당 정보를 폐기하거나 상대방에게 반환하여야 한다. 다만, 다음 각 호의 경우에는 그러하지 아니하다.</w:t>
+        <w:t>1.</w:t>
+      </w:r>
+      <w:r>
+        <w:rPr>
+          <w:rFonts w:asciiTheme="majorHAnsi" w:eastAsiaTheme="majorHAnsi" w:hAnsiTheme="majorHAnsi" w:cs="굴림"/>
+          <w:kern w:val="0"/>
+          <w:szCs w:val="20"/>
+        </w:rPr>
+        <w:t xml:space="preserve"> </w:t>
+      </w:r>
+      <w:r>
+        <w:rPr>
+          <w:rFonts w:asciiTheme="majorHAnsi" w:eastAsiaTheme="majorHAnsi" w:hAnsiTheme="majorHAnsi" w:cs="굴림" w:hint="eastAsia"/>
+          <w:kern w:val="0"/>
+          <w:szCs w:val="20"/>
+        </w:rPr>
+        <w:t>“을”이</w:t>
+      </w:r>
+      <w:r>
+        <w:rPr>
+          <w:rFonts w:asciiTheme="majorHAnsi" w:eastAsiaTheme="majorHAnsi" w:hAnsiTheme="majorHAnsi" w:cs="굴림" w:hint="eastAsia"/>
+          <w:kern w:val="0"/>
+          <w:szCs w:val="20"/>
+        </w:rPr>
+        <w:t xml:space="preserve"> </w:t>
+      </w:r>
+      <w:r>
+        <w:rPr>
+          <w:rFonts w:asciiTheme="majorHAnsi" w:eastAsiaTheme="majorHAnsi" w:hAnsiTheme="majorHAnsi" w:cs="굴림" w:hint="eastAsia"/>
+          <w:kern w:val="0"/>
+          <w:szCs w:val="20"/>
+        </w:rPr>
+        <w:t>“갑”으로부터 업무위탁을 받아 처리한 정보의 사용 또는 보관기간을 제공</w:t>
+      </w:r>
+      <w:r>
+        <w:rPr>
+          <w:rFonts w:asciiTheme="majorHAnsi" w:eastAsiaTheme="majorHAnsi" w:hAnsiTheme="majorHAnsi" w:cs="굴림" w:hint="eastAsia"/>
+          <w:kern w:val="0"/>
+          <w:szCs w:val="20"/>
+        </w:rPr>
+        <w:t xml:space="preserve"> </w:t>
+      </w:r>
+      <w:r>
+        <w:rPr>
+          <w:rFonts w:asciiTheme="majorHAnsi" w:eastAsiaTheme="majorHAnsi" w:hAnsiTheme="majorHAnsi" w:cs="굴림" w:hint="eastAsia"/>
+          <w:kern w:val="0"/>
+          <w:szCs w:val="20"/>
+        </w:rPr>
+        <w:t>목적이 충족된 이후 즉시 해당 정보를 폐기하거나 상대방에게 반환하여야 한다. 다만, 다음 각 호의 경우에는 그러하지 아니하다.</w:t>
       </w:r>
     </w:p>
     <w:p>
@@ -13086,11 +13992,12 @@
       </w:r>
       <w:r>
         <w:rPr>
-          <w:rFonts w:asciiTheme="majorHAnsi" w:eastAsiaTheme="majorHAnsi" w:hAnsiTheme="majorHAnsi" w:cs="바탕" w:hint="eastAsia"/>
-          <w:kern w:val="0"/>
-          <w:szCs w:val="20"/>
-        </w:rPr>
-        <w:t>·</w:t>
+          <w:rFonts w:asciiTheme="majorHAnsi" w:eastAsiaTheme="majorHAnsi" w:hAnsiTheme="majorHAnsi" w:cs="굴림"/>
+          <w:color w:val="000000"/>
+          <w:kern w:val="0"/>
+          <w:szCs w:val="20"/>
+        </w:rPr>
+        <w:t>∙</w:t>
       </w:r>
       <w:r>
         <w:rPr>
@@ -13098,15 +14005,7 @@
           <w:kern w:val="0"/>
           <w:szCs w:val="20"/>
         </w:rPr>
-        <w:t>지방자지단체</w:t>
-      </w:r>
-      <w:r>
-        <w:rPr>
-          <w:rFonts w:asciiTheme="majorHAnsi" w:eastAsiaTheme="majorHAnsi" w:hAnsiTheme="majorHAnsi" w:cs="바탕" w:hint="eastAsia"/>
-          <w:kern w:val="0"/>
-          <w:szCs w:val="20"/>
-        </w:rPr>
-        <w:t>·</w:t>
+        <w:t>지방자치</w:t>
       </w:r>
       <w:r>
         <w:rPr>
@@ -13114,15 +14013,33 @@
           <w:kern w:val="0"/>
           <w:szCs w:val="20"/>
         </w:rPr>
+        <w:t>단체</w:t>
+      </w:r>
+      <w:r>
+        <w:rPr>
+          <w:rFonts w:asciiTheme="majorHAnsi" w:eastAsiaTheme="majorHAnsi" w:hAnsiTheme="majorHAnsi" w:cs="굴림"/>
+          <w:color w:val="000000"/>
+          <w:kern w:val="0"/>
+          <w:szCs w:val="20"/>
+        </w:rPr>
+        <w:t>∙</w:t>
+      </w:r>
+      <w:r>
+        <w:rPr>
+          <w:rFonts w:asciiTheme="majorHAnsi" w:eastAsiaTheme="majorHAnsi" w:hAnsiTheme="majorHAnsi" w:cs="오케이체 Light" w:hint="eastAsia"/>
+          <w:kern w:val="0"/>
+          <w:szCs w:val="20"/>
+        </w:rPr>
         <w:t>공공기관</w:t>
       </w:r>
       <w:r>
         <w:rPr>
-          <w:rFonts w:asciiTheme="majorHAnsi" w:eastAsiaTheme="majorHAnsi" w:hAnsiTheme="majorHAnsi" w:cs="바탕" w:hint="eastAsia"/>
-          <w:kern w:val="0"/>
-          <w:szCs w:val="20"/>
-        </w:rPr>
-        <w:t>·</w:t>
+          <w:rFonts w:asciiTheme="majorHAnsi" w:eastAsiaTheme="majorHAnsi" w:hAnsiTheme="majorHAnsi" w:cs="굴림"/>
+          <w:color w:val="000000"/>
+          <w:kern w:val="0"/>
+          <w:szCs w:val="20"/>
+        </w:rPr>
+        <w:t>∙</w:t>
       </w:r>
       <w:r>
         <w:rPr>
@@ -13134,11 +14051,12 @@
       </w:r>
       <w:r>
         <w:rPr>
-          <w:rFonts w:asciiTheme="majorHAnsi" w:eastAsiaTheme="majorHAnsi" w:hAnsiTheme="majorHAnsi" w:cs="바탕" w:hint="eastAsia"/>
-          <w:kern w:val="0"/>
-          <w:szCs w:val="20"/>
-        </w:rPr>
-        <w:t>·</w:t>
+          <w:rFonts w:asciiTheme="majorHAnsi" w:eastAsiaTheme="majorHAnsi" w:hAnsiTheme="majorHAnsi" w:cs="굴림"/>
+          <w:color w:val="000000"/>
+          <w:kern w:val="0"/>
+          <w:szCs w:val="20"/>
+        </w:rPr>
+        <w:t>∙</w:t>
       </w:r>
       <w:r>
         <w:rPr>
@@ -13154,7 +14072,23 @@
           <w:kern w:val="0"/>
           <w:szCs w:val="20"/>
         </w:rPr>
-        <w:t>(이들로부터 소관업무 수행을 위해“갑”으로부터 정보를 제공받은 제3자를 포함한다)의 소관업무 수행을 위해 필요한 경우</w:t>
+        <w:t>(이들로부터 소관업무 수행을 위해</w:t>
+      </w:r>
+      <w:r>
+        <w:rPr>
+          <w:rFonts w:asciiTheme="majorHAnsi" w:eastAsiaTheme="majorHAnsi" w:hAnsiTheme="majorHAnsi" w:cs="굴림" w:hint="eastAsia"/>
+          <w:kern w:val="0"/>
+          <w:szCs w:val="20"/>
+        </w:rPr>
+        <w:t xml:space="preserve"> </w:t>
+      </w:r>
+      <w:r>
+        <w:rPr>
+          <w:rFonts w:asciiTheme="majorHAnsi" w:eastAsiaTheme="majorHAnsi" w:hAnsiTheme="majorHAnsi" w:cs="굴림" w:hint="eastAsia"/>
+          <w:kern w:val="0"/>
+          <w:szCs w:val="20"/>
+        </w:rPr>
+        <w:t>“갑”으로부터 정보를 제공받은 제3자를 포함한다)의 소관업무 수행을 위해 필요한 경우</w:t>
       </w:r>
     </w:p>
     <w:p>
@@ -13191,15 +14125,64 @@
           <w:kern w:val="0"/>
           <w:szCs w:val="20"/>
         </w:rPr>
-        <w:t>2.“을”은 사용 또는 보관기간이 도과된 정보의 파기계획(파기절차 등 포함)을 수립하고, 이에 따라 즉시 파기하거나“갑”에게 반환하여야 한다. 이 경우,“을”은 개인정보보호책임자(CPO) 또는 신용정보 보호</w:t>
-      </w:r>
-      <w:r>
-        <w:rPr>
-          <w:rFonts w:asciiTheme="majorHAnsi" w:eastAsiaTheme="majorHAnsi" w:hAnsiTheme="majorHAnsi" w:cs="바탕" w:hint="eastAsia"/>
-          <w:kern w:val="0"/>
-          <w:szCs w:val="20"/>
-        </w:rPr>
-        <w:t>·</w:t>
+        <w:t>2.</w:t>
+      </w:r>
+      <w:r>
+        <w:rPr>
+          <w:rFonts w:asciiTheme="majorHAnsi" w:eastAsiaTheme="majorHAnsi" w:hAnsiTheme="majorHAnsi" w:cs="굴림"/>
+          <w:kern w:val="0"/>
+          <w:szCs w:val="20"/>
+        </w:rPr>
+        <w:t xml:space="preserve"> </w:t>
+      </w:r>
+      <w:r>
+        <w:rPr>
+          <w:rFonts w:asciiTheme="majorHAnsi" w:eastAsiaTheme="majorHAnsi" w:hAnsiTheme="majorHAnsi" w:cs="굴림" w:hint="eastAsia"/>
+          <w:kern w:val="0"/>
+          <w:szCs w:val="20"/>
+        </w:rPr>
+        <w:t>“을”은 사용 또는 보관기간이 도과된 정보의 파기계획(파기절차 등 포함)을 수립하고, 이에 따라 즉시 파기하거나</w:t>
+      </w:r>
+      <w:r>
+        <w:rPr>
+          <w:rFonts w:asciiTheme="majorHAnsi" w:eastAsiaTheme="majorHAnsi" w:hAnsiTheme="majorHAnsi" w:cs="굴림" w:hint="eastAsia"/>
+          <w:kern w:val="0"/>
+          <w:szCs w:val="20"/>
+        </w:rPr>
+        <w:t xml:space="preserve"> </w:t>
+      </w:r>
+      <w:r>
+        <w:rPr>
+          <w:rFonts w:asciiTheme="majorHAnsi" w:eastAsiaTheme="majorHAnsi" w:hAnsiTheme="majorHAnsi" w:cs="굴림" w:hint="eastAsia"/>
+          <w:kern w:val="0"/>
+          <w:szCs w:val="20"/>
+        </w:rPr>
+        <w:t>“갑”에게 반환하여야 한다. 이 경우,</w:t>
+      </w:r>
+      <w:r>
+        <w:rPr>
+          <w:rFonts w:asciiTheme="majorHAnsi" w:eastAsiaTheme="majorHAnsi" w:hAnsiTheme="majorHAnsi" w:cs="굴림"/>
+          <w:kern w:val="0"/>
+          <w:szCs w:val="20"/>
+        </w:rPr>
+        <w:t xml:space="preserve"> </w:t>
+      </w:r>
+      <w:r>
+        <w:rPr>
+          <w:rFonts w:asciiTheme="majorHAnsi" w:eastAsiaTheme="majorHAnsi" w:hAnsiTheme="majorHAnsi" w:cs="굴림" w:hint="eastAsia"/>
+          <w:kern w:val="0"/>
+          <w:szCs w:val="20"/>
+        </w:rPr>
+        <w:t>“을”은 개인정보보호책임자(CPO) 또는 신용정보 보호</w:t>
+      </w:r>
+      <w:r>
+        <w:rPr>
+          <w:rFonts w:asciiTheme="majorHAnsi" w:eastAsiaTheme="majorHAnsi" w:hAnsiTheme="majorHAnsi" w:cs="굴림"/>
+          <w:color w:val="000000"/>
+          <w:kern w:val="0"/>
+          <w:szCs w:val="20"/>
+        </w:rPr>
+        <w:t>∙</w:t>
       </w:r>
       <w:r>
         <w:rPr>
@@ -13233,7 +14216,144 @@
           <w:kern w:val="0"/>
           <w:szCs w:val="20"/>
         </w:rPr>
-        <w:t>3. 정보의 사용 또는 보관기간에도 불구하고 동의 철회권을 행사하는 정보주체를 대신해“갑”이 해당정보를 파기할 것을 요청하는 경우“을”은 즉시 이를 파기하여야 한다.(단, 전화수신거부요청을 하는 경우에는 전화마케팅만 중단하여야 한다.)</w:t>
+        <w:t>3. 정보의 사용 또는 보관기간에도 불구하고 동의 철회권을 행사하는 정보</w:t>
+      </w:r>
+      <w:r>
+        <w:rPr>
+          <w:rFonts w:asciiTheme="majorHAnsi" w:eastAsiaTheme="majorHAnsi" w:hAnsiTheme="majorHAnsi" w:cs="굴림" w:hint="eastAsia"/>
+          <w:kern w:val="0"/>
+          <w:szCs w:val="20"/>
+        </w:rPr>
+        <w:t xml:space="preserve"> </w:t>
+      </w:r>
+      <w:r>
+        <w:rPr>
+          <w:rFonts w:asciiTheme="majorHAnsi" w:eastAsiaTheme="majorHAnsi" w:hAnsiTheme="majorHAnsi" w:cs="굴림" w:hint="eastAsia"/>
+          <w:kern w:val="0"/>
+          <w:szCs w:val="20"/>
+        </w:rPr>
+        <w:t>주체를 대신해</w:t>
+      </w:r>
+      <w:r>
+        <w:rPr>
+          <w:rFonts w:asciiTheme="majorHAnsi" w:eastAsiaTheme="majorHAnsi" w:hAnsiTheme="majorHAnsi" w:cs="굴림" w:hint="eastAsia"/>
+          <w:kern w:val="0"/>
+          <w:szCs w:val="20"/>
+        </w:rPr>
+        <w:t xml:space="preserve"> </w:t>
+      </w:r>
+      <w:r>
+        <w:rPr>
+          <w:rFonts w:asciiTheme="majorHAnsi" w:eastAsiaTheme="majorHAnsi" w:hAnsiTheme="majorHAnsi" w:cs="굴림" w:hint="eastAsia"/>
+          <w:kern w:val="0"/>
+          <w:szCs w:val="20"/>
+        </w:rPr>
+        <w:t xml:space="preserve">“갑”이 </w:t>
+      </w:r>
+      <w:r>
+        <w:rPr>
+          <w:rFonts w:asciiTheme="majorHAnsi" w:eastAsiaTheme="majorHAnsi" w:hAnsiTheme="majorHAnsi" w:cs="굴림" w:hint="eastAsia"/>
+          <w:kern w:val="0"/>
+          <w:szCs w:val="20"/>
+        </w:rPr>
+        <w:lastRenderedPageBreak/>
+        <w:t>해당정보를 파기할 것을 요청하는 경우</w:t>
+      </w:r>
+      <w:r>
+        <w:rPr>
+          <w:rFonts w:asciiTheme="majorHAnsi" w:eastAsiaTheme="majorHAnsi" w:hAnsiTheme="majorHAnsi" w:cs="굴림" w:hint="eastAsia"/>
+          <w:kern w:val="0"/>
+          <w:szCs w:val="20"/>
+        </w:rPr>
+        <w:t xml:space="preserve"> </w:t>
+      </w:r>
+      <w:r>
+        <w:rPr>
+          <w:rFonts w:asciiTheme="majorHAnsi" w:eastAsiaTheme="majorHAnsi" w:hAnsiTheme="majorHAnsi" w:cs="굴림" w:hint="eastAsia"/>
+          <w:kern w:val="0"/>
+          <w:szCs w:val="20"/>
+        </w:rPr>
+        <w:t>“을”은 즉시 이를 파기하여야 한다.</w:t>
+      </w:r>
+      <w:r>
+        <w:rPr>
+          <w:rFonts w:asciiTheme="majorHAnsi" w:eastAsiaTheme="majorHAnsi" w:hAnsiTheme="majorHAnsi" w:cs="굴림"/>
+          <w:kern w:val="0"/>
+          <w:szCs w:val="20"/>
+        </w:rPr>
+        <w:t xml:space="preserve"> </w:t>
+      </w:r>
+      <w:r>
+        <w:rPr>
+          <w:rFonts w:asciiTheme="majorHAnsi" w:eastAsiaTheme="majorHAnsi" w:hAnsiTheme="majorHAnsi" w:cs="굴림" w:hint="eastAsia"/>
+          <w:kern w:val="0"/>
+          <w:szCs w:val="20"/>
+        </w:rPr>
+        <w:t>(단, 전화</w:t>
+      </w:r>
+      <w:r>
+        <w:rPr>
+          <w:rFonts w:asciiTheme="majorHAnsi" w:eastAsiaTheme="majorHAnsi" w:hAnsiTheme="majorHAnsi" w:cs="굴림" w:hint="eastAsia"/>
+          <w:kern w:val="0"/>
+          <w:szCs w:val="20"/>
+        </w:rPr>
+        <w:t xml:space="preserve"> </w:t>
+      </w:r>
+      <w:r>
+        <w:rPr>
+          <w:rFonts w:asciiTheme="majorHAnsi" w:eastAsiaTheme="majorHAnsi" w:hAnsiTheme="majorHAnsi" w:cs="굴림" w:hint="eastAsia"/>
+          <w:kern w:val="0"/>
+          <w:szCs w:val="20"/>
+        </w:rPr>
+        <w:t>수신</w:t>
+      </w:r>
+      <w:r>
+        <w:rPr>
+          <w:rFonts w:asciiTheme="majorHAnsi" w:eastAsiaTheme="majorHAnsi" w:hAnsiTheme="majorHAnsi" w:cs="굴림" w:hint="eastAsia"/>
+          <w:kern w:val="0"/>
+          <w:szCs w:val="20"/>
+        </w:rPr>
+        <w:t xml:space="preserve"> </w:t>
+      </w:r>
+      <w:r>
+        <w:rPr>
+          <w:rFonts w:asciiTheme="majorHAnsi" w:eastAsiaTheme="majorHAnsi" w:hAnsiTheme="majorHAnsi" w:cs="굴림" w:hint="eastAsia"/>
+          <w:kern w:val="0"/>
+          <w:szCs w:val="20"/>
+        </w:rPr>
+        <w:t>거부</w:t>
+      </w:r>
+      <w:r>
+        <w:rPr>
+          <w:rFonts w:asciiTheme="majorHAnsi" w:eastAsiaTheme="majorHAnsi" w:hAnsiTheme="majorHAnsi" w:cs="굴림" w:hint="eastAsia"/>
+          <w:kern w:val="0"/>
+          <w:szCs w:val="20"/>
+        </w:rPr>
+        <w:t xml:space="preserve"> </w:t>
+      </w:r>
+      <w:r>
+        <w:rPr>
+          <w:rFonts w:asciiTheme="majorHAnsi" w:eastAsiaTheme="majorHAnsi" w:hAnsiTheme="majorHAnsi" w:cs="굴림" w:hint="eastAsia"/>
+          <w:kern w:val="0"/>
+          <w:szCs w:val="20"/>
+        </w:rPr>
+        <w:t>요청을 하는 경우에는 전화</w:t>
+      </w:r>
+      <w:r>
+        <w:rPr>
+          <w:rFonts w:asciiTheme="majorHAnsi" w:eastAsiaTheme="majorHAnsi" w:hAnsiTheme="majorHAnsi" w:cs="굴림" w:hint="eastAsia"/>
+          <w:kern w:val="0"/>
+          <w:szCs w:val="20"/>
+        </w:rPr>
+        <w:t xml:space="preserve"> </w:t>
+      </w:r>
+      <w:r>
+        <w:rPr>
+          <w:rFonts w:asciiTheme="majorHAnsi" w:eastAsiaTheme="majorHAnsi" w:hAnsiTheme="majorHAnsi" w:cs="굴림" w:hint="eastAsia"/>
+          <w:kern w:val="0"/>
+          <w:szCs w:val="20"/>
+        </w:rPr>
+        <w:t>마케팅만 중단하여야 한다.)</w:t>
       </w:r>
     </w:p>
     <w:p>
@@ -13251,8 +14371,71 @@
           <w:kern w:val="0"/>
           <w:szCs w:val="20"/>
         </w:rPr>
-        <w:lastRenderedPageBreak/>
-        <w:t>4.“을”이 정보를 파기한 경우“갑”에게 파기일로부터 1개월 이내에 처리결과를 서면 또는 협의된 방식으로 통보하여야 하며, 이와 별개로 양당사간 협의된 일자에 연간 정보 파기결과를“갑”에게 위 방식으로 통보하여야 한다.</w:t>
+        <w:t>4.</w:t>
+      </w:r>
+      <w:r>
+        <w:rPr>
+          <w:rFonts w:asciiTheme="majorHAnsi" w:eastAsiaTheme="majorHAnsi" w:hAnsiTheme="majorHAnsi" w:cs="굴림"/>
+          <w:kern w:val="0"/>
+          <w:szCs w:val="20"/>
+        </w:rPr>
+        <w:t xml:space="preserve"> </w:t>
+      </w:r>
+      <w:r>
+        <w:rPr>
+          <w:rFonts w:asciiTheme="majorHAnsi" w:eastAsiaTheme="majorHAnsi" w:hAnsiTheme="majorHAnsi" w:cs="굴림" w:hint="eastAsia"/>
+          <w:kern w:val="0"/>
+          <w:szCs w:val="20"/>
+        </w:rPr>
+        <w:t>“을”이 정보를 파기한 경우</w:t>
+      </w:r>
+      <w:r>
+        <w:rPr>
+          <w:rFonts w:asciiTheme="majorHAnsi" w:eastAsiaTheme="majorHAnsi" w:hAnsiTheme="majorHAnsi" w:cs="굴림" w:hint="eastAsia"/>
+          <w:kern w:val="0"/>
+          <w:szCs w:val="20"/>
+        </w:rPr>
+        <w:t xml:space="preserve"> </w:t>
+      </w:r>
+      <w:r>
+        <w:rPr>
+          <w:rFonts w:asciiTheme="majorHAnsi" w:eastAsiaTheme="majorHAnsi" w:hAnsiTheme="majorHAnsi" w:cs="굴림" w:hint="eastAsia"/>
+          <w:kern w:val="0"/>
+          <w:szCs w:val="20"/>
+        </w:rPr>
+        <w:t>“갑”에게 파기일로부터 1개월 이내에 처리결과를 서면 또는 협의된 방식으로 통보하여야 하며, 이와 별개로 양</w:t>
+      </w:r>
+      <w:r>
+        <w:rPr>
+          <w:rFonts w:asciiTheme="majorHAnsi" w:eastAsiaTheme="majorHAnsi" w:hAnsiTheme="majorHAnsi" w:cs="굴림" w:hint="eastAsia"/>
+          <w:kern w:val="0"/>
+          <w:szCs w:val="20"/>
+        </w:rPr>
+        <w:t xml:space="preserve"> </w:t>
+      </w:r>
+      <w:r>
+        <w:rPr>
+          <w:rFonts w:asciiTheme="majorHAnsi" w:eastAsiaTheme="majorHAnsi" w:hAnsiTheme="majorHAnsi" w:cs="굴림" w:hint="eastAsia"/>
+          <w:kern w:val="0"/>
+          <w:szCs w:val="20"/>
+        </w:rPr>
+        <w:t>당사간 협의된 일자에 연간 정보 파기결과를</w:t>
+      </w:r>
+      <w:r>
+        <w:rPr>
+          <w:rFonts w:asciiTheme="majorHAnsi" w:eastAsiaTheme="majorHAnsi" w:hAnsiTheme="majorHAnsi" w:cs="굴림" w:hint="eastAsia"/>
+          <w:kern w:val="0"/>
+          <w:szCs w:val="20"/>
+        </w:rPr>
+        <w:t xml:space="preserve"> </w:t>
+      </w:r>
+      <w:r>
+        <w:rPr>
+          <w:rFonts w:asciiTheme="majorHAnsi" w:eastAsiaTheme="majorHAnsi" w:hAnsiTheme="majorHAnsi" w:cs="굴림" w:hint="eastAsia"/>
+          <w:kern w:val="0"/>
+          <w:szCs w:val="20"/>
+        </w:rPr>
+        <w:t>“갑”에게 위 방식으로 통보하여야 한다.</w:t>
       </w:r>
     </w:p>
     <w:p>
@@ -13282,16 +14465,7 @@
           <w:kern w:val="0"/>
           <w:szCs w:val="20"/>
         </w:rPr>
-        <w:t>제9조(수탁자에 대한 관리</w:t>
-      </w:r>
-      <w:r>
-        <w:rPr>
-          <w:rFonts w:asciiTheme="majorHAnsi" w:eastAsiaTheme="majorHAnsi" w:hAnsiTheme="majorHAnsi" w:cs="Microsoft YaHei" w:hint="eastAsia"/>
-          <w:color w:val="0070C0"/>
-          <w:kern w:val="0"/>
-          <w:szCs w:val="20"/>
-        </w:rPr>
-        <w:t>〮</w:t>
+        <w:t xml:space="preserve">제9조(수탁자에 대한 </w:t>
       </w:r>
       <w:r>
         <w:rPr>
@@ -13300,6 +14474,35 @@
           <w:kern w:val="0"/>
           <w:szCs w:val="20"/>
         </w:rPr>
+        <w:t>관</w:t>
+      </w:r>
+      <w:r>
+        <w:rPr>
+          <w:rFonts w:asciiTheme="majorHAnsi" w:eastAsiaTheme="majorHAnsi" w:hAnsiTheme="majorHAnsi" w:cs="굴림" w:hint="eastAsia"/>
+          <w:b/>
+          <w:color w:val="000000"/>
+          <w:kern w:val="0"/>
+          <w:szCs w:val="20"/>
+        </w:rPr>
+        <w:t>리</w:t>
+      </w:r>
+      <w:r>
+        <w:rPr>
+          <w:rFonts w:asciiTheme="majorHAnsi" w:eastAsiaTheme="majorHAnsi" w:hAnsiTheme="majorHAnsi" w:cs="굴림"/>
+          <w:b/>
+          <w:color w:val="000000"/>
+          <w:kern w:val="0"/>
+          <w:szCs w:val="20"/>
+        </w:rPr>
+        <w:t>∙</w:t>
+      </w:r>
+      <w:r>
+        <w:rPr>
+          <w:rFonts w:asciiTheme="majorHAnsi" w:eastAsiaTheme="majorHAnsi" w:hAnsiTheme="majorHAnsi" w:cs="굴림" w:hint="eastAsia"/>
+          <w:b/>
+          <w:kern w:val="0"/>
+          <w:szCs w:val="20"/>
+        </w:rPr>
         <w:t>감독 등)</w:t>
       </w:r>
     </w:p>
@@ -13318,7 +14521,39 @@
           <w:kern w:val="0"/>
           <w:szCs w:val="20"/>
         </w:rPr>
-        <w:t>1.“갑”은“을”에 대하여 다음 각 호의 사항을 관리하도록 요구할 수 있으며, “을”은 이에 응하여야 한다.</w:t>
+        <w:t>1.</w:t>
+      </w:r>
+      <w:r>
+        <w:rPr>
+          <w:rFonts w:asciiTheme="majorHAnsi" w:eastAsiaTheme="majorHAnsi" w:hAnsiTheme="majorHAnsi" w:cs="굴림"/>
+          <w:kern w:val="0"/>
+          <w:szCs w:val="20"/>
+        </w:rPr>
+        <w:t xml:space="preserve"> </w:t>
+      </w:r>
+      <w:r>
+        <w:rPr>
+          <w:rFonts w:asciiTheme="majorHAnsi" w:eastAsiaTheme="majorHAnsi" w:hAnsiTheme="majorHAnsi" w:cs="굴림" w:hint="eastAsia"/>
+          <w:kern w:val="0"/>
+          <w:szCs w:val="20"/>
+        </w:rPr>
+        <w:t>“갑”은</w:t>
+      </w:r>
+      <w:r>
+        <w:rPr>
+          <w:rFonts w:asciiTheme="majorHAnsi" w:eastAsiaTheme="majorHAnsi" w:hAnsiTheme="majorHAnsi" w:cs="굴림" w:hint="eastAsia"/>
+          <w:kern w:val="0"/>
+          <w:szCs w:val="20"/>
+        </w:rPr>
+        <w:t xml:space="preserve"> </w:t>
+      </w:r>
+      <w:r>
+        <w:rPr>
+          <w:rFonts w:asciiTheme="majorHAnsi" w:eastAsiaTheme="majorHAnsi" w:hAnsiTheme="majorHAnsi" w:cs="굴림" w:hint="eastAsia"/>
+          <w:kern w:val="0"/>
+          <w:szCs w:val="20"/>
+        </w:rPr>
+        <w:t>“을”에 대하여 다음 각 호의 사항을 관리하도록 요구할 수 있으며, “을”은 이에 응하여야 한다.</w:t>
       </w:r>
     </w:p>
     <w:p>
@@ -13398,11 +14633,12 @@
       </w:r>
       <w:r>
         <w:rPr>
-          <w:rFonts w:asciiTheme="majorHAnsi" w:eastAsiaTheme="majorHAnsi" w:hAnsiTheme="majorHAnsi" w:cs="바탕" w:hint="eastAsia"/>
-          <w:kern w:val="0"/>
-          <w:szCs w:val="20"/>
-        </w:rPr>
-        <w:t>·</w:t>
+          <w:rFonts w:asciiTheme="majorHAnsi" w:eastAsiaTheme="majorHAnsi" w:hAnsiTheme="majorHAnsi" w:cs="굴림"/>
+          <w:color w:val="000000"/>
+          <w:kern w:val="0"/>
+          <w:szCs w:val="20"/>
+        </w:rPr>
+        <w:t>∙</w:t>
       </w:r>
       <w:r>
         <w:rPr>
@@ -13437,7 +14673,23 @@
           <w:kern w:val="0"/>
           <w:szCs w:val="20"/>
         </w:rPr>
-        <w:t>5) 암호화 등 안전성 확보조치 이행여부</w:t>
+        <w:t>5) 암호화 등 안전성 확보</w:t>
+      </w:r>
+      <w:r>
+        <w:rPr>
+          <w:rFonts w:asciiTheme="majorHAnsi" w:eastAsiaTheme="majorHAnsi" w:hAnsiTheme="majorHAnsi" w:cs="굴림" w:hint="eastAsia"/>
+          <w:kern w:val="0"/>
+          <w:szCs w:val="20"/>
+        </w:rPr>
+        <w:t xml:space="preserve"> </w:t>
+      </w:r>
+      <w:r>
+        <w:rPr>
+          <w:rFonts w:asciiTheme="majorHAnsi" w:eastAsiaTheme="majorHAnsi" w:hAnsiTheme="majorHAnsi" w:cs="굴림" w:hint="eastAsia"/>
+          <w:kern w:val="0"/>
+          <w:szCs w:val="20"/>
+        </w:rPr>
+        <w:t>조치 이행여부</w:t>
       </w:r>
     </w:p>
     <w:p>
@@ -13474,7 +14726,39 @@
           <w:kern w:val="0"/>
           <w:szCs w:val="20"/>
         </w:rPr>
-        <w:t>2.“갑”은“을”에 대하여 제1항 각 호의 사항에 대한 실태를 점검하여 시정을 요구할 수 있으며,“을”은 시정 요구를 이행하여야 한다.</w:t>
+        <w:t>2.</w:t>
+      </w:r>
+      <w:r>
+        <w:rPr>
+          <w:rFonts w:asciiTheme="majorHAnsi" w:eastAsiaTheme="majorHAnsi" w:hAnsiTheme="majorHAnsi" w:cs="굴림"/>
+          <w:kern w:val="0"/>
+          <w:szCs w:val="20"/>
+        </w:rPr>
+        <w:t xml:space="preserve"> </w:t>
+      </w:r>
+      <w:r>
+        <w:rPr>
+          <w:rFonts w:asciiTheme="majorHAnsi" w:eastAsiaTheme="majorHAnsi" w:hAnsiTheme="majorHAnsi" w:cs="굴림" w:hint="eastAsia"/>
+          <w:kern w:val="0"/>
+          <w:szCs w:val="20"/>
+        </w:rPr>
+        <w:t>“갑”은</w:t>
+      </w:r>
+      <w:r>
+        <w:rPr>
+          <w:rFonts w:asciiTheme="majorHAnsi" w:eastAsiaTheme="majorHAnsi" w:hAnsiTheme="majorHAnsi" w:cs="굴림" w:hint="eastAsia"/>
+          <w:kern w:val="0"/>
+          <w:szCs w:val="20"/>
+        </w:rPr>
+        <w:t xml:space="preserve"> </w:t>
+      </w:r>
+      <w:r>
+        <w:rPr>
+          <w:rFonts w:asciiTheme="majorHAnsi" w:eastAsiaTheme="majorHAnsi" w:hAnsiTheme="majorHAnsi" w:cs="굴림" w:hint="eastAsia"/>
+          <w:kern w:val="0"/>
+          <w:szCs w:val="20"/>
+        </w:rPr>
+        <w:t>“을”에 대하여 제1항 각 호의 사항에 대한 실태를 점검하여 시정을 요구할 수 있으며,“을”은 시정 요구를 이행하여야 한다.</w:t>
       </w:r>
     </w:p>
     <w:p>
@@ -13492,15 +14776,32 @@
           <w:kern w:val="0"/>
           <w:szCs w:val="20"/>
         </w:rPr>
-        <w:t>3.“을”은 연 1회 이상 정보의 분실</w:t>
-      </w:r>
-      <w:r>
-        <w:rPr>
-          <w:rFonts w:asciiTheme="majorHAnsi" w:eastAsiaTheme="majorHAnsi" w:hAnsiTheme="majorHAnsi" w:cs="바탕" w:hint="eastAsia"/>
-          <w:kern w:val="0"/>
-          <w:szCs w:val="20"/>
-        </w:rPr>
-        <w:t>·</w:t>
+        <w:t>3.</w:t>
+      </w:r>
+      <w:r>
+        <w:rPr>
+          <w:rFonts w:asciiTheme="majorHAnsi" w:eastAsiaTheme="majorHAnsi" w:hAnsiTheme="majorHAnsi" w:cs="굴림"/>
+          <w:kern w:val="0"/>
+          <w:szCs w:val="20"/>
+        </w:rPr>
+        <w:t xml:space="preserve"> </w:t>
+      </w:r>
+      <w:r>
+        <w:rPr>
+          <w:rFonts w:asciiTheme="majorHAnsi" w:eastAsiaTheme="majorHAnsi" w:hAnsiTheme="majorHAnsi" w:cs="굴림" w:hint="eastAsia"/>
+          <w:kern w:val="0"/>
+          <w:szCs w:val="20"/>
+        </w:rPr>
+        <w:t>“을”은 연 1회 이상 정보의 분실</w:t>
+      </w:r>
+      <w:r>
+        <w:rPr>
+          <w:rFonts w:asciiTheme="majorHAnsi" w:eastAsiaTheme="majorHAnsi" w:hAnsiTheme="majorHAnsi" w:cs="굴림"/>
+          <w:color w:val="000000"/>
+          <w:kern w:val="0"/>
+          <w:szCs w:val="20"/>
+        </w:rPr>
+        <w:t>∙</w:t>
       </w:r>
       <w:r>
         <w:rPr>
@@ -13512,11 +14813,12 @@
       </w:r>
       <w:r>
         <w:rPr>
-          <w:rFonts w:asciiTheme="majorHAnsi" w:eastAsiaTheme="majorHAnsi" w:hAnsiTheme="majorHAnsi" w:cs="바탕" w:hint="eastAsia"/>
-          <w:kern w:val="0"/>
-          <w:szCs w:val="20"/>
-        </w:rPr>
-        <w:t>·</w:t>
+          <w:rFonts w:asciiTheme="majorHAnsi" w:eastAsiaTheme="majorHAnsi" w:hAnsiTheme="majorHAnsi" w:cs="굴림"/>
+          <w:color w:val="000000"/>
+          <w:kern w:val="0"/>
+          <w:szCs w:val="20"/>
+        </w:rPr>
+        <w:t>∙</w:t>
       </w:r>
       <w:r>
         <w:rPr>
@@ -13528,11 +14830,12 @@
       </w:r>
       <w:r>
         <w:rPr>
-          <w:rFonts w:asciiTheme="majorHAnsi" w:eastAsiaTheme="majorHAnsi" w:hAnsiTheme="majorHAnsi" w:cs="바탕" w:hint="eastAsia"/>
-          <w:kern w:val="0"/>
-          <w:szCs w:val="20"/>
-        </w:rPr>
-        <w:t>·</w:t>
+          <w:rFonts w:asciiTheme="majorHAnsi" w:eastAsiaTheme="majorHAnsi" w:hAnsiTheme="majorHAnsi" w:cs="굴림"/>
+          <w:color w:val="000000"/>
+          <w:kern w:val="0"/>
+          <w:szCs w:val="20"/>
+        </w:rPr>
+        <w:t>∙</w:t>
       </w:r>
       <w:r>
         <w:rPr>
@@ -13544,11 +14847,12 @@
       </w:r>
       <w:r>
         <w:rPr>
-          <w:rFonts w:asciiTheme="majorHAnsi" w:eastAsiaTheme="majorHAnsi" w:hAnsiTheme="majorHAnsi" w:cs="바탕" w:hint="eastAsia"/>
-          <w:kern w:val="0"/>
-          <w:szCs w:val="20"/>
-        </w:rPr>
-        <w:t>·</w:t>
+          <w:rFonts w:asciiTheme="majorHAnsi" w:eastAsiaTheme="majorHAnsi" w:hAnsiTheme="majorHAnsi" w:cs="굴림"/>
+          <w:color w:val="000000"/>
+          <w:kern w:val="0"/>
+          <w:szCs w:val="20"/>
+        </w:rPr>
+        <w:t>∙</w:t>
       </w:r>
       <w:r>
         <w:rPr>
@@ -13564,7 +14868,23 @@
           <w:kern w:val="0"/>
           <w:szCs w:val="20"/>
         </w:rPr>
-        <w:t xml:space="preserve"> 방지 및 안전한 정보의 처리에 관하여 소속 임직원에 대한 교육을 실시하여야 하며, 그 실시한 결과를“갑”에게 제공 하여야 한다.</w:t>
+        <w:t xml:space="preserve"> 방지 및 안전한 정보의 처리에 관하여 소속 임직원에 대한 교육을 실시하여야 하며, 그 실시한 결과를</w:t>
+      </w:r>
+      <w:r>
+        <w:rPr>
+          <w:rFonts w:asciiTheme="majorHAnsi" w:eastAsiaTheme="majorHAnsi" w:hAnsiTheme="majorHAnsi" w:cs="굴림" w:hint="eastAsia"/>
+          <w:kern w:val="0"/>
+          <w:szCs w:val="20"/>
+        </w:rPr>
+        <w:t xml:space="preserve"> </w:t>
+      </w:r>
+      <w:r>
+        <w:rPr>
+          <w:rFonts w:asciiTheme="majorHAnsi" w:eastAsiaTheme="majorHAnsi" w:hAnsiTheme="majorHAnsi" w:cs="굴림" w:hint="eastAsia"/>
+          <w:kern w:val="0"/>
+          <w:szCs w:val="20"/>
+        </w:rPr>
+        <w:t>“갑”에게 제공하여야 한다.</w:t>
       </w:r>
     </w:p>
     <w:p>
@@ -13582,7 +14902,71 @@
           <w:kern w:val="0"/>
           <w:szCs w:val="20"/>
         </w:rPr>
-        <w:t>4.“을”이 제3항의 의무를 이행하지 않는 경우,“갑”은 연 1회 이상 제3항의 교육사항에 관하여“을”의 임직원에 대하여 교육할 수 있으며,“을”은 이에 응하여야 한다.</w:t>
+        <w:t>4.</w:t>
+      </w:r>
+      <w:r>
+        <w:rPr>
+          <w:rFonts w:asciiTheme="majorHAnsi" w:eastAsiaTheme="majorHAnsi" w:hAnsiTheme="majorHAnsi" w:cs="굴림"/>
+          <w:kern w:val="0"/>
+          <w:szCs w:val="20"/>
+        </w:rPr>
+        <w:t xml:space="preserve"> </w:t>
+      </w:r>
+      <w:r>
+        <w:rPr>
+          <w:rFonts w:asciiTheme="majorHAnsi" w:eastAsiaTheme="majorHAnsi" w:hAnsiTheme="majorHAnsi" w:cs="굴림" w:hint="eastAsia"/>
+          <w:kern w:val="0"/>
+          <w:szCs w:val="20"/>
+        </w:rPr>
+        <w:t>“을”이 제3항의 의무를 이행하지 않는 경우,</w:t>
+      </w:r>
+      <w:r>
+        <w:rPr>
+          <w:rFonts w:asciiTheme="majorHAnsi" w:eastAsiaTheme="majorHAnsi" w:hAnsiTheme="majorHAnsi" w:cs="굴림"/>
+          <w:kern w:val="0"/>
+          <w:szCs w:val="20"/>
+        </w:rPr>
+        <w:t xml:space="preserve"> </w:t>
+      </w:r>
+      <w:r>
+        <w:rPr>
+          <w:rFonts w:asciiTheme="majorHAnsi" w:eastAsiaTheme="majorHAnsi" w:hAnsiTheme="majorHAnsi" w:cs="굴림" w:hint="eastAsia"/>
+          <w:kern w:val="0"/>
+          <w:szCs w:val="20"/>
+        </w:rPr>
+        <w:t>“갑”은 연 1회 이상 제3항의 교육사항에 관하여</w:t>
+      </w:r>
+      <w:r>
+        <w:rPr>
+          <w:rFonts w:asciiTheme="majorHAnsi" w:eastAsiaTheme="majorHAnsi" w:hAnsiTheme="majorHAnsi" w:cs="굴림" w:hint="eastAsia"/>
+          <w:kern w:val="0"/>
+          <w:szCs w:val="20"/>
+        </w:rPr>
+        <w:t xml:space="preserve"> </w:t>
+      </w:r>
+      <w:r>
+        <w:rPr>
+          <w:rFonts w:asciiTheme="majorHAnsi" w:eastAsiaTheme="majorHAnsi" w:hAnsiTheme="majorHAnsi" w:cs="굴림" w:hint="eastAsia"/>
+          <w:kern w:val="0"/>
+          <w:szCs w:val="20"/>
+        </w:rPr>
+        <w:t>“을”의 임직원에 대하여 교육할 수 있으며,</w:t>
+      </w:r>
+      <w:r>
+        <w:rPr>
+          <w:rFonts w:asciiTheme="majorHAnsi" w:eastAsiaTheme="majorHAnsi" w:hAnsiTheme="majorHAnsi" w:cs="굴림"/>
+          <w:kern w:val="0"/>
+          <w:szCs w:val="20"/>
+        </w:rPr>
+        <w:t xml:space="preserve"> </w:t>
+      </w:r>
+      <w:r>
+        <w:rPr>
+          <w:rFonts w:asciiTheme="majorHAnsi" w:eastAsiaTheme="majorHAnsi" w:hAnsiTheme="majorHAnsi" w:cs="굴림" w:hint="eastAsia"/>
+          <w:kern w:val="0"/>
+          <w:szCs w:val="20"/>
+        </w:rPr>
+        <w:t>“을”은 이에 응하여야 한다.</w:t>
       </w:r>
     </w:p>
     <w:p>
@@ -13600,7 +14984,39 @@
           <w:kern w:val="0"/>
           <w:szCs w:val="20"/>
         </w:rPr>
-        <w:t>5. 제4항에 따른 교육의 시기와 방법 등에 대하여,“갑”은“을”과 협의하여 시행한다.</w:t>
+        <w:t>5. 제4항에 따른 교육의 시기와 방법 등에 대하여,</w:t>
+      </w:r>
+      <w:r>
+        <w:rPr>
+          <w:rFonts w:asciiTheme="majorHAnsi" w:eastAsiaTheme="majorHAnsi" w:hAnsiTheme="majorHAnsi" w:cs="굴림"/>
+          <w:kern w:val="0"/>
+          <w:szCs w:val="20"/>
+        </w:rPr>
+        <w:t xml:space="preserve"> </w:t>
+      </w:r>
+      <w:r>
+        <w:rPr>
+          <w:rFonts w:asciiTheme="majorHAnsi" w:eastAsiaTheme="majorHAnsi" w:hAnsiTheme="majorHAnsi" w:cs="굴림" w:hint="eastAsia"/>
+          <w:kern w:val="0"/>
+          <w:szCs w:val="20"/>
+        </w:rPr>
+        <w:t>“갑”은</w:t>
+      </w:r>
+      <w:r>
+        <w:rPr>
+          <w:rFonts w:asciiTheme="majorHAnsi" w:eastAsiaTheme="majorHAnsi" w:hAnsiTheme="majorHAnsi" w:cs="굴림" w:hint="eastAsia"/>
+          <w:kern w:val="0"/>
+          <w:szCs w:val="20"/>
+        </w:rPr>
+        <w:t xml:space="preserve"> </w:t>
+      </w:r>
+      <w:r>
+        <w:rPr>
+          <w:rFonts w:asciiTheme="majorHAnsi" w:eastAsiaTheme="majorHAnsi" w:hAnsiTheme="majorHAnsi" w:cs="굴림" w:hint="eastAsia"/>
+          <w:kern w:val="0"/>
+          <w:szCs w:val="20"/>
+        </w:rPr>
+        <w:t>“을”과 협의하여 시행한다.</w:t>
       </w:r>
     </w:p>
     <w:p>
@@ -13618,15 +15034,32 @@
           <w:kern w:val="0"/>
           <w:szCs w:val="20"/>
         </w:rPr>
-        <w:t>6.“을”은“갑”에 대한 감독당국의 감독</w:t>
-      </w:r>
-      <w:r>
-        <w:rPr>
-          <w:rFonts w:asciiTheme="majorHAnsi" w:eastAsiaTheme="majorHAnsi" w:hAnsiTheme="majorHAnsi" w:cs="바탕" w:hint="eastAsia"/>
-          <w:kern w:val="0"/>
-          <w:szCs w:val="20"/>
-        </w:rPr>
-        <w:t>·</w:t>
+        <w:t>6.</w:t>
+      </w:r>
+      <w:r>
+        <w:rPr>
+          <w:rFonts w:asciiTheme="majorHAnsi" w:eastAsiaTheme="majorHAnsi" w:hAnsiTheme="majorHAnsi" w:cs="굴림"/>
+          <w:kern w:val="0"/>
+          <w:szCs w:val="20"/>
+        </w:rPr>
+        <w:t xml:space="preserve"> </w:t>
+      </w:r>
+      <w:r>
+        <w:rPr>
+          <w:rFonts w:asciiTheme="majorHAnsi" w:eastAsiaTheme="majorHAnsi" w:hAnsiTheme="majorHAnsi" w:cs="굴림" w:hint="eastAsia"/>
+          <w:kern w:val="0"/>
+          <w:szCs w:val="20"/>
+        </w:rPr>
+        <w:t>“을”은“갑”에 대한 감독당국의 감독</w:t>
+      </w:r>
+      <w:r>
+        <w:rPr>
+          <w:rFonts w:asciiTheme="majorHAnsi" w:eastAsiaTheme="majorHAnsi" w:hAnsiTheme="majorHAnsi" w:cs="굴림"/>
+          <w:color w:val="000000"/>
+          <w:kern w:val="0"/>
+          <w:szCs w:val="20"/>
+        </w:rPr>
+        <w:t>∙</w:t>
       </w:r>
       <w:r>
         <w:rPr>
@@ -13724,6 +15157,118 @@
           <w:szCs w:val="20"/>
         </w:rPr>
         <w:t>제11조(정보의 유출통지 등)</w:t>
+      </w:r>
+    </w:p>
+    <w:p>
+      <w:pPr>
+        <w:spacing w:line="240" w:lineRule="auto"/>
+        <w:rPr>
+          <w:rFonts w:asciiTheme="majorHAnsi" w:eastAsiaTheme="majorHAnsi" w:hAnsiTheme="majorHAnsi" w:cs="굴림"/>
+          <w:color w:val="000000"/>
+          <w:kern w:val="0"/>
+          <w:szCs w:val="20"/>
+        </w:rPr>
+      </w:pPr>
+      <w:r>
+        <w:rPr>
+          <w:rFonts w:asciiTheme="majorHAnsi" w:eastAsiaTheme="majorHAnsi" w:hAnsiTheme="majorHAnsi" w:cs="굴림" w:hint="eastAsia"/>
+          <w:color w:val="000000"/>
+          <w:kern w:val="0"/>
+          <w:szCs w:val="20"/>
+        </w:rPr>
+        <w:t xml:space="preserve">1. </w:t>
+      </w:r>
+      <w:r>
+        <w:rPr>
+          <w:rFonts w:asciiTheme="majorHAnsi" w:eastAsiaTheme="majorHAnsi" w:hAnsiTheme="majorHAnsi" w:cs="굴림"/>
+          <w:color w:val="000000"/>
+          <w:kern w:val="0"/>
+          <w:szCs w:val="20"/>
+        </w:rPr>
+        <w:t>“</w:t>
+      </w:r>
+      <w:r>
+        <w:rPr>
+          <w:rFonts w:asciiTheme="majorHAnsi" w:eastAsiaTheme="majorHAnsi" w:hAnsiTheme="majorHAnsi" w:cs="굴림" w:hint="eastAsia"/>
+          <w:color w:val="000000"/>
+          <w:kern w:val="0"/>
+          <w:szCs w:val="20"/>
+        </w:rPr>
+        <w:t>갑</w:t>
+      </w:r>
+      <w:r>
+        <w:rPr>
+          <w:rFonts w:asciiTheme="majorHAnsi" w:eastAsiaTheme="majorHAnsi" w:hAnsiTheme="majorHAnsi" w:cs="굴림"/>
+          <w:color w:val="000000"/>
+          <w:kern w:val="0"/>
+          <w:szCs w:val="20"/>
+        </w:rPr>
+        <w:t>”</w:t>
+      </w:r>
+      <w:r>
+        <w:rPr>
+          <w:rFonts w:asciiTheme="majorHAnsi" w:eastAsiaTheme="majorHAnsi" w:hAnsiTheme="majorHAnsi" w:cs="굴림" w:hint="eastAsia"/>
+          <w:color w:val="000000"/>
+          <w:kern w:val="0"/>
+          <w:szCs w:val="20"/>
+        </w:rPr>
+        <w:t xml:space="preserve">또는 </w:t>
+      </w:r>
+      <w:r>
+        <w:rPr>
+          <w:rFonts w:asciiTheme="majorHAnsi" w:eastAsiaTheme="majorHAnsi" w:hAnsiTheme="majorHAnsi" w:cs="굴림"/>
+          <w:color w:val="000000"/>
+          <w:kern w:val="0"/>
+          <w:szCs w:val="20"/>
+        </w:rPr>
+        <w:t>“</w:t>
+      </w:r>
+      <w:r>
+        <w:rPr>
+          <w:rFonts w:asciiTheme="majorHAnsi" w:eastAsiaTheme="majorHAnsi" w:hAnsiTheme="majorHAnsi" w:cs="굴림" w:hint="eastAsia"/>
+          <w:color w:val="000000"/>
+          <w:kern w:val="0"/>
+          <w:szCs w:val="20"/>
+        </w:rPr>
+        <w:t>을</w:t>
+      </w:r>
+      <w:r>
+        <w:rPr>
+          <w:rFonts w:asciiTheme="majorHAnsi" w:eastAsiaTheme="majorHAnsi" w:hAnsiTheme="majorHAnsi" w:cs="굴림"/>
+          <w:color w:val="000000"/>
+          <w:kern w:val="0"/>
+          <w:szCs w:val="20"/>
+        </w:rPr>
+        <w:t>”</w:t>
+      </w:r>
+      <w:r>
+        <w:rPr>
+          <w:rFonts w:asciiTheme="majorHAnsi" w:eastAsiaTheme="majorHAnsi" w:hAnsiTheme="majorHAnsi" w:cs="굴림" w:hint="eastAsia"/>
+          <w:color w:val="000000"/>
+          <w:kern w:val="0"/>
+          <w:szCs w:val="20"/>
+        </w:rPr>
+        <w:t>이 고의, 과실 여부를 불문하고 개인(신용)정보가 유출된 사실을 알았을 경우 유출된 개인(신용)정보의 항목과 시점 및 그 경위 등을 포함한 사항을 문서로 그 상대방에게 즉시 통지하여야 한다.</w:t>
+      </w:r>
+    </w:p>
+    <w:p>
+      <w:pPr>
+        <w:spacing w:line="240" w:lineRule="auto"/>
+        <w:rPr>
+          <w:rFonts w:asciiTheme="majorHAnsi" w:eastAsiaTheme="majorHAnsi" w:hAnsiTheme="majorHAnsi" w:cs="굴림"/>
+          <w:color w:val="000000"/>
+          <w:kern w:val="0"/>
+          <w:szCs w:val="20"/>
+        </w:rPr>
+      </w:pPr>
+      <w:r>
+        <w:rPr>
+          <w:rFonts w:asciiTheme="majorHAnsi" w:eastAsiaTheme="majorHAnsi" w:hAnsiTheme="majorHAnsi" w:cs="굴림" w:hint="eastAsia"/>
+          <w:color w:val="000000"/>
+          <w:kern w:val="0"/>
+          <w:szCs w:val="20"/>
+        </w:rPr>
+        <w:t>2. 개인(신용)정보를 유출한 당사자는 유출된 정보의 확산 및 추가 유출을 방지하기 위하여 접속경로의 차단, 취약점 점검 및 보완, 유출된 정보의 삭제 등 긴급한 조치를 지체없이 하고, 정보의 유출로 인한 손해를 최소화하여야 한다.</w:t>
       </w:r>
     </w:p>
     <w:p>
@@ -13744,403 +15289,577 @@
           <w:kern w:val="0"/>
           <w:szCs w:val="20"/>
         </w:rPr>
+        <w:t>3. 정보를 유출한 당사자는 상대방에게 그가 입은 손해 일체를 배상하여야 한다.</w:t>
+      </w:r>
+    </w:p>
+    <w:p>
+      <w:pPr>
+        <w:spacing w:line="240" w:lineRule="auto"/>
+        <w:rPr>
+          <w:rFonts w:asciiTheme="majorHAnsi" w:eastAsiaTheme="majorHAnsi" w:hAnsiTheme="majorHAnsi" w:cs="굴림"/>
+          <w:kern w:val="0"/>
+          <w:szCs w:val="20"/>
+        </w:rPr>
+      </w:pPr>
+    </w:p>
+    <w:p>
+      <w:pPr>
+        <w:spacing w:line="240" w:lineRule="auto"/>
+        <w:rPr>
+          <w:rFonts w:asciiTheme="majorHAnsi" w:eastAsiaTheme="majorHAnsi" w:hAnsiTheme="majorHAnsi" w:cs="굴림"/>
+          <w:b/>
+          <w:kern w:val="0"/>
+          <w:szCs w:val="20"/>
+        </w:rPr>
+      </w:pPr>
+      <w:r>
+        <w:rPr>
+          <w:rFonts w:asciiTheme="majorHAnsi" w:eastAsiaTheme="majorHAnsi" w:hAnsiTheme="majorHAnsi" w:cs="굴림" w:hint="eastAsia"/>
+          <w:b/>
+          <w:kern w:val="0"/>
+          <w:szCs w:val="20"/>
+        </w:rPr>
+        <w:t>제12조(손해배상 책임)</w:t>
+      </w:r>
+    </w:p>
+    <w:p>
+      <w:pPr>
+        <w:spacing w:line="240" w:lineRule="auto"/>
+        <w:rPr>
+          <w:rFonts w:asciiTheme="majorHAnsi" w:eastAsiaTheme="majorHAnsi" w:hAnsiTheme="majorHAnsi" w:cs="굴림"/>
+          <w:kern w:val="0"/>
+          <w:szCs w:val="20"/>
+        </w:rPr>
+      </w:pPr>
+      <w:r>
+        <w:rPr>
+          <w:rFonts w:asciiTheme="majorHAnsi" w:eastAsiaTheme="majorHAnsi" w:hAnsiTheme="majorHAnsi" w:cs="굴림" w:hint="eastAsia"/>
+          <w:kern w:val="0"/>
+          <w:szCs w:val="20"/>
+        </w:rPr>
+        <w:t>“을”은 자신의 고의 또는 과실에 의해 제공받은 정보가 유출되거나 본 약정상의 의무 이행을 소홀히 함으로써</w:t>
+      </w:r>
+      <w:r>
+        <w:rPr>
+          <w:rFonts w:asciiTheme="majorHAnsi" w:eastAsiaTheme="majorHAnsi" w:hAnsiTheme="majorHAnsi" w:cs="굴림" w:hint="eastAsia"/>
+          <w:kern w:val="0"/>
+          <w:szCs w:val="20"/>
+        </w:rPr>
+        <w:t xml:space="preserve"> </w:t>
+      </w:r>
+      <w:r>
+        <w:rPr>
+          <w:rFonts w:asciiTheme="majorHAnsi" w:eastAsiaTheme="majorHAnsi" w:hAnsiTheme="majorHAnsi" w:cs="굴림" w:hint="eastAsia"/>
+          <w:kern w:val="0"/>
+          <w:szCs w:val="20"/>
+        </w:rPr>
+        <w:t>“갑”또는 정보주체에게 손해가 발생하거나 법적 책임이 부과될 경우</w:t>
+      </w:r>
+      <w:r>
+        <w:rPr>
+          <w:rFonts w:asciiTheme="majorHAnsi" w:eastAsiaTheme="majorHAnsi" w:hAnsiTheme="majorHAnsi" w:cs="굴림" w:hint="eastAsia"/>
+          <w:kern w:val="0"/>
+          <w:szCs w:val="20"/>
+        </w:rPr>
+        <w:t xml:space="preserve"> </w:t>
+      </w:r>
+      <w:r>
+        <w:rPr>
+          <w:rFonts w:asciiTheme="majorHAnsi" w:eastAsiaTheme="majorHAnsi" w:hAnsiTheme="majorHAnsi" w:cs="굴림" w:hint="eastAsia"/>
+          <w:kern w:val="0"/>
+          <w:szCs w:val="20"/>
+        </w:rPr>
+        <w:t>“갑”</w:t>
+      </w:r>
+      <w:r>
+        <w:rPr>
+          <w:rFonts w:asciiTheme="majorHAnsi" w:eastAsiaTheme="majorHAnsi" w:hAnsiTheme="majorHAnsi" w:cs="굴림" w:hint="eastAsia"/>
+          <w:kern w:val="0"/>
+          <w:szCs w:val="20"/>
+        </w:rPr>
+        <w:t xml:space="preserve"> </w:t>
+      </w:r>
+      <w:r>
+        <w:rPr>
+          <w:rFonts w:asciiTheme="majorHAnsi" w:eastAsiaTheme="majorHAnsi" w:hAnsiTheme="majorHAnsi" w:cs="굴림" w:hint="eastAsia"/>
+          <w:kern w:val="0"/>
+          <w:szCs w:val="20"/>
+        </w:rPr>
+        <w:t>또는 정보주체에게 발생하는 모든 손해를 책임지고 배상하여야 하며,</w:t>
+      </w:r>
+      <w:r>
+        <w:rPr>
+          <w:rFonts w:asciiTheme="majorHAnsi" w:eastAsiaTheme="majorHAnsi" w:hAnsiTheme="majorHAnsi" w:cs="굴림"/>
+          <w:kern w:val="0"/>
+          <w:szCs w:val="20"/>
+        </w:rPr>
+        <w:t xml:space="preserve"> </w:t>
+      </w:r>
+      <w:r>
+        <w:rPr>
+          <w:rFonts w:asciiTheme="majorHAnsi" w:eastAsiaTheme="majorHAnsi" w:hAnsiTheme="majorHAnsi" w:cs="굴림" w:hint="eastAsia"/>
+          <w:kern w:val="0"/>
+          <w:szCs w:val="20"/>
+        </w:rPr>
+        <w:t>“갑”은 관련된 계약을 해지 또는 해제할 수 있다.</w:t>
+      </w:r>
+      <w:r>
+        <w:rPr>
+          <w:rFonts w:asciiTheme="majorHAnsi" w:eastAsiaTheme="majorHAnsi" w:hAnsiTheme="majorHAnsi" w:cs="굴림"/>
+          <w:kern w:val="0"/>
+          <w:szCs w:val="20"/>
+        </w:rPr>
+        <w:t xml:space="preserve"> </w:t>
+      </w:r>
+    </w:p>
+    <w:p>
+      <w:pPr>
+        <w:spacing w:line="240" w:lineRule="auto"/>
+        <w:rPr>
+          <w:rFonts w:asciiTheme="majorHAnsi" w:eastAsiaTheme="majorHAnsi" w:hAnsiTheme="majorHAnsi" w:cs="굴림"/>
+          <w:kern w:val="0"/>
+          <w:szCs w:val="20"/>
+        </w:rPr>
+      </w:pPr>
+    </w:p>
+    <w:p>
+      <w:pPr>
+        <w:spacing w:line="240" w:lineRule="auto"/>
+        <w:rPr>
+          <w:rFonts w:asciiTheme="majorHAnsi" w:eastAsiaTheme="majorHAnsi" w:hAnsiTheme="majorHAnsi" w:cs="굴림"/>
+          <w:b/>
+          <w:kern w:val="0"/>
+          <w:szCs w:val="20"/>
+        </w:rPr>
+      </w:pPr>
+      <w:r>
+        <w:rPr>
+          <w:rFonts w:asciiTheme="majorHAnsi" w:eastAsiaTheme="majorHAnsi" w:hAnsiTheme="majorHAnsi" w:cs="굴림" w:hint="eastAsia"/>
+          <w:b/>
+          <w:kern w:val="0"/>
+          <w:szCs w:val="20"/>
+        </w:rPr>
+        <w:t>제13조(관련법규의 준수 및 점검)</w:t>
+      </w:r>
+    </w:p>
+    <w:p>
+      <w:pPr>
+        <w:spacing w:line="240" w:lineRule="auto"/>
+        <w:rPr>
+          <w:rFonts w:asciiTheme="majorHAnsi" w:eastAsiaTheme="majorHAnsi" w:hAnsiTheme="majorHAnsi" w:cs="굴림"/>
+          <w:kern w:val="0"/>
+          <w:szCs w:val="20"/>
+        </w:rPr>
+      </w:pPr>
+      <w:r>
+        <w:rPr>
+          <w:rFonts w:asciiTheme="majorHAnsi" w:eastAsiaTheme="majorHAnsi" w:hAnsiTheme="majorHAnsi" w:cs="굴림" w:hint="eastAsia"/>
+          <w:kern w:val="0"/>
+          <w:szCs w:val="20"/>
+        </w:rPr>
+        <w:t>1.</w:t>
+      </w:r>
+      <w:r>
+        <w:rPr>
+          <w:rFonts w:asciiTheme="majorHAnsi" w:eastAsiaTheme="majorHAnsi" w:hAnsiTheme="majorHAnsi" w:cs="굴림"/>
+          <w:kern w:val="0"/>
+          <w:szCs w:val="20"/>
+        </w:rPr>
+        <w:t xml:space="preserve"> </w:t>
+      </w:r>
+      <w:r>
+        <w:rPr>
+          <w:rFonts w:asciiTheme="majorHAnsi" w:eastAsiaTheme="majorHAnsi" w:hAnsiTheme="majorHAnsi" w:cs="굴림" w:hint="eastAsia"/>
+          <w:kern w:val="0"/>
+          <w:szCs w:val="20"/>
+        </w:rPr>
+        <w:t>“갑”과 “을”은 정보를 제공</w:t>
+      </w:r>
+      <w:r>
+        <w:rPr>
+          <w:rFonts w:asciiTheme="majorHAnsi" w:eastAsiaTheme="majorHAnsi" w:hAnsiTheme="majorHAnsi" w:cs="굴림"/>
+          <w:color w:val="000000"/>
+          <w:kern w:val="0"/>
+          <w:szCs w:val="20"/>
+        </w:rPr>
+        <w:t>∙</w:t>
+      </w:r>
+      <w:r>
+        <w:rPr>
+          <w:rFonts w:asciiTheme="majorHAnsi" w:eastAsiaTheme="majorHAnsi" w:hAnsiTheme="majorHAnsi" w:cs="오케이체 Light" w:hint="eastAsia"/>
+          <w:kern w:val="0"/>
+          <w:szCs w:val="20"/>
+        </w:rPr>
+        <w:t>활용함에</w:t>
+      </w:r>
+      <w:r>
+        <w:rPr>
+          <w:rFonts w:asciiTheme="majorHAnsi" w:eastAsiaTheme="majorHAnsi" w:hAnsiTheme="majorHAnsi" w:cs="굴림" w:hint="eastAsia"/>
+          <w:kern w:val="0"/>
+          <w:szCs w:val="20"/>
+        </w:rPr>
+        <w:t xml:space="preserve"> 있어</w:t>
+      </w:r>
+      <w:r>
+        <w:rPr>
+          <w:rFonts w:asciiTheme="majorHAnsi" w:eastAsiaTheme="majorHAnsi" w:hAnsiTheme="majorHAnsi" w:cs="굴림" w:hint="eastAsia"/>
+          <w:kern w:val="0"/>
+          <w:szCs w:val="20"/>
+        </w:rPr>
+        <w:t xml:space="preserve"> </w:t>
+      </w:r>
+      <w:r>
+        <w:rPr>
+          <w:rFonts w:asciiTheme="majorHAnsi" w:eastAsiaTheme="majorHAnsi" w:hAnsiTheme="majorHAnsi" w:cs="굴림" w:hint="eastAsia"/>
+          <w:kern w:val="0"/>
+          <w:szCs w:val="20"/>
+        </w:rPr>
+        <w:t>‘개인정보보호법’,</w:t>
+      </w:r>
+      <w:r>
+        <w:rPr>
+          <w:rFonts w:asciiTheme="majorHAnsi" w:eastAsiaTheme="majorHAnsi" w:hAnsiTheme="majorHAnsi" w:cs="굴림"/>
+          <w:kern w:val="0"/>
+          <w:szCs w:val="20"/>
+        </w:rPr>
+        <w:t xml:space="preserve"> </w:t>
+      </w:r>
+      <w:r>
+        <w:rPr>
+          <w:rFonts w:asciiTheme="majorHAnsi" w:eastAsiaTheme="majorHAnsi" w:hAnsiTheme="majorHAnsi" w:cs="굴림" w:hint="eastAsia"/>
+          <w:kern w:val="0"/>
+          <w:szCs w:val="20"/>
+        </w:rPr>
+        <w:t>‘신용정보의 이용 및 보호에 관한 법률’</w:t>
+      </w:r>
+      <w:r>
+        <w:rPr>
+          <w:rFonts w:asciiTheme="majorHAnsi" w:eastAsiaTheme="majorHAnsi" w:hAnsiTheme="majorHAnsi" w:cs="굴림" w:hint="eastAsia"/>
+          <w:kern w:val="0"/>
+          <w:szCs w:val="20"/>
+        </w:rPr>
+        <w:t xml:space="preserve"> </w:t>
+      </w:r>
+      <w:r>
+        <w:rPr>
+          <w:rFonts w:asciiTheme="majorHAnsi" w:eastAsiaTheme="majorHAnsi" w:hAnsiTheme="majorHAnsi" w:cs="굴림" w:hint="eastAsia"/>
+          <w:kern w:val="0"/>
+          <w:szCs w:val="20"/>
+        </w:rPr>
+        <w:t>등 관련 법규를 준수하여야 한다.</w:t>
+      </w:r>
+    </w:p>
+    <w:p>
+      <w:pPr>
+        <w:spacing w:line="240" w:lineRule="auto"/>
+        <w:rPr>
+          <w:rFonts w:asciiTheme="majorHAnsi" w:eastAsiaTheme="majorHAnsi" w:hAnsiTheme="majorHAnsi" w:cs="굴림"/>
+          <w:kern w:val="0"/>
+          <w:szCs w:val="20"/>
+        </w:rPr>
+      </w:pPr>
+      <w:r>
+        <w:rPr>
+          <w:rFonts w:asciiTheme="majorHAnsi" w:eastAsiaTheme="majorHAnsi" w:hAnsiTheme="majorHAnsi" w:cs="굴림" w:hint="eastAsia"/>
+          <w:kern w:val="0"/>
+          <w:szCs w:val="20"/>
+        </w:rPr>
+        <w:t>2.</w:t>
+      </w:r>
+      <w:r>
+        <w:rPr>
+          <w:rFonts w:asciiTheme="majorHAnsi" w:eastAsiaTheme="majorHAnsi" w:hAnsiTheme="majorHAnsi" w:cs="굴림"/>
+          <w:kern w:val="0"/>
+          <w:szCs w:val="20"/>
+        </w:rPr>
+        <w:t xml:space="preserve"> </w:t>
+      </w:r>
+      <w:r>
+        <w:rPr>
+          <w:rFonts w:asciiTheme="majorHAnsi" w:eastAsiaTheme="majorHAnsi" w:hAnsiTheme="majorHAnsi" w:cs="굴림" w:hint="eastAsia"/>
+          <w:kern w:val="0"/>
+          <w:szCs w:val="20"/>
+        </w:rPr>
+        <w:t>“갑”은</w:t>
+      </w:r>
+      <w:r>
+        <w:rPr>
+          <w:rFonts w:asciiTheme="majorHAnsi" w:eastAsiaTheme="majorHAnsi" w:hAnsiTheme="majorHAnsi" w:cs="굴림" w:hint="eastAsia"/>
+          <w:kern w:val="0"/>
+          <w:szCs w:val="20"/>
+        </w:rPr>
+        <w:t xml:space="preserve"> </w:t>
+      </w:r>
+      <w:r>
+        <w:rPr>
+          <w:rFonts w:asciiTheme="majorHAnsi" w:eastAsiaTheme="majorHAnsi" w:hAnsiTheme="majorHAnsi" w:cs="굴림" w:hint="eastAsia"/>
+          <w:kern w:val="0"/>
+          <w:szCs w:val="20"/>
+        </w:rPr>
+        <w:t>“을”에 대해 보안관리상태, 정보폐기 및 반납의 이행여부,</w:t>
+      </w:r>
+      <w:r>
+        <w:rPr>
+          <w:rFonts w:asciiTheme="majorHAnsi" w:eastAsiaTheme="majorHAnsi" w:hAnsiTheme="majorHAnsi" w:cs="굴림"/>
+          <w:kern w:val="0"/>
+          <w:szCs w:val="20"/>
+        </w:rPr>
+        <w:t xml:space="preserve"> </w:t>
+      </w:r>
+      <w:r>
+        <w:rPr>
+          <w:rFonts w:asciiTheme="majorHAnsi" w:eastAsiaTheme="majorHAnsi" w:hAnsiTheme="majorHAnsi" w:cs="굴림" w:hint="eastAsia"/>
+          <w:kern w:val="0"/>
+          <w:szCs w:val="20"/>
+        </w:rPr>
+        <w:t>관련 법규 및 본 약정의 준수 여부 등을 점검할 수 있으며,</w:t>
+      </w:r>
+      <w:r>
+        <w:rPr>
+          <w:rFonts w:asciiTheme="majorHAnsi" w:eastAsiaTheme="majorHAnsi" w:hAnsiTheme="majorHAnsi" w:cs="굴림"/>
+          <w:kern w:val="0"/>
+          <w:szCs w:val="20"/>
+        </w:rPr>
+        <w:t xml:space="preserve"> </w:t>
+      </w:r>
+      <w:r>
+        <w:rPr>
+          <w:rFonts w:asciiTheme="majorHAnsi" w:eastAsiaTheme="majorHAnsi" w:hAnsiTheme="majorHAnsi" w:cs="굴림" w:hint="eastAsia"/>
+          <w:kern w:val="0"/>
+          <w:szCs w:val="20"/>
+        </w:rPr>
+        <w:t>“을”은 이에 적극 협조하여야 한다.</w:t>
+      </w:r>
+    </w:p>
+    <w:p>
+      <w:pPr>
+        <w:spacing w:line="240" w:lineRule="auto"/>
+        <w:rPr>
+          <w:rFonts w:asciiTheme="majorHAnsi" w:eastAsiaTheme="majorHAnsi" w:hAnsiTheme="majorHAnsi" w:cs="굴림"/>
+          <w:kern w:val="0"/>
+          <w:szCs w:val="20"/>
+        </w:rPr>
+      </w:pPr>
+    </w:p>
+    <w:p>
+      <w:pPr>
+        <w:spacing w:line="240" w:lineRule="auto"/>
+        <w:rPr>
+          <w:rFonts w:asciiTheme="majorHAnsi" w:eastAsiaTheme="majorHAnsi" w:hAnsiTheme="majorHAnsi" w:cs="굴림"/>
+          <w:b/>
+          <w:kern w:val="0"/>
+          <w:szCs w:val="20"/>
+        </w:rPr>
+      </w:pPr>
+      <w:r>
+        <w:rPr>
+          <w:rFonts w:asciiTheme="majorHAnsi" w:eastAsiaTheme="majorHAnsi" w:hAnsiTheme="majorHAnsi" w:cs="굴림" w:hint="eastAsia"/>
+          <w:b/>
+          <w:kern w:val="0"/>
+          <w:szCs w:val="20"/>
+        </w:rPr>
+        <w:t>제14조(효력발생 및 유효기간)</w:t>
+      </w:r>
+    </w:p>
+    <w:p>
+      <w:pPr>
+        <w:spacing w:line="240" w:lineRule="auto"/>
+        <w:rPr>
+          <w:rFonts w:asciiTheme="majorHAnsi" w:eastAsiaTheme="majorHAnsi" w:hAnsiTheme="majorHAnsi" w:cs="굴림"/>
+          <w:kern w:val="0"/>
+          <w:szCs w:val="20"/>
+        </w:rPr>
+      </w:pPr>
+      <w:r>
+        <w:rPr>
+          <w:rFonts w:asciiTheme="majorHAnsi" w:eastAsiaTheme="majorHAnsi" w:hAnsiTheme="majorHAnsi" w:cs="굴림" w:hint="eastAsia"/>
+          <w:kern w:val="0"/>
+          <w:szCs w:val="20"/>
+        </w:rPr>
+        <w:t>1. 본 약정은 약정 체결일로부터 그 효력이 발생한다.</w:t>
+      </w:r>
+    </w:p>
+    <w:p>
+      <w:pPr>
+        <w:spacing w:line="240" w:lineRule="auto"/>
+        <w:rPr>
+          <w:rFonts w:asciiTheme="majorHAnsi" w:eastAsiaTheme="majorHAnsi" w:hAnsiTheme="majorHAnsi" w:cs="굴림"/>
+          <w:kern w:val="0"/>
+          <w:szCs w:val="20"/>
+        </w:rPr>
+      </w:pPr>
+      <w:r>
+        <w:rPr>
+          <w:rFonts w:asciiTheme="majorHAnsi" w:eastAsiaTheme="majorHAnsi" w:hAnsiTheme="majorHAnsi" w:cs="굴림" w:hint="eastAsia"/>
+          <w:kern w:val="0"/>
+          <w:szCs w:val="20"/>
+        </w:rPr>
+        <w:t>2. 본 약정에 정한 정보와 관련한 제반 사항은 업무위탁 계약의 해지,만료 기타 사유로 인한 종료 후에도 계속 적용된다.</w:t>
+      </w:r>
+    </w:p>
+    <w:p>
+      <w:pPr>
+        <w:spacing w:line="240" w:lineRule="auto"/>
+        <w:rPr>
+          <w:rFonts w:asciiTheme="majorHAnsi" w:eastAsiaTheme="majorHAnsi" w:hAnsiTheme="majorHAnsi" w:cs="굴림"/>
+          <w:kern w:val="0"/>
+          <w:szCs w:val="20"/>
+        </w:rPr>
+      </w:pPr>
+    </w:p>
+    <w:p>
+      <w:pPr>
+        <w:spacing w:line="240" w:lineRule="auto"/>
+        <w:rPr>
+          <w:rFonts w:asciiTheme="majorHAnsi" w:eastAsiaTheme="majorHAnsi" w:hAnsiTheme="majorHAnsi" w:cs="굴림"/>
+          <w:b/>
+          <w:kern w:val="0"/>
+          <w:szCs w:val="20"/>
+        </w:rPr>
+      </w:pPr>
+      <w:r>
+        <w:rPr>
+          <w:rFonts w:asciiTheme="majorHAnsi" w:eastAsiaTheme="majorHAnsi" w:hAnsiTheme="majorHAnsi" w:cs="굴림" w:hint="eastAsia"/>
+          <w:b/>
+          <w:kern w:val="0"/>
+          <w:szCs w:val="20"/>
+        </w:rPr>
+        <w:t>제15조(분쟁 해결)</w:t>
+      </w:r>
+    </w:p>
+    <w:p>
+      <w:pPr>
+        <w:spacing w:line="240" w:lineRule="auto"/>
+        <w:rPr>
+          <w:rFonts w:asciiTheme="majorHAnsi" w:eastAsiaTheme="majorHAnsi" w:hAnsiTheme="majorHAnsi" w:cs="굴림"/>
+          <w:kern w:val="0"/>
+          <w:szCs w:val="20"/>
+        </w:rPr>
+      </w:pPr>
+      <w:r>
+        <w:rPr>
+          <w:rFonts w:asciiTheme="majorHAnsi" w:eastAsiaTheme="majorHAnsi" w:hAnsiTheme="majorHAnsi" w:cs="굴림" w:hint="eastAsia"/>
+          <w:kern w:val="0"/>
+          <w:szCs w:val="20"/>
+        </w:rPr>
+        <w:t>본 약정 관련 정보주체와</w:t>
+      </w:r>
+      <w:r>
+        <w:rPr>
+          <w:rFonts w:asciiTheme="majorHAnsi" w:eastAsiaTheme="majorHAnsi" w:hAnsiTheme="majorHAnsi" w:cs="굴림" w:hint="eastAsia"/>
+          <w:kern w:val="0"/>
+          <w:szCs w:val="20"/>
+        </w:rPr>
+        <w:t xml:space="preserve"> </w:t>
+      </w:r>
+      <w:r>
+        <w:rPr>
+          <w:rFonts w:asciiTheme="majorHAnsi" w:eastAsiaTheme="majorHAnsi" w:hAnsiTheme="majorHAnsi" w:cs="굴림" w:hint="eastAsia"/>
+          <w:kern w:val="0"/>
+          <w:szCs w:val="20"/>
+        </w:rPr>
+        <w:t>“갑”과</w:t>
+      </w:r>
+      <w:r>
+        <w:rPr>
+          <w:rFonts w:asciiTheme="majorHAnsi" w:eastAsiaTheme="majorHAnsi" w:hAnsiTheme="majorHAnsi" w:cs="굴림" w:hint="eastAsia"/>
+          <w:kern w:val="0"/>
+          <w:szCs w:val="20"/>
+        </w:rPr>
+        <w:t xml:space="preserve"> </w:t>
+      </w:r>
+      <w:r>
+        <w:rPr>
+          <w:rFonts w:asciiTheme="majorHAnsi" w:eastAsiaTheme="majorHAnsi" w:hAnsiTheme="majorHAnsi" w:cs="굴림" w:hint="eastAsia"/>
+          <w:kern w:val="0"/>
+          <w:szCs w:val="20"/>
+        </w:rPr>
+        <w:t xml:space="preserve">“을”간의 분쟁은 대한민국 법령에 따라 대한민국 법원의 관할 및 </w:t>
+      </w:r>
+      <w:r>
+        <w:rPr>
+          <w:rFonts w:asciiTheme="majorHAnsi" w:eastAsiaTheme="majorHAnsi" w:hAnsiTheme="majorHAnsi" w:cs="굴림" w:hint="eastAsia"/>
+          <w:kern w:val="0"/>
+          <w:szCs w:val="20"/>
+        </w:rPr>
         <w:lastRenderedPageBreak/>
-        <w:t xml:space="preserve">1. </w:t>
-      </w:r>
-      <w:r>
-        <w:rPr>
-          <w:rFonts w:asciiTheme="majorHAnsi" w:eastAsiaTheme="majorHAnsi" w:hAnsiTheme="majorHAnsi" w:cs="굴림"/>
-          <w:color w:val="000000"/>
-          <w:kern w:val="0"/>
-          <w:szCs w:val="20"/>
-        </w:rPr>
-        <w:t>“</w:t>
-      </w:r>
-      <w:r>
-        <w:rPr>
-          <w:rFonts w:asciiTheme="majorHAnsi" w:eastAsiaTheme="majorHAnsi" w:hAnsiTheme="majorHAnsi" w:cs="굴림" w:hint="eastAsia"/>
-          <w:color w:val="000000"/>
-          <w:kern w:val="0"/>
-          <w:szCs w:val="20"/>
-        </w:rPr>
-        <w:t>갑</w:t>
-      </w:r>
-      <w:r>
-        <w:rPr>
-          <w:rFonts w:asciiTheme="majorHAnsi" w:eastAsiaTheme="majorHAnsi" w:hAnsiTheme="majorHAnsi" w:cs="굴림"/>
-          <w:color w:val="000000"/>
-          <w:kern w:val="0"/>
-          <w:szCs w:val="20"/>
-        </w:rPr>
-        <w:t>”</w:t>
-      </w:r>
-      <w:r>
-        <w:rPr>
-          <w:rFonts w:asciiTheme="majorHAnsi" w:eastAsiaTheme="majorHAnsi" w:hAnsiTheme="majorHAnsi" w:cs="굴림" w:hint="eastAsia"/>
-          <w:color w:val="000000"/>
-          <w:kern w:val="0"/>
-          <w:szCs w:val="20"/>
-        </w:rPr>
-        <w:t xml:space="preserve">또는 </w:t>
-      </w:r>
-      <w:r>
-        <w:rPr>
-          <w:rFonts w:asciiTheme="majorHAnsi" w:eastAsiaTheme="majorHAnsi" w:hAnsiTheme="majorHAnsi" w:cs="굴림"/>
-          <w:color w:val="000000"/>
-          <w:kern w:val="0"/>
-          <w:szCs w:val="20"/>
-        </w:rPr>
-        <w:t>“</w:t>
-      </w:r>
-      <w:r>
-        <w:rPr>
-          <w:rFonts w:asciiTheme="majorHAnsi" w:eastAsiaTheme="majorHAnsi" w:hAnsiTheme="majorHAnsi" w:cs="굴림" w:hint="eastAsia"/>
-          <w:color w:val="000000"/>
-          <w:kern w:val="0"/>
-          <w:szCs w:val="20"/>
-        </w:rPr>
-        <w:t>을</w:t>
-      </w:r>
-      <w:r>
-        <w:rPr>
-          <w:rFonts w:asciiTheme="majorHAnsi" w:eastAsiaTheme="majorHAnsi" w:hAnsiTheme="majorHAnsi" w:cs="굴림"/>
-          <w:color w:val="000000"/>
-          <w:kern w:val="0"/>
-          <w:szCs w:val="20"/>
-        </w:rPr>
-        <w:t>”</w:t>
-      </w:r>
-      <w:r>
-        <w:rPr>
-          <w:rFonts w:asciiTheme="majorHAnsi" w:eastAsiaTheme="majorHAnsi" w:hAnsiTheme="majorHAnsi" w:cs="굴림" w:hint="eastAsia"/>
-          <w:color w:val="000000"/>
-          <w:kern w:val="0"/>
-          <w:szCs w:val="20"/>
-        </w:rPr>
-        <w:t>이 고의, 과실 여부를 불문하고 개인(신용)정보가 유출된 사실을 알았을 경우 유출된 개인(신용)정보의 항목과 시점 및 그 경위 등을 포함한 사항을 문서로 그 상대방에게 즉시 통지하여야 한다.</w:t>
+        <w:t>해석으로 처리된다.</w:t>
       </w:r>
     </w:p>
     <w:p>
       <w:pPr>
         <w:spacing w:line="240" w:lineRule="auto"/>
-        <w:ind w:left="100" w:hangingChars="50" w:hanging="100"/>
-        <w:rPr>
-          <w:rFonts w:asciiTheme="majorHAnsi" w:eastAsiaTheme="majorHAnsi" w:hAnsiTheme="majorHAnsi" w:cs="굴림"/>
-          <w:color w:val="000000"/>
-          <w:kern w:val="0"/>
-          <w:szCs w:val="20"/>
-        </w:rPr>
-      </w:pPr>
-      <w:r>
-        <w:rPr>
-          <w:rFonts w:asciiTheme="majorHAnsi" w:eastAsiaTheme="majorHAnsi" w:hAnsiTheme="majorHAnsi" w:cs="굴림" w:hint="eastAsia"/>
-          <w:color w:val="000000"/>
-          <w:kern w:val="0"/>
-          <w:szCs w:val="20"/>
-        </w:rPr>
-        <w:t>2. 개인(신용)정보를 유출한 당사자는 유출된 정보의 확산 및 추가 유출을 방지하기 위하여 접속경로의 차단, 취약점 점검 및 보완, 유출된 정보의 삭제 등 긴급한 조치를 지체없이 하고, 정보의 유출로 인한 손해를 최소화하여야 한다.</w:t>
-      </w:r>
+        <w:rPr>
+          <w:rFonts w:asciiTheme="majorHAnsi" w:eastAsiaTheme="majorHAnsi" w:hAnsiTheme="majorHAnsi" w:cs="굴림"/>
+          <w:kern w:val="0"/>
+          <w:szCs w:val="20"/>
+        </w:rPr>
+      </w:pPr>
     </w:p>
     <w:p>
       <w:pPr>
         <w:spacing w:line="240" w:lineRule="auto"/>
-        <w:ind w:left="100" w:hangingChars="50" w:hanging="100"/>
-        <w:rPr>
-          <w:rFonts w:asciiTheme="majorHAnsi" w:eastAsiaTheme="majorHAnsi" w:hAnsiTheme="majorHAnsi" w:cs="굴림"/>
-          <w:color w:val="000000"/>
-          <w:kern w:val="0"/>
-          <w:szCs w:val="20"/>
-        </w:rPr>
-      </w:pPr>
-      <w:r>
-        <w:rPr>
-          <w:rFonts w:asciiTheme="majorHAnsi" w:eastAsiaTheme="majorHAnsi" w:hAnsiTheme="majorHAnsi" w:cs="굴림" w:hint="eastAsia"/>
-          <w:color w:val="000000"/>
-          <w:kern w:val="0"/>
-          <w:szCs w:val="20"/>
-        </w:rPr>
-        <w:t>3. 정보를 유출한 당사자는 상대방에게 그가 입은 손해 일체를 배상하여야 한다.</w:t>
-      </w:r>
-    </w:p>
-    <w:p>
-      <w:pPr>
-        <w:spacing w:line="240" w:lineRule="auto"/>
-        <w:rPr>
-          <w:rFonts w:asciiTheme="majorHAnsi" w:eastAsiaTheme="majorHAnsi" w:hAnsiTheme="majorHAnsi" w:cs="굴림"/>
-          <w:kern w:val="0"/>
-          <w:szCs w:val="20"/>
-        </w:rPr>
-      </w:pPr>
-    </w:p>
-    <w:p>
-      <w:pPr>
-        <w:spacing w:line="240" w:lineRule="auto"/>
-        <w:rPr>
-          <w:rFonts w:asciiTheme="majorHAnsi" w:eastAsiaTheme="majorHAnsi" w:hAnsiTheme="majorHAnsi" w:cs="굴림"/>
-          <w:b/>
-          <w:kern w:val="0"/>
-          <w:szCs w:val="20"/>
-        </w:rPr>
-      </w:pPr>
-      <w:r>
-        <w:rPr>
-          <w:rFonts w:asciiTheme="majorHAnsi" w:eastAsiaTheme="majorHAnsi" w:hAnsiTheme="majorHAnsi" w:cs="굴림" w:hint="eastAsia"/>
-          <w:b/>
-          <w:kern w:val="0"/>
-          <w:szCs w:val="20"/>
-        </w:rPr>
-        <w:t>제12조(손해배상 책임)</w:t>
-      </w:r>
-    </w:p>
-    <w:p>
-      <w:pPr>
-        <w:spacing w:line="240" w:lineRule="auto"/>
-        <w:rPr>
-          <w:rFonts w:asciiTheme="majorHAnsi" w:eastAsiaTheme="majorHAnsi" w:hAnsiTheme="majorHAnsi" w:cs="굴림"/>
-          <w:kern w:val="0"/>
-          <w:szCs w:val="20"/>
-        </w:rPr>
-      </w:pPr>
-      <w:r>
-        <w:rPr>
-          <w:rFonts w:asciiTheme="majorHAnsi" w:eastAsiaTheme="majorHAnsi" w:hAnsiTheme="majorHAnsi" w:cs="굴림" w:hint="eastAsia"/>
-          <w:kern w:val="0"/>
-          <w:szCs w:val="20"/>
-        </w:rPr>
-        <w:t>“을”은 자신의 고의 또는 과실에 의해 제공받은 정보가 유출되거나 본 약정상의 의무 이행을 소홀히 함으로써“갑”또는 정보주체에게 손해가 발생하거나 법적 책임이 부과될 경우“갑”또는 정보주체에게 발생하는 모든 손해를 책임지고 배상하여야 하며,“갑”은 관련된 계약을 해지 또는 해제할 수 있다.</w:t>
-      </w:r>
-    </w:p>
-    <w:p>
-      <w:pPr>
-        <w:spacing w:line="240" w:lineRule="auto"/>
-        <w:rPr>
-          <w:rFonts w:asciiTheme="majorHAnsi" w:eastAsiaTheme="majorHAnsi" w:hAnsiTheme="majorHAnsi" w:cs="굴림"/>
-          <w:kern w:val="0"/>
-          <w:szCs w:val="20"/>
-        </w:rPr>
-      </w:pPr>
-    </w:p>
-    <w:p>
-      <w:pPr>
-        <w:spacing w:line="240" w:lineRule="auto"/>
-        <w:rPr>
-          <w:rFonts w:asciiTheme="majorHAnsi" w:eastAsiaTheme="majorHAnsi" w:hAnsiTheme="majorHAnsi" w:cs="굴림"/>
-          <w:b/>
-          <w:kern w:val="0"/>
-          <w:szCs w:val="20"/>
-        </w:rPr>
-      </w:pPr>
-      <w:r>
-        <w:rPr>
-          <w:rFonts w:asciiTheme="majorHAnsi" w:eastAsiaTheme="majorHAnsi" w:hAnsiTheme="majorHAnsi" w:cs="굴림" w:hint="eastAsia"/>
-          <w:b/>
-          <w:kern w:val="0"/>
-          <w:szCs w:val="20"/>
-        </w:rPr>
-        <w:t>제13조(관련법규의 준수 및 점검)</w:t>
-      </w:r>
-    </w:p>
-    <w:p>
-      <w:pPr>
-        <w:spacing w:line="240" w:lineRule="auto"/>
-        <w:rPr>
-          <w:rFonts w:asciiTheme="majorHAnsi" w:eastAsiaTheme="majorHAnsi" w:hAnsiTheme="majorHAnsi" w:cs="굴림"/>
-          <w:kern w:val="0"/>
-          <w:szCs w:val="20"/>
-        </w:rPr>
-      </w:pPr>
-      <w:r>
-        <w:rPr>
-          <w:rFonts w:asciiTheme="majorHAnsi" w:eastAsiaTheme="majorHAnsi" w:hAnsiTheme="majorHAnsi" w:cs="굴림" w:hint="eastAsia"/>
-          <w:kern w:val="0"/>
-          <w:szCs w:val="20"/>
-        </w:rPr>
-        <w:t>1.“갑”과 “을”은 정보를 제공</w:t>
-      </w:r>
-      <w:r>
-        <w:rPr>
-          <w:rFonts w:asciiTheme="majorHAnsi" w:eastAsiaTheme="majorHAnsi" w:hAnsiTheme="majorHAnsi" w:cs="바탕" w:hint="eastAsia"/>
-          <w:kern w:val="0"/>
-          <w:szCs w:val="20"/>
-        </w:rPr>
-        <w:t>·</w:t>
-      </w:r>
-      <w:r>
-        <w:rPr>
-          <w:rFonts w:asciiTheme="majorHAnsi" w:eastAsiaTheme="majorHAnsi" w:hAnsiTheme="majorHAnsi" w:cs="오케이체 Light" w:hint="eastAsia"/>
-          <w:kern w:val="0"/>
-          <w:szCs w:val="20"/>
-        </w:rPr>
-        <w:t>활용함에</w:t>
-      </w:r>
-      <w:r>
-        <w:rPr>
-          <w:rFonts w:asciiTheme="majorHAnsi" w:eastAsiaTheme="majorHAnsi" w:hAnsiTheme="majorHAnsi" w:cs="굴림" w:hint="eastAsia"/>
-          <w:kern w:val="0"/>
-          <w:szCs w:val="20"/>
-        </w:rPr>
-        <w:t xml:space="preserve"> 있어‘개인정보보호법’,‘신용정보의 이용 및 보호에 관한 법률’등 관련 법규를 준수하여야 한다.</w:t>
-      </w:r>
-    </w:p>
-    <w:p>
-      <w:pPr>
-        <w:spacing w:line="240" w:lineRule="auto"/>
-        <w:rPr>
-          <w:rFonts w:asciiTheme="majorHAnsi" w:eastAsiaTheme="majorHAnsi" w:hAnsiTheme="majorHAnsi" w:cs="굴림"/>
-          <w:kern w:val="0"/>
-          <w:szCs w:val="20"/>
-        </w:rPr>
-      </w:pPr>
-      <w:r>
-        <w:rPr>
-          <w:rFonts w:asciiTheme="majorHAnsi" w:eastAsiaTheme="majorHAnsi" w:hAnsiTheme="majorHAnsi" w:cs="굴림" w:hint="eastAsia"/>
-          <w:kern w:val="0"/>
-          <w:szCs w:val="20"/>
-        </w:rPr>
-        <w:t>2.“갑”은“을”에 대해 보안관리상태, 정보폐기 및 반납의 이행여부,관련 법규 및 본 약정의 준수 여부 등을 점검할 수 있으며,“을”은 이에 적극 협조하여야 한다.</w:t>
-      </w:r>
-    </w:p>
-    <w:p>
-      <w:pPr>
-        <w:spacing w:line="240" w:lineRule="auto"/>
-        <w:rPr>
-          <w:rFonts w:asciiTheme="majorHAnsi" w:eastAsiaTheme="majorHAnsi" w:hAnsiTheme="majorHAnsi" w:cs="굴림"/>
-          <w:kern w:val="0"/>
-          <w:szCs w:val="20"/>
-        </w:rPr>
-      </w:pPr>
-    </w:p>
-    <w:p>
-      <w:pPr>
-        <w:spacing w:line="240" w:lineRule="auto"/>
-        <w:rPr>
-          <w:rFonts w:asciiTheme="majorHAnsi" w:eastAsiaTheme="majorHAnsi" w:hAnsiTheme="majorHAnsi" w:cs="굴림"/>
-          <w:b/>
-          <w:kern w:val="0"/>
-          <w:szCs w:val="20"/>
-        </w:rPr>
-      </w:pPr>
-      <w:r>
-        <w:rPr>
-          <w:rFonts w:asciiTheme="majorHAnsi" w:eastAsiaTheme="majorHAnsi" w:hAnsiTheme="majorHAnsi" w:cs="굴림" w:hint="eastAsia"/>
-          <w:b/>
-          <w:kern w:val="0"/>
-          <w:szCs w:val="20"/>
-        </w:rPr>
-        <w:t>제14조(효력발생 및 유효기간)</w:t>
-      </w:r>
-    </w:p>
-    <w:p>
-      <w:pPr>
-        <w:spacing w:line="240" w:lineRule="auto"/>
-        <w:rPr>
-          <w:rFonts w:asciiTheme="majorHAnsi" w:eastAsiaTheme="majorHAnsi" w:hAnsiTheme="majorHAnsi" w:cs="굴림"/>
-          <w:kern w:val="0"/>
-          <w:szCs w:val="20"/>
-        </w:rPr>
-      </w:pPr>
-      <w:r>
-        <w:rPr>
-          <w:rFonts w:asciiTheme="majorHAnsi" w:eastAsiaTheme="majorHAnsi" w:hAnsiTheme="majorHAnsi" w:cs="굴림" w:hint="eastAsia"/>
-          <w:kern w:val="0"/>
-          <w:szCs w:val="20"/>
-        </w:rPr>
-        <w:t>1. 본 약정은 약정 체결일로부터 그 효력이 발생한다.</w:t>
-      </w:r>
-    </w:p>
-    <w:p>
-      <w:pPr>
-        <w:spacing w:line="240" w:lineRule="auto"/>
-        <w:rPr>
-          <w:rFonts w:asciiTheme="majorHAnsi" w:eastAsiaTheme="majorHAnsi" w:hAnsiTheme="majorHAnsi" w:cs="굴림"/>
-          <w:kern w:val="0"/>
-          <w:szCs w:val="20"/>
-        </w:rPr>
-      </w:pPr>
-      <w:r>
-        <w:rPr>
-          <w:rFonts w:asciiTheme="majorHAnsi" w:eastAsiaTheme="majorHAnsi" w:hAnsiTheme="majorHAnsi" w:cs="굴림" w:hint="eastAsia"/>
-          <w:kern w:val="0"/>
-          <w:szCs w:val="20"/>
-        </w:rPr>
-        <w:t>2. 본 약정에 정한 정보와 관련한 제반 사항은 업무위탁 계약의 해지,만료 기타 사유로 인한 종료 후에도 계속 적용된다.</w:t>
-      </w:r>
-    </w:p>
-    <w:p>
-      <w:pPr>
-        <w:spacing w:line="240" w:lineRule="auto"/>
-        <w:rPr>
-          <w:rFonts w:asciiTheme="majorHAnsi" w:eastAsiaTheme="majorHAnsi" w:hAnsiTheme="majorHAnsi" w:cs="굴림"/>
-          <w:kern w:val="0"/>
-          <w:szCs w:val="20"/>
-        </w:rPr>
-      </w:pPr>
-    </w:p>
-    <w:p>
-      <w:pPr>
-        <w:spacing w:line="240" w:lineRule="auto"/>
-        <w:rPr>
-          <w:rFonts w:asciiTheme="majorHAnsi" w:eastAsiaTheme="majorHAnsi" w:hAnsiTheme="majorHAnsi" w:cs="굴림"/>
-          <w:b/>
-          <w:kern w:val="0"/>
-          <w:szCs w:val="20"/>
-        </w:rPr>
-      </w:pPr>
-      <w:r>
-        <w:rPr>
-          <w:rFonts w:asciiTheme="majorHAnsi" w:eastAsiaTheme="majorHAnsi" w:hAnsiTheme="majorHAnsi" w:cs="굴림" w:hint="eastAsia"/>
-          <w:b/>
-          <w:kern w:val="0"/>
-          <w:szCs w:val="20"/>
-        </w:rPr>
-        <w:t>제15조(분쟁 해결)</w:t>
-      </w:r>
-    </w:p>
-    <w:p>
-      <w:pPr>
-        <w:spacing w:line="240" w:lineRule="auto"/>
-        <w:rPr>
-          <w:rFonts w:asciiTheme="majorHAnsi" w:eastAsiaTheme="majorHAnsi" w:hAnsiTheme="majorHAnsi" w:cs="굴림"/>
-          <w:kern w:val="0"/>
-          <w:szCs w:val="20"/>
-        </w:rPr>
-      </w:pPr>
-      <w:r>
-        <w:rPr>
-          <w:rFonts w:asciiTheme="majorHAnsi" w:eastAsiaTheme="majorHAnsi" w:hAnsiTheme="majorHAnsi" w:cs="굴림" w:hint="eastAsia"/>
-          <w:kern w:val="0"/>
-          <w:szCs w:val="20"/>
-        </w:rPr>
-        <w:t>본 약정 관련 정보주체와“갑”과“을”간의 분쟁은 대한민국 법령에 따라 대한민국 법원의 관할 및 해석으로 처리된다.</w:t>
-      </w:r>
-    </w:p>
-    <w:p>
-      <w:pPr>
-        <w:spacing w:line="240" w:lineRule="auto"/>
-        <w:rPr>
-          <w:rFonts w:asciiTheme="majorHAnsi" w:eastAsiaTheme="majorHAnsi" w:hAnsiTheme="majorHAnsi" w:cs="굴림"/>
-          <w:kern w:val="0"/>
-          <w:szCs w:val="20"/>
-        </w:rPr>
-      </w:pPr>
-    </w:p>
-    <w:p>
-      <w:pPr>
-        <w:spacing w:line="240" w:lineRule="auto"/>
-        <w:rPr>
-          <w:rFonts w:asciiTheme="majorHAnsi" w:eastAsiaTheme="majorHAnsi" w:hAnsiTheme="majorHAnsi" w:cs="굴림"/>
-          <w:kern w:val="0"/>
-          <w:szCs w:val="20"/>
-        </w:rPr>
-      </w:pPr>
-      <w:r>
-        <w:rPr>
-          <w:rFonts w:asciiTheme="majorHAnsi" w:eastAsiaTheme="majorHAnsi" w:hAnsiTheme="majorHAnsi" w:cs="굴림" w:hint="eastAsia"/>
-          <w:kern w:val="0"/>
-          <w:szCs w:val="20"/>
-        </w:rPr>
-        <w:lastRenderedPageBreak/>
-        <w:t>본 약정의 내용을 증명하기 위하여“갑”과“을”은 약정서 2부를 작성하여 기명 날인 한 수 각각 1부씩 보관하기로 한다.</w:t>
+        <w:rPr>
+          <w:rFonts w:asciiTheme="majorHAnsi" w:eastAsiaTheme="majorHAnsi" w:hAnsiTheme="majorHAnsi" w:cs="굴림"/>
+          <w:kern w:val="0"/>
+          <w:szCs w:val="20"/>
+        </w:rPr>
+      </w:pPr>
+      <w:r>
+        <w:rPr>
+          <w:rFonts w:asciiTheme="majorHAnsi" w:eastAsiaTheme="majorHAnsi" w:hAnsiTheme="majorHAnsi" w:cs="굴림" w:hint="eastAsia"/>
+          <w:kern w:val="0"/>
+          <w:szCs w:val="20"/>
+        </w:rPr>
+        <w:t>본 약정의 내용을 증명하기 위하여</w:t>
+      </w:r>
+      <w:r>
+        <w:rPr>
+          <w:rFonts w:asciiTheme="majorHAnsi" w:eastAsiaTheme="majorHAnsi" w:hAnsiTheme="majorHAnsi" w:cs="굴림" w:hint="eastAsia"/>
+          <w:kern w:val="0"/>
+          <w:szCs w:val="20"/>
+        </w:rPr>
+        <w:t xml:space="preserve"> </w:t>
+      </w:r>
+      <w:r>
+        <w:rPr>
+          <w:rFonts w:asciiTheme="majorHAnsi" w:eastAsiaTheme="majorHAnsi" w:hAnsiTheme="majorHAnsi" w:cs="굴림" w:hint="eastAsia"/>
+          <w:kern w:val="0"/>
+          <w:szCs w:val="20"/>
+        </w:rPr>
+        <w:t>“갑”과</w:t>
+      </w:r>
+      <w:r>
+        <w:rPr>
+          <w:rFonts w:asciiTheme="majorHAnsi" w:eastAsiaTheme="majorHAnsi" w:hAnsiTheme="majorHAnsi" w:cs="굴림" w:hint="eastAsia"/>
+          <w:kern w:val="0"/>
+          <w:szCs w:val="20"/>
+        </w:rPr>
+        <w:t xml:space="preserve"> </w:t>
+      </w:r>
+      <w:r>
+        <w:rPr>
+          <w:rFonts w:asciiTheme="majorHAnsi" w:eastAsiaTheme="majorHAnsi" w:hAnsiTheme="majorHAnsi" w:cs="굴림" w:hint="eastAsia"/>
+          <w:kern w:val="0"/>
+          <w:szCs w:val="20"/>
+        </w:rPr>
+        <w:t xml:space="preserve">“을”은 약정서 2부를 작성하여 기명 날인 한 </w:t>
+      </w:r>
+      <w:r>
+        <w:rPr>
+          <w:rFonts w:asciiTheme="majorHAnsi" w:eastAsiaTheme="majorHAnsi" w:hAnsiTheme="majorHAnsi" w:cs="굴림" w:hint="eastAsia"/>
+          <w:kern w:val="0"/>
+          <w:szCs w:val="20"/>
+        </w:rPr>
+        <w:t>후</w:t>
+      </w:r>
+      <w:r>
+        <w:rPr>
+          <w:rFonts w:asciiTheme="majorHAnsi" w:eastAsiaTheme="majorHAnsi" w:hAnsiTheme="majorHAnsi" w:cs="굴림" w:hint="eastAsia"/>
+          <w:kern w:val="0"/>
+          <w:szCs w:val="20"/>
+        </w:rPr>
+        <w:t xml:space="preserve"> 각각 1부씩 보관하기로 한다.</w:t>
       </w:r>
     </w:p>
     <w:p>
@@ -16929,7 +18648,7 @@
         <w:snapToGrid w:val="0"/>
         <w:spacing w:after="0" w:line="240" w:lineRule="auto"/>
         <w:rPr>
-          <w:rFonts w:asciiTheme="majorHAnsi" w:eastAsiaTheme="majorHAnsi" w:hAnsiTheme="majorHAnsi" w:cs="굴림" w:hint="eastAsia"/>
+          <w:rFonts w:asciiTheme="majorHAnsi" w:eastAsiaTheme="majorHAnsi" w:hAnsiTheme="majorHAnsi" w:cs="굴림"/>
           <w:bCs/>
           <w:color w:val="000000"/>
           <w:kern w:val="0"/>
@@ -17000,6 +18719,238 @@
 <file path=word/numbering.xml><?xml version="1.0" encoding="utf-8"?>
 <w:numbering xmlns:wpc="http://schemas.microsoft.com/office/word/2010/wordprocessingCanvas" xmlns:cx="http://schemas.microsoft.com/office/drawing/2014/chartex" xmlns:mc="http://schemas.openxmlformats.org/markup-compatibility/2006" xmlns:o="urn:schemas-microsoft-com:office:office" xmlns:r="http://schemas.openxmlformats.org/officeDocument/2006/relationships" xmlns:m="http://schemas.openxmlformats.org/officeDocument/2006/math" xmlns:v="urn:schemas-microsoft-com:vml" xmlns:wp14="http://schemas.microsoft.com/office/word/2010/wordprocessingDrawing" xmlns:wp="http://schemas.openxmlformats.org/drawingml/2006/wordprocessingDrawing" xmlns:w10="urn:schemas-microsoft-com:office:word" xmlns:w="http://schemas.openxmlformats.org/wordprocessingml/2006/main" xmlns:w14="http://schemas.microsoft.com/office/word/2010/wordml" xmlns:w15="http://schemas.microsoft.com/office/word/2012/wordml" xmlns:w16se="http://schemas.microsoft.com/office/word/2015/wordml/symex" xmlns:wpg="http://schemas.microsoft.com/office/word/2010/wordprocessingGroup" xmlns:wpi="http://schemas.microsoft.com/office/word/2010/wordprocessingInk" xmlns:wne="http://schemas.microsoft.com/office/word/2006/wordml" xmlns:wps="http://schemas.microsoft.com/office/word/2010/wordprocessingShape" mc:Ignorable="w14 w15 w16se wp14">
   <w:abstractNum w:abstractNumId="0" w15:restartNumberingAfterBreak="0">
+    <w:nsid w:val="109C74C8"/>
+    <w:multiLevelType w:val="hybridMultilevel"/>
+    <w:tmpl w:val="C8586840"/>
+    <w:lvl w:ilvl="0" w:tplc="CE9CF590">
+      <w:numFmt w:val="bullet"/>
+      <w:lvlText w:val="-"/>
+      <w:lvlJc w:val="left"/>
+      <w:pPr>
+        <w:ind w:left="170" w:hanging="170"/>
+      </w:pPr>
+      <w:rPr>
+        <w:rFonts w:ascii="맑은 고딕" w:eastAsia="맑은 고딕" w:hAnsi="맑은 고딕" w:cs="굴림" w:hint="eastAsia"/>
+        <w:i w:val="0"/>
+        <w:snapToGrid/>
+        <w:kern w:val="20"/>
+        <w:sz w:val="20"/>
+      </w:rPr>
+    </w:lvl>
+    <w:lvl w:ilvl="1" w:tplc="04090003" w:tentative="1">
+      <w:start w:val="1"/>
+      <w:numFmt w:val="bullet"/>
+      <w:lvlText w:val=""/>
+      <w:lvlJc w:val="left"/>
+      <w:pPr>
+        <w:ind w:left="800" w:hanging="400"/>
+      </w:pPr>
+      <w:rPr>
+        <w:rFonts w:ascii="Wingdings" w:hAnsi="Wingdings" w:hint="default"/>
+      </w:rPr>
+    </w:lvl>
+    <w:lvl w:ilvl="2" w:tplc="04090005" w:tentative="1">
+      <w:start w:val="1"/>
+      <w:numFmt w:val="bullet"/>
+      <w:lvlText w:val=""/>
+      <w:lvlJc w:val="left"/>
+      <w:pPr>
+        <w:ind w:left="1200" w:hanging="400"/>
+      </w:pPr>
+      <w:rPr>
+        <w:rFonts w:ascii="Wingdings" w:hAnsi="Wingdings" w:hint="default"/>
+      </w:rPr>
+    </w:lvl>
+    <w:lvl w:ilvl="3" w:tplc="04090001" w:tentative="1">
+      <w:start w:val="1"/>
+      <w:numFmt w:val="bullet"/>
+      <w:lvlText w:val=""/>
+      <w:lvlJc w:val="left"/>
+      <w:pPr>
+        <w:ind w:left="1600" w:hanging="400"/>
+      </w:pPr>
+      <w:rPr>
+        <w:rFonts w:ascii="Wingdings" w:hAnsi="Wingdings" w:hint="default"/>
+      </w:rPr>
+    </w:lvl>
+    <w:lvl w:ilvl="4" w:tplc="04090003" w:tentative="1">
+      <w:start w:val="1"/>
+      <w:numFmt w:val="bullet"/>
+      <w:lvlText w:val=""/>
+      <w:lvlJc w:val="left"/>
+      <w:pPr>
+        <w:ind w:left="2000" w:hanging="400"/>
+      </w:pPr>
+      <w:rPr>
+        <w:rFonts w:ascii="Wingdings" w:hAnsi="Wingdings" w:hint="default"/>
+      </w:rPr>
+    </w:lvl>
+    <w:lvl w:ilvl="5" w:tplc="04090005" w:tentative="1">
+      <w:start w:val="1"/>
+      <w:numFmt w:val="bullet"/>
+      <w:lvlText w:val=""/>
+      <w:lvlJc w:val="left"/>
+      <w:pPr>
+        <w:ind w:left="2400" w:hanging="400"/>
+      </w:pPr>
+      <w:rPr>
+        <w:rFonts w:ascii="Wingdings" w:hAnsi="Wingdings" w:hint="default"/>
+      </w:rPr>
+    </w:lvl>
+    <w:lvl w:ilvl="6" w:tplc="04090001" w:tentative="1">
+      <w:start w:val="1"/>
+      <w:numFmt w:val="bullet"/>
+      <w:lvlText w:val=""/>
+      <w:lvlJc w:val="left"/>
+      <w:pPr>
+        <w:ind w:left="2800" w:hanging="400"/>
+      </w:pPr>
+      <w:rPr>
+        <w:rFonts w:ascii="Wingdings" w:hAnsi="Wingdings" w:hint="default"/>
+      </w:rPr>
+    </w:lvl>
+    <w:lvl w:ilvl="7" w:tplc="04090003" w:tentative="1">
+      <w:start w:val="1"/>
+      <w:numFmt w:val="bullet"/>
+      <w:lvlText w:val=""/>
+      <w:lvlJc w:val="left"/>
+      <w:pPr>
+        <w:ind w:left="3200" w:hanging="400"/>
+      </w:pPr>
+      <w:rPr>
+        <w:rFonts w:ascii="Wingdings" w:hAnsi="Wingdings" w:hint="default"/>
+      </w:rPr>
+    </w:lvl>
+    <w:lvl w:ilvl="8" w:tplc="04090005" w:tentative="1">
+      <w:start w:val="1"/>
+      <w:numFmt w:val="bullet"/>
+      <w:lvlText w:val=""/>
+      <w:lvlJc w:val="left"/>
+      <w:pPr>
+        <w:ind w:left="3600" w:hanging="400"/>
+      </w:pPr>
+      <w:rPr>
+        <w:rFonts w:ascii="Wingdings" w:hAnsi="Wingdings" w:hint="default"/>
+      </w:rPr>
+    </w:lvl>
+  </w:abstractNum>
+  <w:abstractNum w:abstractNumId="1" w15:restartNumberingAfterBreak="0">
+    <w:nsid w:val="1C3A0796"/>
+    <w:multiLevelType w:val="hybridMultilevel"/>
+    <w:tmpl w:val="5D3C5DE0"/>
+    <w:lvl w:ilvl="0" w:tplc="BC687288">
+      <w:numFmt w:val="bullet"/>
+      <w:lvlText w:val="-"/>
+      <w:lvlJc w:val="left"/>
+      <w:pPr>
+        <w:ind w:left="730" w:hanging="170"/>
+      </w:pPr>
+      <w:rPr>
+        <w:rFonts w:ascii="맑은 고딕" w:eastAsia="맑은 고딕" w:hAnsi="맑은 고딕" w:cs="굴림" w:hint="eastAsia"/>
+        <w:i w:val="0"/>
+        <w:snapToGrid/>
+        <w:kern w:val="20"/>
+        <w:sz w:val="20"/>
+      </w:rPr>
+    </w:lvl>
+    <w:lvl w:ilvl="1" w:tplc="04090003" w:tentative="1">
+      <w:start w:val="1"/>
+      <w:numFmt w:val="bullet"/>
+      <w:lvlText w:val=""/>
+      <w:lvlJc w:val="left"/>
+      <w:pPr>
+        <w:ind w:left="1980" w:hanging="400"/>
+      </w:pPr>
+      <w:rPr>
+        <w:rFonts w:ascii="Wingdings" w:hAnsi="Wingdings" w:hint="default"/>
+      </w:rPr>
+    </w:lvl>
+    <w:lvl w:ilvl="2" w:tplc="04090005" w:tentative="1">
+      <w:start w:val="1"/>
+      <w:numFmt w:val="bullet"/>
+      <w:lvlText w:val=""/>
+      <w:lvlJc w:val="left"/>
+      <w:pPr>
+        <w:ind w:left="2380" w:hanging="400"/>
+      </w:pPr>
+      <w:rPr>
+        <w:rFonts w:ascii="Wingdings" w:hAnsi="Wingdings" w:hint="default"/>
+      </w:rPr>
+    </w:lvl>
+    <w:lvl w:ilvl="3" w:tplc="04090001" w:tentative="1">
+      <w:start w:val="1"/>
+      <w:numFmt w:val="bullet"/>
+      <w:lvlText w:val=""/>
+      <w:lvlJc w:val="left"/>
+      <w:pPr>
+        <w:ind w:left="2780" w:hanging="400"/>
+      </w:pPr>
+      <w:rPr>
+        <w:rFonts w:ascii="Wingdings" w:hAnsi="Wingdings" w:hint="default"/>
+      </w:rPr>
+    </w:lvl>
+    <w:lvl w:ilvl="4" w:tplc="04090003" w:tentative="1">
+      <w:start w:val="1"/>
+      <w:numFmt w:val="bullet"/>
+      <w:lvlText w:val=""/>
+      <w:lvlJc w:val="left"/>
+      <w:pPr>
+        <w:ind w:left="3180" w:hanging="400"/>
+      </w:pPr>
+      <w:rPr>
+        <w:rFonts w:ascii="Wingdings" w:hAnsi="Wingdings" w:hint="default"/>
+      </w:rPr>
+    </w:lvl>
+    <w:lvl w:ilvl="5" w:tplc="04090005" w:tentative="1">
+      <w:start w:val="1"/>
+      <w:numFmt w:val="bullet"/>
+      <w:lvlText w:val=""/>
+      <w:lvlJc w:val="left"/>
+      <w:pPr>
+        <w:ind w:left="3580" w:hanging="400"/>
+      </w:pPr>
+      <w:rPr>
+        <w:rFonts w:ascii="Wingdings" w:hAnsi="Wingdings" w:hint="default"/>
+      </w:rPr>
+    </w:lvl>
+    <w:lvl w:ilvl="6" w:tplc="04090001" w:tentative="1">
+      <w:start w:val="1"/>
+      <w:numFmt w:val="bullet"/>
+      <w:lvlText w:val=""/>
+      <w:lvlJc w:val="left"/>
+      <w:pPr>
+        <w:ind w:left="3980" w:hanging="400"/>
+      </w:pPr>
+      <w:rPr>
+        <w:rFonts w:ascii="Wingdings" w:hAnsi="Wingdings" w:hint="default"/>
+      </w:rPr>
+    </w:lvl>
+    <w:lvl w:ilvl="7" w:tplc="04090003" w:tentative="1">
+      <w:start w:val="1"/>
+      <w:numFmt w:val="bullet"/>
+      <w:lvlText w:val=""/>
+      <w:lvlJc w:val="left"/>
+      <w:pPr>
+        <w:ind w:left="4380" w:hanging="400"/>
+      </w:pPr>
+      <w:rPr>
+        <w:rFonts w:ascii="Wingdings" w:hAnsi="Wingdings" w:hint="default"/>
+      </w:rPr>
+    </w:lvl>
+    <w:lvl w:ilvl="8" w:tplc="04090005" w:tentative="1">
+      <w:start w:val="1"/>
+      <w:numFmt w:val="bullet"/>
+      <w:lvlText w:val=""/>
+      <w:lvlJc w:val="left"/>
+      <w:pPr>
+        <w:ind w:left="4780" w:hanging="400"/>
+      </w:pPr>
+      <w:rPr>
+        <w:rFonts w:ascii="Wingdings" w:hAnsi="Wingdings" w:hint="default"/>
+      </w:rPr>
+    </w:lvl>
+  </w:abstractNum>
+  <w:abstractNum w:abstractNumId="2" w15:restartNumberingAfterBreak="0">
     <w:nsid w:val="380C538F"/>
     <w:multiLevelType w:val="hybridMultilevel"/>
     <w:tmpl w:val="BB147B10"/>
@@ -17085,7 +19036,236 @@
       </w:pPr>
     </w:lvl>
   </w:abstractNum>
-  <w:abstractNum w:abstractNumId="1" w15:restartNumberingAfterBreak="0">
+  <w:abstractNum w:abstractNumId="3" w15:restartNumberingAfterBreak="0">
+    <w:nsid w:val="3A1B6E1A"/>
+    <w:multiLevelType w:val="hybridMultilevel"/>
+    <w:tmpl w:val="4CF819EE"/>
+    <w:lvl w:ilvl="0" w:tplc="BC687288">
+      <w:numFmt w:val="bullet"/>
+      <w:lvlText w:val="-"/>
+      <w:lvlJc w:val="left"/>
+      <w:pPr>
+        <w:ind w:left="400" w:hanging="400"/>
+      </w:pPr>
+      <w:rPr>
+        <w:rFonts w:ascii="맑은 고딕" w:eastAsia="맑은 고딕" w:hAnsi="맑은 고딕" w:cs="굴림" w:hint="eastAsia"/>
+        <w:i w:val="0"/>
+        <w:snapToGrid/>
+        <w:kern w:val="20"/>
+        <w:sz w:val="20"/>
+      </w:rPr>
+    </w:lvl>
+    <w:lvl w:ilvl="1" w:tplc="04090003" w:tentative="1">
+      <w:start w:val="1"/>
+      <w:numFmt w:val="bullet"/>
+      <w:lvlText w:val=""/>
+      <w:lvlJc w:val="left"/>
+      <w:pPr>
+        <w:ind w:left="800" w:hanging="400"/>
+      </w:pPr>
+      <w:rPr>
+        <w:rFonts w:ascii="Wingdings" w:hAnsi="Wingdings" w:hint="default"/>
+      </w:rPr>
+    </w:lvl>
+    <w:lvl w:ilvl="2" w:tplc="04090005" w:tentative="1">
+      <w:start w:val="1"/>
+      <w:numFmt w:val="bullet"/>
+      <w:lvlText w:val=""/>
+      <w:lvlJc w:val="left"/>
+      <w:pPr>
+        <w:ind w:left="1200" w:hanging="400"/>
+      </w:pPr>
+      <w:rPr>
+        <w:rFonts w:ascii="Wingdings" w:hAnsi="Wingdings" w:hint="default"/>
+      </w:rPr>
+    </w:lvl>
+    <w:lvl w:ilvl="3" w:tplc="04090001" w:tentative="1">
+      <w:start w:val="1"/>
+      <w:numFmt w:val="bullet"/>
+      <w:lvlText w:val=""/>
+      <w:lvlJc w:val="left"/>
+      <w:pPr>
+        <w:ind w:left="1600" w:hanging="400"/>
+      </w:pPr>
+      <w:rPr>
+        <w:rFonts w:ascii="Wingdings" w:hAnsi="Wingdings" w:hint="default"/>
+      </w:rPr>
+    </w:lvl>
+    <w:lvl w:ilvl="4" w:tplc="04090003" w:tentative="1">
+      <w:start w:val="1"/>
+      <w:numFmt w:val="bullet"/>
+      <w:lvlText w:val=""/>
+      <w:lvlJc w:val="left"/>
+      <w:pPr>
+        <w:ind w:left="2000" w:hanging="400"/>
+      </w:pPr>
+      <w:rPr>
+        <w:rFonts w:ascii="Wingdings" w:hAnsi="Wingdings" w:hint="default"/>
+      </w:rPr>
+    </w:lvl>
+    <w:lvl w:ilvl="5" w:tplc="04090005" w:tentative="1">
+      <w:start w:val="1"/>
+      <w:numFmt w:val="bullet"/>
+      <w:lvlText w:val=""/>
+      <w:lvlJc w:val="left"/>
+      <w:pPr>
+        <w:ind w:left="2400" w:hanging="400"/>
+      </w:pPr>
+      <w:rPr>
+        <w:rFonts w:ascii="Wingdings" w:hAnsi="Wingdings" w:hint="default"/>
+      </w:rPr>
+    </w:lvl>
+    <w:lvl w:ilvl="6" w:tplc="04090001" w:tentative="1">
+      <w:start w:val="1"/>
+      <w:numFmt w:val="bullet"/>
+      <w:lvlText w:val=""/>
+      <w:lvlJc w:val="left"/>
+      <w:pPr>
+        <w:ind w:left="2800" w:hanging="400"/>
+      </w:pPr>
+      <w:rPr>
+        <w:rFonts w:ascii="Wingdings" w:hAnsi="Wingdings" w:hint="default"/>
+      </w:rPr>
+    </w:lvl>
+    <w:lvl w:ilvl="7" w:tplc="04090003" w:tentative="1">
+      <w:start w:val="1"/>
+      <w:numFmt w:val="bullet"/>
+      <w:lvlText w:val=""/>
+      <w:lvlJc w:val="left"/>
+      <w:pPr>
+        <w:ind w:left="3200" w:hanging="400"/>
+      </w:pPr>
+      <w:rPr>
+        <w:rFonts w:ascii="Wingdings" w:hAnsi="Wingdings" w:hint="default"/>
+      </w:rPr>
+    </w:lvl>
+    <w:lvl w:ilvl="8" w:tplc="04090005" w:tentative="1">
+      <w:start w:val="1"/>
+      <w:numFmt w:val="bullet"/>
+      <w:lvlText w:val=""/>
+      <w:lvlJc w:val="left"/>
+      <w:pPr>
+        <w:ind w:left="3600" w:hanging="400"/>
+      </w:pPr>
+      <w:rPr>
+        <w:rFonts w:ascii="Wingdings" w:hAnsi="Wingdings" w:hint="default"/>
+      </w:rPr>
+    </w:lvl>
+  </w:abstractNum>
+  <w:abstractNum w:abstractNumId="4" w15:restartNumberingAfterBreak="0">
+    <w:nsid w:val="3AB31B55"/>
+    <w:multiLevelType w:val="hybridMultilevel"/>
+    <w:tmpl w:val="8070D4E4"/>
+    <w:lvl w:ilvl="0" w:tplc="A70ACCD4">
+      <w:start w:val="1"/>
+      <w:numFmt w:val="bullet"/>
+      <w:lvlText w:val="∙"/>
+      <w:lvlJc w:val="left"/>
+      <w:pPr>
+        <w:ind w:left="170" w:hanging="170"/>
+      </w:pPr>
+      <w:rPr>
+        <w:rFonts w:ascii="맑은 고딕" w:eastAsia="맑은 고딕" w:hAnsi="맑은 고딕" w:hint="eastAsia"/>
+      </w:rPr>
+    </w:lvl>
+    <w:lvl w:ilvl="1" w:tplc="04090003" w:tentative="1">
+      <w:start w:val="1"/>
+      <w:numFmt w:val="bullet"/>
+      <w:lvlText w:val=""/>
+      <w:lvlJc w:val="left"/>
+      <w:pPr>
+        <w:ind w:left="800" w:hanging="400"/>
+      </w:pPr>
+      <w:rPr>
+        <w:rFonts w:ascii="Wingdings" w:hAnsi="Wingdings" w:hint="default"/>
+      </w:rPr>
+    </w:lvl>
+    <w:lvl w:ilvl="2" w:tplc="04090005" w:tentative="1">
+      <w:start w:val="1"/>
+      <w:numFmt w:val="bullet"/>
+      <w:lvlText w:val=""/>
+      <w:lvlJc w:val="left"/>
+      <w:pPr>
+        <w:ind w:left="1200" w:hanging="400"/>
+      </w:pPr>
+      <w:rPr>
+        <w:rFonts w:ascii="Wingdings" w:hAnsi="Wingdings" w:hint="default"/>
+      </w:rPr>
+    </w:lvl>
+    <w:lvl w:ilvl="3" w:tplc="04090001" w:tentative="1">
+      <w:start w:val="1"/>
+      <w:numFmt w:val="bullet"/>
+      <w:lvlText w:val=""/>
+      <w:lvlJc w:val="left"/>
+      <w:pPr>
+        <w:ind w:left="1600" w:hanging="400"/>
+      </w:pPr>
+      <w:rPr>
+        <w:rFonts w:ascii="Wingdings" w:hAnsi="Wingdings" w:hint="default"/>
+      </w:rPr>
+    </w:lvl>
+    <w:lvl w:ilvl="4" w:tplc="04090003" w:tentative="1">
+      <w:start w:val="1"/>
+      <w:numFmt w:val="bullet"/>
+      <w:lvlText w:val=""/>
+      <w:lvlJc w:val="left"/>
+      <w:pPr>
+        <w:ind w:left="2000" w:hanging="400"/>
+      </w:pPr>
+      <w:rPr>
+        <w:rFonts w:ascii="Wingdings" w:hAnsi="Wingdings" w:hint="default"/>
+      </w:rPr>
+    </w:lvl>
+    <w:lvl w:ilvl="5" w:tplc="04090005" w:tentative="1">
+      <w:start w:val="1"/>
+      <w:numFmt w:val="bullet"/>
+      <w:lvlText w:val=""/>
+      <w:lvlJc w:val="left"/>
+      <w:pPr>
+        <w:ind w:left="2400" w:hanging="400"/>
+      </w:pPr>
+      <w:rPr>
+        <w:rFonts w:ascii="Wingdings" w:hAnsi="Wingdings" w:hint="default"/>
+      </w:rPr>
+    </w:lvl>
+    <w:lvl w:ilvl="6" w:tplc="04090001" w:tentative="1">
+      <w:start w:val="1"/>
+      <w:numFmt w:val="bullet"/>
+      <w:lvlText w:val=""/>
+      <w:lvlJc w:val="left"/>
+      <w:pPr>
+        <w:ind w:left="2800" w:hanging="400"/>
+      </w:pPr>
+      <w:rPr>
+        <w:rFonts w:ascii="Wingdings" w:hAnsi="Wingdings" w:hint="default"/>
+      </w:rPr>
+    </w:lvl>
+    <w:lvl w:ilvl="7" w:tplc="04090003" w:tentative="1">
+      <w:start w:val="1"/>
+      <w:numFmt w:val="bullet"/>
+      <w:lvlText w:val=""/>
+      <w:lvlJc w:val="left"/>
+      <w:pPr>
+        <w:ind w:left="3200" w:hanging="400"/>
+      </w:pPr>
+      <w:rPr>
+        <w:rFonts w:ascii="Wingdings" w:hAnsi="Wingdings" w:hint="default"/>
+      </w:rPr>
+    </w:lvl>
+    <w:lvl w:ilvl="8" w:tplc="04090005" w:tentative="1">
+      <w:start w:val="1"/>
+      <w:numFmt w:val="bullet"/>
+      <w:lvlText w:val=""/>
+      <w:lvlJc w:val="left"/>
+      <w:pPr>
+        <w:ind w:left="3600" w:hanging="400"/>
+      </w:pPr>
+      <w:rPr>
+        <w:rFonts w:ascii="Wingdings" w:hAnsi="Wingdings" w:hint="default"/>
+      </w:rPr>
+    </w:lvl>
+  </w:abstractNum>
+  <w:abstractNum w:abstractNumId="5" w15:restartNumberingAfterBreak="0">
     <w:nsid w:val="3FA72710"/>
     <w:multiLevelType w:val="hybridMultilevel"/>
     <w:tmpl w:val="AC12CBAA"/>
@@ -17174,7 +19354,7 @@
       </w:pPr>
     </w:lvl>
   </w:abstractNum>
-  <w:abstractNum w:abstractNumId="2" w15:restartNumberingAfterBreak="0">
+  <w:abstractNum w:abstractNumId="6" w15:restartNumberingAfterBreak="0">
     <w:nsid w:val="475F3E10"/>
     <w:multiLevelType w:val="hybridMultilevel"/>
     <w:tmpl w:val="277C36E8"/>
@@ -17263,7 +19443,123 @@
       </w:pPr>
     </w:lvl>
   </w:abstractNum>
-  <w:abstractNum w:abstractNumId="3" w15:restartNumberingAfterBreak="0">
+  <w:abstractNum w:abstractNumId="7" w15:restartNumberingAfterBreak="0">
+    <w:nsid w:val="52CC2D4E"/>
+    <w:multiLevelType w:val="hybridMultilevel"/>
+    <w:tmpl w:val="83746A72"/>
+    <w:lvl w:ilvl="0" w:tplc="3B50F240">
+      <w:numFmt w:val="bullet"/>
+      <w:lvlText w:val="-"/>
+      <w:lvlJc w:val="left"/>
+      <w:pPr>
+        <w:ind w:left="1020" w:hanging="400"/>
+      </w:pPr>
+      <w:rPr>
+        <w:rFonts w:ascii="맑은 고딕" w:eastAsia="맑은 고딕" w:hAnsi="맑은 고딕" w:cs="굴림" w:hint="eastAsia"/>
+        <w:i w:val="0"/>
+        <w:snapToGrid/>
+        <w:kern w:val="20"/>
+        <w:sz w:val="20"/>
+      </w:rPr>
+    </w:lvl>
+    <w:lvl w:ilvl="1" w:tplc="04090003" w:tentative="1">
+      <w:start w:val="1"/>
+      <w:numFmt w:val="bullet"/>
+      <w:lvlText w:val=""/>
+      <w:lvlJc w:val="left"/>
+      <w:pPr>
+        <w:ind w:left="1420" w:hanging="400"/>
+      </w:pPr>
+      <w:rPr>
+        <w:rFonts w:ascii="Wingdings" w:hAnsi="Wingdings" w:hint="default"/>
+      </w:rPr>
+    </w:lvl>
+    <w:lvl w:ilvl="2" w:tplc="04090005" w:tentative="1">
+      <w:start w:val="1"/>
+      <w:numFmt w:val="bullet"/>
+      <w:lvlText w:val=""/>
+      <w:lvlJc w:val="left"/>
+      <w:pPr>
+        <w:ind w:left="1820" w:hanging="400"/>
+      </w:pPr>
+      <w:rPr>
+        <w:rFonts w:ascii="Wingdings" w:hAnsi="Wingdings" w:hint="default"/>
+      </w:rPr>
+    </w:lvl>
+    <w:lvl w:ilvl="3" w:tplc="04090001" w:tentative="1">
+      <w:start w:val="1"/>
+      <w:numFmt w:val="bullet"/>
+      <w:lvlText w:val=""/>
+      <w:lvlJc w:val="left"/>
+      <w:pPr>
+        <w:ind w:left="2220" w:hanging="400"/>
+      </w:pPr>
+      <w:rPr>
+        <w:rFonts w:ascii="Wingdings" w:hAnsi="Wingdings" w:hint="default"/>
+      </w:rPr>
+    </w:lvl>
+    <w:lvl w:ilvl="4" w:tplc="04090003" w:tentative="1">
+      <w:start w:val="1"/>
+      <w:numFmt w:val="bullet"/>
+      <w:lvlText w:val=""/>
+      <w:lvlJc w:val="left"/>
+      <w:pPr>
+        <w:ind w:left="2620" w:hanging="400"/>
+      </w:pPr>
+      <w:rPr>
+        <w:rFonts w:ascii="Wingdings" w:hAnsi="Wingdings" w:hint="default"/>
+      </w:rPr>
+    </w:lvl>
+    <w:lvl w:ilvl="5" w:tplc="04090005" w:tentative="1">
+      <w:start w:val="1"/>
+      <w:numFmt w:val="bullet"/>
+      <w:lvlText w:val=""/>
+      <w:lvlJc w:val="left"/>
+      <w:pPr>
+        <w:ind w:left="3020" w:hanging="400"/>
+      </w:pPr>
+      <w:rPr>
+        <w:rFonts w:ascii="Wingdings" w:hAnsi="Wingdings" w:hint="default"/>
+      </w:rPr>
+    </w:lvl>
+    <w:lvl w:ilvl="6" w:tplc="04090001" w:tentative="1">
+      <w:start w:val="1"/>
+      <w:numFmt w:val="bullet"/>
+      <w:lvlText w:val=""/>
+      <w:lvlJc w:val="left"/>
+      <w:pPr>
+        <w:ind w:left="3420" w:hanging="400"/>
+      </w:pPr>
+      <w:rPr>
+        <w:rFonts w:ascii="Wingdings" w:hAnsi="Wingdings" w:hint="default"/>
+      </w:rPr>
+    </w:lvl>
+    <w:lvl w:ilvl="7" w:tplc="04090003" w:tentative="1">
+      <w:start w:val="1"/>
+      <w:numFmt w:val="bullet"/>
+      <w:lvlText w:val=""/>
+      <w:lvlJc w:val="left"/>
+      <w:pPr>
+        <w:ind w:left="3820" w:hanging="400"/>
+      </w:pPr>
+      <w:rPr>
+        <w:rFonts w:ascii="Wingdings" w:hAnsi="Wingdings" w:hint="default"/>
+      </w:rPr>
+    </w:lvl>
+    <w:lvl w:ilvl="8" w:tplc="04090005" w:tentative="1">
+      <w:start w:val="1"/>
+      <w:numFmt w:val="bullet"/>
+      <w:lvlText w:val=""/>
+      <w:lvlJc w:val="left"/>
+      <w:pPr>
+        <w:ind w:left="4220" w:hanging="400"/>
+      </w:pPr>
+      <w:rPr>
+        <w:rFonts w:ascii="Wingdings" w:hAnsi="Wingdings" w:hint="default"/>
+      </w:rPr>
+    </w:lvl>
+  </w:abstractNum>
+  <w:abstractNum w:abstractNumId="8" w15:restartNumberingAfterBreak="0">
     <w:nsid w:val="54104455"/>
     <w:multiLevelType w:val="hybridMultilevel"/>
     <w:tmpl w:val="215069C4"/>
@@ -17376,17 +19672,380 @@
       </w:rPr>
     </w:lvl>
   </w:abstractNum>
+  <w:abstractNum w:abstractNumId="9" w15:restartNumberingAfterBreak="0">
+    <w:nsid w:val="5D5005E3"/>
+    <w:multiLevelType w:val="hybridMultilevel"/>
+    <w:tmpl w:val="02AAB39A"/>
+    <w:lvl w:ilvl="0" w:tplc="B49C7AE8">
+      <w:start w:val="1"/>
+      <w:numFmt w:val="bullet"/>
+      <w:lvlText w:val="∙"/>
+      <w:lvlJc w:val="left"/>
+      <w:pPr>
+        <w:ind w:left="170" w:hanging="170"/>
+      </w:pPr>
+      <w:rPr>
+        <w:rFonts w:ascii="맑은 고딕" w:eastAsia="맑은 고딕" w:hAnsi="맑은 고딕" w:hint="eastAsia"/>
+      </w:rPr>
+    </w:lvl>
+    <w:lvl w:ilvl="1" w:tplc="04090003" w:tentative="1">
+      <w:start w:val="1"/>
+      <w:numFmt w:val="bullet"/>
+      <w:lvlText w:val=""/>
+      <w:lvlJc w:val="left"/>
+      <w:pPr>
+        <w:ind w:left="800" w:hanging="400"/>
+      </w:pPr>
+      <w:rPr>
+        <w:rFonts w:ascii="Wingdings" w:hAnsi="Wingdings" w:hint="default"/>
+      </w:rPr>
+    </w:lvl>
+    <w:lvl w:ilvl="2" w:tplc="04090005" w:tentative="1">
+      <w:start w:val="1"/>
+      <w:numFmt w:val="bullet"/>
+      <w:lvlText w:val=""/>
+      <w:lvlJc w:val="left"/>
+      <w:pPr>
+        <w:ind w:left="1200" w:hanging="400"/>
+      </w:pPr>
+      <w:rPr>
+        <w:rFonts w:ascii="Wingdings" w:hAnsi="Wingdings" w:hint="default"/>
+      </w:rPr>
+    </w:lvl>
+    <w:lvl w:ilvl="3" w:tplc="04090001" w:tentative="1">
+      <w:start w:val="1"/>
+      <w:numFmt w:val="bullet"/>
+      <w:lvlText w:val=""/>
+      <w:lvlJc w:val="left"/>
+      <w:pPr>
+        <w:ind w:left="1600" w:hanging="400"/>
+      </w:pPr>
+      <w:rPr>
+        <w:rFonts w:ascii="Wingdings" w:hAnsi="Wingdings" w:hint="default"/>
+      </w:rPr>
+    </w:lvl>
+    <w:lvl w:ilvl="4" w:tplc="04090003" w:tentative="1">
+      <w:start w:val="1"/>
+      <w:numFmt w:val="bullet"/>
+      <w:lvlText w:val=""/>
+      <w:lvlJc w:val="left"/>
+      <w:pPr>
+        <w:ind w:left="2000" w:hanging="400"/>
+      </w:pPr>
+      <w:rPr>
+        <w:rFonts w:ascii="Wingdings" w:hAnsi="Wingdings" w:hint="default"/>
+      </w:rPr>
+    </w:lvl>
+    <w:lvl w:ilvl="5" w:tplc="04090005" w:tentative="1">
+      <w:start w:val="1"/>
+      <w:numFmt w:val="bullet"/>
+      <w:lvlText w:val=""/>
+      <w:lvlJc w:val="left"/>
+      <w:pPr>
+        <w:ind w:left="2400" w:hanging="400"/>
+      </w:pPr>
+      <w:rPr>
+        <w:rFonts w:ascii="Wingdings" w:hAnsi="Wingdings" w:hint="default"/>
+      </w:rPr>
+    </w:lvl>
+    <w:lvl w:ilvl="6" w:tplc="04090001" w:tentative="1">
+      <w:start w:val="1"/>
+      <w:numFmt w:val="bullet"/>
+      <w:lvlText w:val=""/>
+      <w:lvlJc w:val="left"/>
+      <w:pPr>
+        <w:ind w:left="2800" w:hanging="400"/>
+      </w:pPr>
+      <w:rPr>
+        <w:rFonts w:ascii="Wingdings" w:hAnsi="Wingdings" w:hint="default"/>
+      </w:rPr>
+    </w:lvl>
+    <w:lvl w:ilvl="7" w:tplc="04090003" w:tentative="1">
+      <w:start w:val="1"/>
+      <w:numFmt w:val="bullet"/>
+      <w:lvlText w:val=""/>
+      <w:lvlJc w:val="left"/>
+      <w:pPr>
+        <w:ind w:left="3200" w:hanging="400"/>
+      </w:pPr>
+      <w:rPr>
+        <w:rFonts w:ascii="Wingdings" w:hAnsi="Wingdings" w:hint="default"/>
+      </w:rPr>
+    </w:lvl>
+    <w:lvl w:ilvl="8" w:tplc="04090005" w:tentative="1">
+      <w:start w:val="1"/>
+      <w:numFmt w:val="bullet"/>
+      <w:lvlText w:val=""/>
+      <w:lvlJc w:val="left"/>
+      <w:pPr>
+        <w:ind w:left="3600" w:hanging="400"/>
+      </w:pPr>
+      <w:rPr>
+        <w:rFonts w:ascii="Wingdings" w:hAnsi="Wingdings" w:hint="default"/>
+      </w:rPr>
+    </w:lvl>
+  </w:abstractNum>
+  <w:abstractNum w:abstractNumId="10" w15:restartNumberingAfterBreak="0">
+    <w:nsid w:val="5F464C58"/>
+    <w:multiLevelType w:val="hybridMultilevel"/>
+    <w:tmpl w:val="4588BEE2"/>
+    <w:lvl w:ilvl="0" w:tplc="66A2E1AC">
+      <w:start w:val="1"/>
+      <w:numFmt w:val="bullet"/>
+      <w:lvlText w:val="∙"/>
+      <w:lvlJc w:val="left"/>
+      <w:pPr>
+        <w:ind w:left="170" w:hanging="170"/>
+      </w:pPr>
+      <w:rPr>
+        <w:rFonts w:ascii="맑은 고딕" w:eastAsia="맑은 고딕" w:hAnsi="맑은 고딕" w:hint="eastAsia"/>
+      </w:rPr>
+    </w:lvl>
+    <w:lvl w:ilvl="1" w:tplc="04090003" w:tentative="1">
+      <w:start w:val="1"/>
+      <w:numFmt w:val="bullet"/>
+      <w:lvlText w:val=""/>
+      <w:lvlJc w:val="left"/>
+      <w:pPr>
+        <w:ind w:left="800" w:hanging="400"/>
+      </w:pPr>
+      <w:rPr>
+        <w:rFonts w:ascii="Wingdings" w:hAnsi="Wingdings" w:hint="default"/>
+      </w:rPr>
+    </w:lvl>
+    <w:lvl w:ilvl="2" w:tplc="04090005" w:tentative="1">
+      <w:start w:val="1"/>
+      <w:numFmt w:val="bullet"/>
+      <w:lvlText w:val=""/>
+      <w:lvlJc w:val="left"/>
+      <w:pPr>
+        <w:ind w:left="1200" w:hanging="400"/>
+      </w:pPr>
+      <w:rPr>
+        <w:rFonts w:ascii="Wingdings" w:hAnsi="Wingdings" w:hint="default"/>
+      </w:rPr>
+    </w:lvl>
+    <w:lvl w:ilvl="3" w:tplc="04090001" w:tentative="1">
+      <w:start w:val="1"/>
+      <w:numFmt w:val="bullet"/>
+      <w:lvlText w:val=""/>
+      <w:lvlJc w:val="left"/>
+      <w:pPr>
+        <w:ind w:left="1600" w:hanging="400"/>
+      </w:pPr>
+      <w:rPr>
+        <w:rFonts w:ascii="Wingdings" w:hAnsi="Wingdings" w:hint="default"/>
+      </w:rPr>
+    </w:lvl>
+    <w:lvl w:ilvl="4" w:tplc="04090003" w:tentative="1">
+      <w:start w:val="1"/>
+      <w:numFmt w:val="bullet"/>
+      <w:lvlText w:val=""/>
+      <w:lvlJc w:val="left"/>
+      <w:pPr>
+        <w:ind w:left="2000" w:hanging="400"/>
+      </w:pPr>
+      <w:rPr>
+        <w:rFonts w:ascii="Wingdings" w:hAnsi="Wingdings" w:hint="default"/>
+      </w:rPr>
+    </w:lvl>
+    <w:lvl w:ilvl="5" w:tplc="04090005" w:tentative="1">
+      <w:start w:val="1"/>
+      <w:numFmt w:val="bullet"/>
+      <w:lvlText w:val=""/>
+      <w:lvlJc w:val="left"/>
+      <w:pPr>
+        <w:ind w:left="2400" w:hanging="400"/>
+      </w:pPr>
+      <w:rPr>
+        <w:rFonts w:ascii="Wingdings" w:hAnsi="Wingdings" w:hint="default"/>
+      </w:rPr>
+    </w:lvl>
+    <w:lvl w:ilvl="6" w:tplc="04090001" w:tentative="1">
+      <w:start w:val="1"/>
+      <w:numFmt w:val="bullet"/>
+      <w:lvlText w:val=""/>
+      <w:lvlJc w:val="left"/>
+      <w:pPr>
+        <w:ind w:left="2800" w:hanging="400"/>
+      </w:pPr>
+      <w:rPr>
+        <w:rFonts w:ascii="Wingdings" w:hAnsi="Wingdings" w:hint="default"/>
+      </w:rPr>
+    </w:lvl>
+    <w:lvl w:ilvl="7" w:tplc="04090003" w:tentative="1">
+      <w:start w:val="1"/>
+      <w:numFmt w:val="bullet"/>
+      <w:lvlText w:val=""/>
+      <w:lvlJc w:val="left"/>
+      <w:pPr>
+        <w:ind w:left="3200" w:hanging="400"/>
+      </w:pPr>
+      <w:rPr>
+        <w:rFonts w:ascii="Wingdings" w:hAnsi="Wingdings" w:hint="default"/>
+      </w:rPr>
+    </w:lvl>
+    <w:lvl w:ilvl="8" w:tplc="04090005" w:tentative="1">
+      <w:start w:val="1"/>
+      <w:numFmt w:val="bullet"/>
+      <w:lvlText w:val=""/>
+      <w:lvlJc w:val="left"/>
+      <w:pPr>
+        <w:ind w:left="3600" w:hanging="400"/>
+      </w:pPr>
+      <w:rPr>
+        <w:rFonts w:ascii="Wingdings" w:hAnsi="Wingdings" w:hint="default"/>
+      </w:rPr>
+    </w:lvl>
+  </w:abstractNum>
+  <w:abstractNum w:abstractNumId="11" w15:restartNumberingAfterBreak="0">
+    <w:nsid w:val="6B96385C"/>
+    <w:multiLevelType w:val="hybridMultilevel"/>
+    <w:tmpl w:val="B4D283A4"/>
+    <w:lvl w:ilvl="0" w:tplc="B452371C">
+      <w:start w:val="1"/>
+      <w:numFmt w:val="bullet"/>
+      <w:lvlText w:val="∙"/>
+      <w:lvlJc w:val="left"/>
+      <w:pPr>
+        <w:ind w:left="170" w:hanging="170"/>
+      </w:pPr>
+      <w:rPr>
+        <w:rFonts w:ascii="맑은 고딕" w:eastAsia="맑은 고딕" w:hAnsi="맑은 고딕" w:hint="eastAsia"/>
+      </w:rPr>
+    </w:lvl>
+    <w:lvl w:ilvl="1" w:tplc="04090003" w:tentative="1">
+      <w:start w:val="1"/>
+      <w:numFmt w:val="bullet"/>
+      <w:lvlText w:val=""/>
+      <w:lvlJc w:val="left"/>
+      <w:pPr>
+        <w:ind w:left="800" w:hanging="400"/>
+      </w:pPr>
+      <w:rPr>
+        <w:rFonts w:ascii="Wingdings" w:hAnsi="Wingdings" w:hint="default"/>
+      </w:rPr>
+    </w:lvl>
+    <w:lvl w:ilvl="2" w:tplc="04090005" w:tentative="1">
+      <w:start w:val="1"/>
+      <w:numFmt w:val="bullet"/>
+      <w:lvlText w:val=""/>
+      <w:lvlJc w:val="left"/>
+      <w:pPr>
+        <w:ind w:left="1200" w:hanging="400"/>
+      </w:pPr>
+      <w:rPr>
+        <w:rFonts w:ascii="Wingdings" w:hAnsi="Wingdings" w:hint="default"/>
+      </w:rPr>
+    </w:lvl>
+    <w:lvl w:ilvl="3" w:tplc="04090001" w:tentative="1">
+      <w:start w:val="1"/>
+      <w:numFmt w:val="bullet"/>
+      <w:lvlText w:val=""/>
+      <w:lvlJc w:val="left"/>
+      <w:pPr>
+        <w:ind w:left="1600" w:hanging="400"/>
+      </w:pPr>
+      <w:rPr>
+        <w:rFonts w:ascii="Wingdings" w:hAnsi="Wingdings" w:hint="default"/>
+      </w:rPr>
+    </w:lvl>
+    <w:lvl w:ilvl="4" w:tplc="04090003" w:tentative="1">
+      <w:start w:val="1"/>
+      <w:numFmt w:val="bullet"/>
+      <w:lvlText w:val=""/>
+      <w:lvlJc w:val="left"/>
+      <w:pPr>
+        <w:ind w:left="2000" w:hanging="400"/>
+      </w:pPr>
+      <w:rPr>
+        <w:rFonts w:ascii="Wingdings" w:hAnsi="Wingdings" w:hint="default"/>
+      </w:rPr>
+    </w:lvl>
+    <w:lvl w:ilvl="5" w:tplc="04090005" w:tentative="1">
+      <w:start w:val="1"/>
+      <w:numFmt w:val="bullet"/>
+      <w:lvlText w:val=""/>
+      <w:lvlJc w:val="left"/>
+      <w:pPr>
+        <w:ind w:left="2400" w:hanging="400"/>
+      </w:pPr>
+      <w:rPr>
+        <w:rFonts w:ascii="Wingdings" w:hAnsi="Wingdings" w:hint="default"/>
+      </w:rPr>
+    </w:lvl>
+    <w:lvl w:ilvl="6" w:tplc="04090001" w:tentative="1">
+      <w:start w:val="1"/>
+      <w:numFmt w:val="bullet"/>
+      <w:lvlText w:val=""/>
+      <w:lvlJc w:val="left"/>
+      <w:pPr>
+        <w:ind w:left="2800" w:hanging="400"/>
+      </w:pPr>
+      <w:rPr>
+        <w:rFonts w:ascii="Wingdings" w:hAnsi="Wingdings" w:hint="default"/>
+      </w:rPr>
+    </w:lvl>
+    <w:lvl w:ilvl="7" w:tplc="04090003" w:tentative="1">
+      <w:start w:val="1"/>
+      <w:numFmt w:val="bullet"/>
+      <w:lvlText w:val=""/>
+      <w:lvlJc w:val="left"/>
+      <w:pPr>
+        <w:ind w:left="3200" w:hanging="400"/>
+      </w:pPr>
+      <w:rPr>
+        <w:rFonts w:ascii="Wingdings" w:hAnsi="Wingdings" w:hint="default"/>
+      </w:rPr>
+    </w:lvl>
+    <w:lvl w:ilvl="8" w:tplc="04090005" w:tentative="1">
+      <w:start w:val="1"/>
+      <w:numFmt w:val="bullet"/>
+      <w:lvlText w:val=""/>
+      <w:lvlJc w:val="left"/>
+      <w:pPr>
+        <w:ind w:left="3600" w:hanging="400"/>
+      </w:pPr>
+      <w:rPr>
+        <w:rFonts w:ascii="Wingdings" w:hAnsi="Wingdings" w:hint="default"/>
+      </w:rPr>
+    </w:lvl>
+  </w:abstractNum>
   <w:num w:numId="1">
+    <w:abstractNumId w:val="8"/>
+  </w:num>
+  <w:num w:numId="2">
+    <w:abstractNumId w:val="5"/>
+  </w:num>
+  <w:num w:numId="3">
+    <w:abstractNumId w:val="2"/>
+  </w:num>
+  <w:num w:numId="4">
+    <w:abstractNumId w:val="6"/>
+  </w:num>
+  <w:num w:numId="5">
+    <w:abstractNumId w:val="11"/>
+  </w:num>
+  <w:num w:numId="6">
+    <w:abstractNumId w:val="9"/>
+  </w:num>
+  <w:num w:numId="7">
+    <w:abstractNumId w:val="4"/>
+  </w:num>
+  <w:num w:numId="8">
+    <w:abstractNumId w:val="7"/>
+  </w:num>
+  <w:num w:numId="9">
+    <w:abstractNumId w:val="1"/>
+  </w:num>
+  <w:num w:numId="10">
+    <w:abstractNumId w:val="10"/>
+  </w:num>
+  <w:num w:numId="11">
     <w:abstractNumId w:val="3"/>
   </w:num>
-  <w:num w:numId="2">
-    <w:abstractNumId w:val="1"/>
-  </w:num>
-  <w:num w:numId="3">
+  <w:num w:numId="12">
     <w:abstractNumId w:val="0"/>
-  </w:num>
-  <w:num w:numId="4">
-    <w:abstractNumId w:val="2"/>
   </w:num>
 </w:numbering>
 </file>
@@ -18274,7 +20933,7 @@
 </file>
 
 <file path=customXml/itemProps1.xml><?xml version="1.0" encoding="utf-8"?>
-<ds:datastoreItem xmlns:ds="http://schemas.openxmlformats.org/officeDocument/2006/customXml" ds:itemID="{65D466FD-E0D0-4AF5-A32C-5E1A0B9758B9}">
+<ds:datastoreItem xmlns:ds="http://schemas.openxmlformats.org/officeDocument/2006/customXml" ds:itemID="{D45387AE-9133-4547-B5B9-C6B296D51562}">
   <ds:schemaRefs>
     <ds:schemaRef ds:uri="http://schemas.openxmlformats.org/officeDocument/2006/bibliography"/>
   </ds:schemaRefs>

--- a/public/OK금융그룹_2026-2027년_스마트러닝_위탁운영_제안요청서.docx
+++ b/public/OK금융그룹_2026-2027년_스마트러닝_위탁운영_제안요청서.docx
@@ -2971,6 +2971,119 @@
               <w:bottom w:val="single" w:sz="2" w:space="0" w:color="939393"/>
               <w:right w:val="nil"/>
             </w:tcBorders>
+            <w:shd w:val="clear" w:color="auto" w:fill="FFFFFF" w:themeFill="background1"/>
+            <w:tcMar>
+              <w:top w:w="28" w:type="dxa"/>
+              <w:left w:w="28" w:type="dxa"/>
+              <w:bottom w:w="28" w:type="dxa"/>
+              <w:right w:w="28" w:type="dxa"/>
+            </w:tcMar>
+            <w:vAlign w:val="center"/>
+          </w:tcPr>
+          <w:p>
+            <w:pPr>
+              <w:widowControl/>
+              <w:wordWrap/>
+              <w:autoSpaceDE/>
+              <w:autoSpaceDN/>
+              <w:snapToGrid w:val="0"/>
+              <w:spacing w:after="0" w:line="240" w:lineRule="auto"/>
+              <w:rPr>
+                <w:rFonts w:asciiTheme="majorHAnsi" w:eastAsiaTheme="majorHAnsi" w:hAnsiTheme="majorHAnsi"/>
+              </w:rPr>
+            </w:pPr>
+          </w:p>
+        </w:tc>
+        <w:tc>
+          <w:tcPr>
+            <w:tcW w:w="128" w:type="dxa"/>
+            <w:tcBorders>
+              <w:top w:val="nil"/>
+              <w:left w:val="nil"/>
+              <w:bottom w:val="nil"/>
+              <w:right w:val="nil"/>
+            </w:tcBorders>
+            <w:shd w:val="clear" w:color="auto" w:fill="FFFFFF" w:themeFill="background1"/>
+            <w:tcMar>
+              <w:top w:w="28" w:type="dxa"/>
+              <w:left w:w="11" w:type="dxa"/>
+              <w:bottom w:w="28" w:type="dxa"/>
+              <w:right w:w="11" w:type="dxa"/>
+            </w:tcMar>
+            <w:vAlign w:val="center"/>
+          </w:tcPr>
+          <w:p>
+            <w:pPr>
+              <w:widowControl/>
+              <w:wordWrap/>
+              <w:autoSpaceDE/>
+              <w:autoSpaceDN/>
+              <w:snapToGrid w:val="0"/>
+              <w:spacing w:after="0" w:line="240" w:lineRule="auto"/>
+              <w:rPr>
+                <w:rFonts w:asciiTheme="majorHAnsi" w:eastAsiaTheme="majorHAnsi" w:hAnsiTheme="majorHAnsi" w:cs="굴림"/>
+                <w:b/>
+                <w:color w:val="000000"/>
+                <w:kern w:val="0"/>
+                <w:szCs w:val="20"/>
+              </w:rPr>
+            </w:pPr>
+          </w:p>
+        </w:tc>
+        <w:tc>
+          <w:tcPr>
+            <w:tcW w:w="8473" w:type="dxa"/>
+            <w:gridSpan w:val="2"/>
+            <w:tcBorders>
+              <w:top w:val="nil"/>
+              <w:left w:val="nil"/>
+              <w:right w:val="nil"/>
+            </w:tcBorders>
+            <w:shd w:val="clear" w:color="auto" w:fill="FFFFFF" w:themeFill="background1"/>
+            <w:tcMar>
+              <w:top w:w="28" w:type="dxa"/>
+              <w:left w:w="28" w:type="dxa"/>
+              <w:bottom w:w="28" w:type="dxa"/>
+              <w:right w:w="28" w:type="dxa"/>
+            </w:tcMar>
+            <w:vAlign w:val="center"/>
+          </w:tcPr>
+          <w:p>
+            <w:pPr>
+              <w:widowControl/>
+              <w:wordWrap/>
+              <w:autoSpaceDE/>
+              <w:autoSpaceDN/>
+              <w:snapToGrid w:val="0"/>
+              <w:spacing w:after="0" w:line="240" w:lineRule="auto"/>
+              <w:jc w:val="left"/>
+              <w:rPr>
+                <w:rFonts w:asciiTheme="majorHAnsi" w:eastAsiaTheme="majorHAnsi" w:hAnsiTheme="majorHAnsi" w:cs="굴림" w:hint="eastAsia"/>
+                <w:b/>
+                <w:color w:val="000000"/>
+                <w:kern w:val="0"/>
+                <w:sz w:val="32"/>
+                <w:szCs w:val="32"/>
+              </w:rPr>
+            </w:pPr>
+          </w:p>
+        </w:tc>
+      </w:tr>
+      <w:tr>
+        <w:trPr>
+          <w:gridAfter w:val="1"/>
+          <w:wAfter w:w="200" w:type="dxa"/>
+          <w:trHeight w:val="466"/>
+        </w:trPr>
+        <w:tc>
+          <w:tcPr>
+            <w:tcW w:w="425" w:type="dxa"/>
+            <w:gridSpan w:val="2"/>
+            <w:tcBorders>
+              <w:left w:val="nil"/>
+              <w:bottom w:val="single" w:sz="2" w:space="0" w:color="939393"/>
+              <w:right w:val="nil"/>
+            </w:tcBorders>
             <w:shd w:val="clear" w:color="auto" w:fill="939393"/>
             <w:tcMar>
               <w:top w:w="28" w:type="dxa"/>
@@ -3023,7 +3136,6 @@
           <w:tcPr>
             <w:tcW w:w="128" w:type="dxa"/>
             <w:tcBorders>
-              <w:top w:val="nil"/>
               <w:left w:val="nil"/>
               <w:bottom w:val="nil"/>
               <w:right w:val="nil"/>
@@ -3060,7 +3172,6 @@
             <w:tcW w:w="8473" w:type="dxa"/>
             <w:gridSpan w:val="2"/>
             <w:tcBorders>
-              <w:top w:val="nil"/>
               <w:left w:val="nil"/>
               <w:bottom w:val="single" w:sz="2" w:space="0" w:color="939393"/>
               <w:right w:val="nil"/>
@@ -4715,6 +4826,7 @@
           <w:sz w:val="22"/>
           <w:szCs w:val="32"/>
         </w:rPr>
+        <w:lastRenderedPageBreak/>
         <w:t>❍</w:t>
       </w:r>
       <w:r>
@@ -4800,7 +4912,6 @@
           <w:sz w:val="22"/>
           <w:szCs w:val="32"/>
         </w:rPr>
-        <w:lastRenderedPageBreak/>
         <w:t>❍</w:t>
       </w:r>
       <w:r>
@@ -5374,20 +5485,7 @@
           <w:sz w:val="22"/>
           <w:szCs w:val="32"/>
         </w:rPr>
-        <w:t>위탁</w:t>
-      </w:r>
-      <w:bookmarkStart w:id="0" w:name="_GoBack"/>
-      <w:bookmarkEnd w:id="0"/>
-      <w:r>
-        <w:rPr>
-          <w:rFonts w:asciiTheme="majorHAnsi" w:eastAsiaTheme="majorHAnsi" w:hAnsiTheme="majorHAnsi" w:cs="굴림"/>
-          <w:bCs/>
-          <w:color w:val="000000"/>
-          <w:kern w:val="0"/>
-          <w:sz w:val="22"/>
-          <w:szCs w:val="32"/>
-        </w:rPr>
-        <w:t>운영기관의 DB에 등록된 당사 직원의 개인정보, 교육이력, 실적 등이</w:t>
+        <w:t>위탁운영기관의 DB에 등록된 당사 직원의 개인정보, 교육이력, 실적 등이</w:t>
       </w:r>
       <w:r>
         <w:rPr>
@@ -7422,6 +7520,17 @@
       </w:pPr>
       <w:r>
         <w:rPr>
+          <w:rFonts w:eastAsiaTheme="minorHAnsi" w:cs="굴림"/>
+          <w:bCs/>
+          <w:color w:val="000000"/>
+          <w:kern w:val="0"/>
+          <w:sz w:val="22"/>
+          <w:szCs w:val="32"/>
+        </w:rPr>
+        <w:t>4</w:t>
+      </w:r>
+      <w:r>
+        <w:rPr>
           <w:rFonts w:eastAsiaTheme="minorHAnsi" w:cs="굴림" w:hint="eastAsia"/>
           <w:bCs/>
           <w:color w:val="000000"/>
@@ -7429,7 +7538,7 @@
           <w:sz w:val="22"/>
           <w:szCs w:val="32"/>
         </w:rPr>
-        <w:t>3. 선정 절차</w:t>
+        <w:t>. 선정 절차</w:t>
       </w:r>
     </w:p>
     <w:p>
@@ -9141,6 +9250,17 @@
       </w:pPr>
       <w:r>
         <w:rPr>
+          <w:rFonts w:eastAsiaTheme="minorHAnsi" w:cs="굴림"/>
+          <w:bCs/>
+          <w:color w:val="000000"/>
+          <w:kern w:val="0"/>
+          <w:sz w:val="22"/>
+          <w:szCs w:val="32"/>
+        </w:rPr>
+        <w:t>5</w:t>
+      </w:r>
+      <w:r>
+        <w:rPr>
           <w:rFonts w:eastAsiaTheme="minorHAnsi" w:cs="굴림" w:hint="eastAsia"/>
           <w:bCs/>
           <w:color w:val="000000"/>
@@ -9148,7 +9268,7 @@
           <w:sz w:val="22"/>
           <w:szCs w:val="32"/>
         </w:rPr>
-        <w:t>4. 제출 서류</w:t>
+        <w:t>. 제출 서류</w:t>
       </w:r>
     </w:p>
     <w:p>
@@ -9932,25 +10052,34 @@
         <w:spacing w:before="240"/>
         <w:rPr>
           <w:rFonts w:asciiTheme="majorHAnsi" w:eastAsiaTheme="majorHAnsi" w:hAnsiTheme="majorHAnsi" w:cs="굴림"/>
-          <w:b/>
-          <w:bCs/>
-          <w:color w:val="000000"/>
-          <w:kern w:val="0"/>
-          <w:sz w:val="22"/>
-          <w:szCs w:val="32"/>
-        </w:rPr>
-      </w:pPr>
-      <w:r>
-        <w:rPr>
-          <w:rFonts w:asciiTheme="majorHAnsi" w:eastAsiaTheme="majorHAnsi" w:hAnsiTheme="majorHAnsi" w:cs="굴림" w:hint="eastAsia"/>
-          <w:b/>
-          <w:bCs/>
-          <w:color w:val="000000"/>
-          <w:kern w:val="0"/>
-          <w:sz w:val="22"/>
-          <w:szCs w:val="32"/>
-        </w:rPr>
-        <w:t>5. 제안서 주요 포함항목</w:t>
+          <w:bCs/>
+          <w:color w:val="000000"/>
+          <w:kern w:val="0"/>
+          <w:sz w:val="22"/>
+          <w:szCs w:val="32"/>
+        </w:rPr>
+      </w:pPr>
+      <w:r>
+        <w:rPr>
+          <w:rFonts w:asciiTheme="majorHAnsi" w:eastAsiaTheme="majorHAnsi" w:hAnsiTheme="majorHAnsi" w:cs="굴림"/>
+          <w:bCs/>
+          <w:color w:val="000000"/>
+          <w:kern w:val="0"/>
+          <w:sz w:val="22"/>
+          <w:szCs w:val="32"/>
+        </w:rPr>
+        <w:t>6</w:t>
+      </w:r>
+      <w:r>
+        <w:rPr>
+          <w:rFonts w:asciiTheme="majorHAnsi" w:eastAsiaTheme="majorHAnsi" w:hAnsiTheme="majorHAnsi" w:cs="굴림" w:hint="eastAsia"/>
+          <w:bCs/>
+          <w:color w:val="000000"/>
+          <w:kern w:val="0"/>
+          <w:sz w:val="22"/>
+          <w:szCs w:val="32"/>
+        </w:rPr>
+        <w:t>. 제안서 주요 포함항목</w:t>
       </w:r>
     </w:p>
     <w:tbl>
@@ -10218,7 +10347,18 @@
                 <w:kern w:val="0"/>
                 <w:szCs w:val="20"/>
               </w:rPr>
-              <w:t>제안업체 일반현황, 주요 연혁, 조직 및 인원현황</w:t>
+              <w:t>제안업체 일반현황, 주요 연혁</w:t>
+            </w:r>
+            <w:bookmarkStart w:id="0" w:name="_GoBack"/>
+            <w:bookmarkEnd w:id="0"/>
+            <w:r>
+              <w:rPr>
+                <w:rFonts w:asciiTheme="majorHAnsi" w:eastAsiaTheme="majorHAnsi" w:hAnsiTheme="majorHAnsi" w:cs="굴림" w:hint="eastAsia"/>
+                <w:color w:val="000000"/>
+                <w:kern w:val="0"/>
+                <w:szCs w:val="20"/>
+              </w:rPr>
+              <w:t>, 조직 및 인원현황</w:t>
             </w:r>
           </w:p>
         </w:tc>
@@ -20933,7 +21073,7 @@
 </file>
 
 <file path=customXml/itemProps1.xml><?xml version="1.0" encoding="utf-8"?>
-<ds:datastoreItem xmlns:ds="http://schemas.openxmlformats.org/officeDocument/2006/customXml" ds:itemID="{D45387AE-9133-4547-B5B9-C6B296D51562}">
+<ds:datastoreItem xmlns:ds="http://schemas.openxmlformats.org/officeDocument/2006/customXml" ds:itemID="{F1789824-CF6F-40CE-8953-102E09D32B2A}">
   <ds:schemaRefs>
     <ds:schemaRef ds:uri="http://schemas.openxmlformats.org/officeDocument/2006/bibliography"/>
   </ds:schemaRefs>
